--- a/docs/clients/Individual_Spanercom/contracts/PV-OM-Contract-Spanercom-Anarita-2x5MW-apr2026.docx
+++ b/docs/clients/Individual_Spanercom/contracts/PV-OM-Contract-Spanercom-Anarita-2x5MW-apr2026.docx
@@ -102,7 +102,7 @@
                 <w:color w:val="404040"/>
                 <w:sz w:val="20"/>
               </w:rPr>
-              <w:t>Date:</w:t>
+              <w:t>Date of Signing:</w:t>
             </w:r>
           </w:p>
         </w:tc>
@@ -147,7 +147,38 @@
                 <w:color w:val="000000"/>
                 <w:sz w:val="20"/>
               </w:rPr>
-              <w:t>1 July 2026</w:t>
+              <w:t>23 April 2026</w:t>
+            </w:r>
+          </w:p>
+        </w:tc>
+      </w:tr>
+      <w:tr>
+        <w:tc>
+          <w:tcPr>
+            <w:tcW w:type="dxa" w:w="2835"/>
+          </w:tcPr>
+          <w:p>
+            <w:r>
+              <w:rPr>
+                <w:b/>
+                <w:color w:val="404040"/>
+                <w:sz w:val="20"/>
+              </w:rPr>
+              <w:t>Service Commencement:</w:t>
+            </w:r>
+          </w:p>
+        </w:tc>
+        <w:tc>
+          <w:tcPr>
+            <w:tcW w:type="dxa" w:w="6236"/>
+          </w:tcPr>
+          <w:p>
+            <w:r>
+              <w:rPr>
+                <w:color w:val="000000"/>
+                <w:sz w:val="20"/>
+              </w:rPr>
+              <w:t>1 May 2026</w:t>
             </w:r>
           </w:p>
         </w:tc>
@@ -355,6 +386,72 @@
           <w:color w:val="1A365D"/>
           <w:sz w:val="20"/>
         </w:rPr>
+        <w:t xml:space="preserve">"Effective Date"  </w:t>
+      </w:r>
+      <w:r>
+        <w:rPr>
+          <w:color w:val="000000"/>
+          <w:sz w:val="20"/>
+        </w:rPr>
+        <w:t>the date of signing of this Agreement, being 23 April 2026. The Effective Date governs contractual obligations, confidentiality, and dispute resolution from the moment of execution.</w:t>
+      </w:r>
+    </w:p>
+    <w:p>
+      <w:pPr>
+        <w:pStyle w:val="ListBullet"/>
+        <w:spacing w:after="60"/>
+        <w:ind w:left="283"/>
+      </w:pPr>
+      <w:r>
+        <w:rPr>
+          <w:b/>
+          <w:color w:val="1A365D"/>
+          <w:sz w:val="20"/>
+        </w:rPr>
+        <w:t xml:space="preserve">"Service Commencement Date"  </w:t>
+      </w:r>
+      <w:r>
+        <w:rPr>
+          <w:color w:val="000000"/>
+          <w:sz w:val="20"/>
+        </w:rPr>
+        <w:t>the date on which O&amp;M services, KPI measurement, and billing commence, being 1 May 2026. All performance guarantees, Availability calculations, and Service Fees are measured from the Service Commencement Date.</w:t>
+      </w:r>
+    </w:p>
+    <w:p>
+      <w:pPr>
+        <w:pStyle w:val="ListBullet"/>
+        <w:spacing w:after="60"/>
+        <w:ind w:left="283"/>
+      </w:pPr>
+      <w:r>
+        <w:rPr>
+          <w:b/>
+          <w:color w:val="1A365D"/>
+          <w:sz w:val="20"/>
+        </w:rPr>
+        <w:t xml:space="preserve">"Contract Year"  </w:t>
+      </w:r>
+      <w:r>
+        <w:rPr>
+          <w:color w:val="000000"/>
+          <w:sz w:val="20"/>
+        </w:rPr>
+        <w:t>each consecutive twelve (12) month period commencing on the Service Commencement Date.</w:t>
+      </w:r>
+    </w:p>
+    <w:p>
+      <w:pPr>
+        <w:pStyle w:val="ListBullet"/>
+        <w:spacing w:after="60"/>
+        <w:ind w:left="283"/>
+      </w:pPr>
+      <w:r>
+        <w:rPr>
+          <w:b/>
+          <w:color w:val="1A365D"/>
+          <w:sz w:val="20"/>
+        </w:rPr>
         <w:t xml:space="preserve">"Availability"  </w:t>
       </w:r>
       <w:r>
@@ -362,7 +459,7 @@
           <w:color w:val="000000"/>
           <w:sz w:val="20"/>
         </w:rPr>
-        <w:t>the ratio (expressed as a percentage) of hours in a measurement period during which each Park's AC output is capable of meeting its rated capacity, excluding Excused Downtime.</w:t>
+        <w:t>the ratio (expressed as a percentage) of time during a measurement period in which a Park's inverter systems are operational and capable of producing power when in-plane irradiance exceeds 50 W/m², as measured by the on-site meteorological station, excluding Excused Downtime. Calculated per IEC 61724-1 using SCADA data at 5-minute resolution.</w:t>
       </w:r>
     </w:p>
     <w:p>
@@ -384,7 +481,7 @@
           <w:color w:val="000000"/>
           <w:sz w:val="20"/>
         </w:rPr>
-        <w:t>99.0% measured on an annual rolling basis per Park.</w:t>
+        <w:t>99.0% measured on an annual rolling basis per Park, from the Service Commencement Date.</w:t>
       </w:r>
     </w:p>
     <w:p>
@@ -399,36 +496,14 @@
           <w:color w:val="1A365D"/>
           <w:sz w:val="20"/>
         </w:rPr>
-        <w:t xml:space="preserve">"Commencement Date"  </w:t>
+        <w:t xml:space="preserve">"Curtailment"  </w:t>
       </w:r>
       <w:r>
         <w:rPr>
           <w:color w:val="000000"/>
           <w:sz w:val="20"/>
         </w:rPr>
-        <w:t>the Effective Date of this Agreement, being 1 July 2026.</w:t>
-      </w:r>
-    </w:p>
-    <w:p>
-      <w:pPr>
-        <w:pStyle w:val="ListBullet"/>
-        <w:spacing w:after="60"/>
-        <w:ind w:left="283"/>
-      </w:pPr>
-      <w:r>
-        <w:rPr>
-          <w:b/>
-          <w:color w:val="1A365D"/>
-          <w:sz w:val="20"/>
-        </w:rPr>
-        <w:t xml:space="preserve">"Contract Year"  </w:t>
-      </w:r>
-      <w:r>
-        <w:rPr>
-          <w:color w:val="000000"/>
-          <w:sz w:val="20"/>
-        </w:rPr>
-        <w:t>each consecutive twelve (12) month period commencing on the Commencement Date.</w:t>
+        <w:t>any reduction or interruption of energy export imposed by the Distribution System Operator (DSO / EAC), the Transmission System Operator (TSO), or any grid operator, including but not limited to: ripple control signals, export limitation instructions, net billing cap restrictions, or any forced reduction not attributable to the Service Provider or to the condition of the Park equipment.</w:t>
       </w:r>
     </w:p>
     <w:p>
@@ -450,7 +525,7 @@
           <w:color w:val="000000"/>
           <w:sz w:val="20"/>
         </w:rPr>
-        <w:t>downtime caused by: (i) Force Majeure events; (ii) Client-instructed shutdowns; (iii) grid outages beyond the Substation; (iv) any defect or failure in equipment not maintained under this Agreement; (v) planned maintenance windows pre-agreed in writing.</w:t>
+        <w:t>downtime periods excluded from Availability and PR calculations, comprising: (i) Force Majeure events; (ii) Client-instructed shutdowns; (iii) Curtailment by DSO/TSO or any grid operator; (iv) grid outages beyond the Park substation; (v) any defect or failure in equipment not maintained under this Agreement; (vi) planned maintenance windows pre-agreed in writing; (vii) irradiance periods below 50 W/m²; (viii) sensor malfunction or SCADA data loss not attributable to the Service Provider.</w:t>
       </w:r>
     </w:p>
     <w:p>
@@ -472,7 +547,29 @@
           <w:color w:val="000000"/>
           <w:sz w:val="20"/>
         </w:rPr>
-        <w:t>the elapsed time from Service Provider's receipt of a fault notification to commencement of active remediation.</w:t>
+        <w:t>the elapsed time from the Service Provider's receipt of a fault notification (via SCADA alarm, email, or telephone) to commencement of active remediation. Response times apply during Service Hours for minor and cosmetic faults, and on a 24/7 basis for critical and major faults.</w:t>
+      </w:r>
+    </w:p>
+    <w:p>
+      <w:pPr>
+        <w:pStyle w:val="ListBullet"/>
+        <w:spacing w:after="60"/>
+        <w:ind w:left="283"/>
+      </w:pPr>
+      <w:r>
+        <w:rPr>
+          <w:b/>
+          <w:color w:val="1A365D"/>
+          <w:sz w:val="20"/>
+        </w:rPr>
+        <w:t xml:space="preserve">"Service Hours"  </w:t>
+      </w:r>
+      <w:r>
+        <w:rPr>
+          <w:color w:val="000000"/>
+          <w:sz w:val="20"/>
+        </w:rPr>
+        <w:t>Monday to Friday, 08:00–18:00 Cyprus local time (EET/EEST), excluding Cyprus public holidays. Emergency response for Critical and Major faults is provided 24/7 regardless of Service Hours.</w:t>
       </w:r>
     </w:p>
     <w:p>
@@ -516,7 +613,7 @@
           <w:color w:val="000000"/>
           <w:sz w:val="20"/>
         </w:rPr>
-        <w:t>the ratio of the measured specific energy yield (kWh/kWp) to the theoretically achievable yield, calculated per IEC 61724-1.</w:t>
+        <w:t>the ratio of the measured specific energy yield (kWh/kWp) to the theoretically achievable yield based on in-plane irradiation, calculated per IEC 61724-1, excluding Excused Downtime periods from both numerator and denominator.</w:t>
       </w:r>
     </w:p>
     <w:p>
@@ -582,7 +679,7 @@
           <w:color w:val="000000"/>
           <w:sz w:val="20"/>
         </w:rPr>
-        <w:t>the supervisory control and data acquisition system monitoring the Parks.</w:t>
+        <w:t>the supervisory control and data acquisition system monitoring the Parks. SCADA data constitutes the primary source of record for Availability and Performance Ratio measurement under this Agreement.</w:t>
       </w:r>
     </w:p>
     <w:p>
@@ -627,6 +724,24 @@
     </w:p>
     <w:p>
       <w:pPr>
+        <w:spacing w:before="200" w:after="80"/>
+        <w:jc w:val="left"/>
+        <w:pBdr>
+          <w:bottom w:val="single" w:sz="4" w:space="1" w:color="1A365D"/>
+        </w:pBdr>
+      </w:pPr>
+      <w:r>
+        <w:rPr>
+          <w:b/>
+          <w:i w:val="0"/>
+          <w:color w:val="C9A432"/>
+          <w:sz w:val="24"/>
+        </w:rPr>
+        <w:t>2.0  Service Package Overview &amp; Selected Configuration</w:t>
+      </w:r>
+    </w:p>
+    <w:p>
+      <w:pPr>
         <w:spacing w:before="0" w:after="120"/>
         <w:jc w:val="left"/>
       </w:pPr>
@@ -637,7 +752,2349 @@
           <w:color w:val="000000"/>
           <w:sz w:val="21"/>
         </w:rPr>
-        <w:t>The Service Provider shall provide the following Operation &amp; Maintenance services for both Parks throughout the Term of this Agreement:</w:t>
+        <w:t>Lighthief Cyprus Ltd offers O&amp;M services across four tiers. The table below shows the full service menu and the configuration selected under this Agreement (CUSTOM). Services marked with a dash are not included in the selected package and are available as billable add-ons under Article 10.</w:t>
+      </w:r>
+    </w:p>
+    <w:tbl>
+      <w:tblPr>
+        <w:tblStyle w:val="TableGrid"/>
+        <w:tblW w:type="auto" w:w="0"/>
+        <w:jc w:val="left"/>
+        <w:tblLook w:firstColumn="1" w:firstRow="1" w:lastColumn="0" w:lastRow="0" w:noHBand="0" w:noVBand="1" w:val="04A0"/>
+      </w:tblPr>
+      <w:tblGrid>
+        <w:gridCol w:w="1512"/>
+        <w:gridCol w:w="1512"/>
+        <w:gridCol w:w="1512"/>
+        <w:gridCol w:w="1512"/>
+        <w:gridCol w:w="1512"/>
+        <w:gridCol w:w="1512"/>
+      </w:tblGrid>
+      <w:tr>
+        <w:tc>
+          <w:tcPr>
+            <w:tcW w:type="dxa" w:w="1512"/>
+          </w:tcPr>
+          <w:p/>
+        </w:tc>
+        <w:tc>
+          <w:tcPr>
+            <w:tcW w:type="dxa" w:w="1512"/>
+          </w:tcPr>
+          <w:p/>
+        </w:tc>
+        <w:tc>
+          <w:tcPr>
+            <w:tcW w:type="dxa" w:w="1512"/>
+          </w:tcPr>
+          <w:p/>
+        </w:tc>
+        <w:tc>
+          <w:tcPr>
+            <w:tcW w:type="dxa" w:w="1512"/>
+          </w:tcPr>
+          <w:p/>
+        </w:tc>
+        <w:tc>
+          <w:tcPr>
+            <w:tcW w:type="dxa" w:w="1512"/>
+          </w:tcPr>
+          <w:p/>
+        </w:tc>
+        <w:tc>
+          <w:tcPr>
+            <w:tcW w:type="dxa" w:w="1512"/>
+          </w:tcPr>
+          <w:p/>
+        </w:tc>
+      </w:tr>
+      <w:tr>
+        <w:tc>
+          <w:tcPr>
+            <w:tcW w:type="dxa" w:w="3288"/>
+            <w:shd w:val="clear" w:color="auto" w:fill="1A365D"/>
+          </w:tcPr>
+          <w:p>
+            <w:pPr>
+              <w:spacing w:before="40" w:after="40"/>
+              <w:jc w:val="left"/>
+            </w:pPr>
+            <w:r>
+              <w:rPr>
+                <w:b/>
+                <w:color w:val="FFFFFF"/>
+                <w:sz w:val="19"/>
+              </w:rPr>
+              <w:t>Service</w:t>
+            </w:r>
+          </w:p>
+        </w:tc>
+        <w:tc>
+          <w:tcPr>
+            <w:tcW w:type="dxa" w:w="850"/>
+            <w:shd w:val="clear" w:color="auto" w:fill="1A365D"/>
+          </w:tcPr>
+          <w:p>
+            <w:pPr>
+              <w:spacing w:before="40" w:after="40"/>
+              <w:jc w:val="center"/>
+            </w:pPr>
+            <w:r>
+              <w:rPr>
+                <w:b/>
+                <w:color w:val="FFFFFF"/>
+                <w:sz w:val="19"/>
+              </w:rPr>
+              <w:t>ECO</w:t>
+            </w:r>
+          </w:p>
+        </w:tc>
+        <w:tc>
+          <w:tcPr>
+            <w:tcW w:type="dxa" w:w="850"/>
+            <w:shd w:val="clear" w:color="auto" w:fill="1A365D"/>
+          </w:tcPr>
+          <w:p>
+            <w:pPr>
+              <w:spacing w:before="40" w:after="40"/>
+              <w:jc w:val="center"/>
+            </w:pPr>
+            <w:r>
+              <w:rPr>
+                <w:b/>
+                <w:color w:val="FFFFFF"/>
+                <w:sz w:val="19"/>
+              </w:rPr>
+              <w:t>SILVER</w:t>
+            </w:r>
+          </w:p>
+        </w:tc>
+        <w:tc>
+          <w:tcPr>
+            <w:tcW w:type="dxa" w:w="850"/>
+            <w:shd w:val="clear" w:color="auto" w:fill="1A365D"/>
+          </w:tcPr>
+          <w:p>
+            <w:pPr>
+              <w:spacing w:before="40" w:after="40"/>
+              <w:jc w:val="center"/>
+            </w:pPr>
+            <w:r>
+              <w:rPr>
+                <w:b/>
+                <w:color w:val="FFFFFF"/>
+                <w:sz w:val="19"/>
+              </w:rPr>
+              <w:t>GOLD</w:t>
+            </w:r>
+          </w:p>
+        </w:tc>
+        <w:tc>
+          <w:tcPr>
+            <w:tcW w:type="dxa" w:w="1417"/>
+            <w:shd w:val="clear" w:color="auto" w:fill="1A365D"/>
+          </w:tcPr>
+          <w:p>
+            <w:pPr>
+              <w:spacing w:before="40" w:after="40"/>
+              <w:jc w:val="center"/>
+            </w:pPr>
+            <w:r>
+              <w:rPr>
+                <w:b/>
+                <w:color w:val="FFFFFF"/>
+                <w:sz w:val="19"/>
+              </w:rPr>
+              <w:t>CUSTOM</w:t>
+              <w:br/>
+              <w:t>(This Agreement)</w:t>
+            </w:r>
+          </w:p>
+        </w:tc>
+        <w:tc>
+          <w:tcPr>
+            <w:tcW w:type="dxa" w:w="1814"/>
+            <w:shd w:val="clear" w:color="auto" w:fill="1A365D"/>
+          </w:tcPr>
+          <w:p>
+            <w:pPr>
+              <w:spacing w:before="40" w:after="40"/>
+              <w:jc w:val="left"/>
+            </w:pPr>
+            <w:r>
+              <w:rPr>
+                <w:b/>
+                <w:color w:val="FFFFFF"/>
+                <w:sz w:val="19"/>
+              </w:rPr>
+              <w:t>Notes</w:t>
+            </w:r>
+          </w:p>
+        </w:tc>
+      </w:tr>
+      <w:tr>
+        <w:tc>
+          <w:tcPr>
+            <w:tcW w:type="dxa" w:w="3288"/>
+          </w:tcPr>
+          <w:p>
+            <w:pPr>
+              <w:spacing w:before="40" w:after="40"/>
+              <w:jc w:val="left"/>
+            </w:pPr>
+            <w:r>
+              <w:rPr>
+                <w:b w:val="0"/>
+                <w:color w:val="000000"/>
+                <w:sz w:val="18"/>
+              </w:rPr>
+              <w:t>SCADA 24/7 online monitoring</w:t>
+            </w:r>
+          </w:p>
+        </w:tc>
+        <w:tc>
+          <w:tcPr>
+            <w:tcW w:type="dxa" w:w="850"/>
+          </w:tcPr>
+          <w:p>
+            <w:pPr>
+              <w:spacing w:before="40" w:after="40"/>
+              <w:jc w:val="center"/>
+            </w:pPr>
+            <w:r>
+              <w:rPr>
+                <w:b w:val="0"/>
+                <w:color w:val="000000"/>
+                <w:sz w:val="18"/>
+              </w:rPr>
+              <w:t>Yes</w:t>
+            </w:r>
+          </w:p>
+        </w:tc>
+        <w:tc>
+          <w:tcPr>
+            <w:tcW w:type="dxa" w:w="850"/>
+          </w:tcPr>
+          <w:p>
+            <w:pPr>
+              <w:spacing w:before="40" w:after="40"/>
+              <w:jc w:val="center"/>
+            </w:pPr>
+            <w:r>
+              <w:rPr>
+                <w:b w:val="0"/>
+                <w:color w:val="000000"/>
+                <w:sz w:val="18"/>
+              </w:rPr>
+              <w:t>Yes</w:t>
+            </w:r>
+          </w:p>
+        </w:tc>
+        <w:tc>
+          <w:tcPr>
+            <w:tcW w:type="dxa" w:w="850"/>
+          </w:tcPr>
+          <w:p>
+            <w:pPr>
+              <w:spacing w:before="40" w:after="40"/>
+              <w:jc w:val="center"/>
+            </w:pPr>
+            <w:r>
+              <w:rPr>
+                <w:b w:val="0"/>
+                <w:color w:val="000000"/>
+                <w:sz w:val="18"/>
+              </w:rPr>
+              <w:t>Yes</w:t>
+            </w:r>
+          </w:p>
+        </w:tc>
+        <w:tc>
+          <w:tcPr>
+            <w:tcW w:type="dxa" w:w="1417"/>
+            <w:shd w:val="clear" w:color="auto" w:fill="FFF8E1"/>
+          </w:tcPr>
+          <w:p>
+            <w:pPr>
+              <w:spacing w:before="40" w:after="40"/>
+              <w:jc w:val="center"/>
+            </w:pPr>
+            <w:r>
+              <w:rPr>
+                <w:b/>
+                <w:color w:val="000000"/>
+                <w:sz w:val="18"/>
+              </w:rPr>
+              <w:t>Yes</w:t>
+            </w:r>
+          </w:p>
+        </w:tc>
+        <w:tc>
+          <w:tcPr>
+            <w:tcW w:type="dxa" w:w="1814"/>
+          </w:tcPr>
+          <w:p>
+            <w:pPr>
+              <w:spacing w:before="40" w:after="40"/>
+              <w:jc w:val="left"/>
+            </w:pPr>
+            <w:r>
+              <w:rPr>
+                <w:b w:val="0"/>
+                <w:color w:val="000000"/>
+                <w:sz w:val="18"/>
+              </w:rPr>
+              <w:t>Alarms, faults, production anomalies</w:t>
+            </w:r>
+          </w:p>
+        </w:tc>
+      </w:tr>
+      <w:tr>
+        <w:tc>
+          <w:tcPr>
+            <w:tcW w:type="dxa" w:w="3288"/>
+            <w:shd w:val="clear" w:color="auto" w:fill="F5F7FA"/>
+          </w:tcPr>
+          <w:p>
+            <w:pPr>
+              <w:spacing w:before="40" w:after="40"/>
+              <w:jc w:val="left"/>
+            </w:pPr>
+            <w:r>
+              <w:rPr>
+                <w:b w:val="0"/>
+                <w:color w:val="000000"/>
+                <w:sz w:val="18"/>
+              </w:rPr>
+              <w:t>Monthly performance reports</w:t>
+            </w:r>
+          </w:p>
+        </w:tc>
+        <w:tc>
+          <w:tcPr>
+            <w:tcW w:type="dxa" w:w="850"/>
+            <w:shd w:val="clear" w:color="auto" w:fill="F5F7FA"/>
+          </w:tcPr>
+          <w:p>
+            <w:pPr>
+              <w:spacing w:before="40" w:after="40"/>
+              <w:jc w:val="center"/>
+            </w:pPr>
+            <w:r>
+              <w:rPr>
+                <w:b w:val="0"/>
+                <w:color w:val="000000"/>
+                <w:sz w:val="18"/>
+              </w:rPr>
+              <w:t>Yes</w:t>
+            </w:r>
+          </w:p>
+        </w:tc>
+        <w:tc>
+          <w:tcPr>
+            <w:tcW w:type="dxa" w:w="850"/>
+            <w:shd w:val="clear" w:color="auto" w:fill="F5F7FA"/>
+          </w:tcPr>
+          <w:p>
+            <w:pPr>
+              <w:spacing w:before="40" w:after="40"/>
+              <w:jc w:val="center"/>
+            </w:pPr>
+            <w:r>
+              <w:rPr>
+                <w:b w:val="0"/>
+                <w:color w:val="000000"/>
+                <w:sz w:val="18"/>
+              </w:rPr>
+              <w:t>Yes</w:t>
+            </w:r>
+          </w:p>
+        </w:tc>
+        <w:tc>
+          <w:tcPr>
+            <w:tcW w:type="dxa" w:w="850"/>
+            <w:shd w:val="clear" w:color="auto" w:fill="F5F7FA"/>
+          </w:tcPr>
+          <w:p>
+            <w:pPr>
+              <w:spacing w:before="40" w:after="40"/>
+              <w:jc w:val="center"/>
+            </w:pPr>
+            <w:r>
+              <w:rPr>
+                <w:b w:val="0"/>
+                <w:color w:val="000000"/>
+                <w:sz w:val="18"/>
+              </w:rPr>
+              <w:t>Yes</w:t>
+            </w:r>
+          </w:p>
+        </w:tc>
+        <w:tc>
+          <w:tcPr>
+            <w:tcW w:type="dxa" w:w="1417"/>
+            <w:shd w:val="clear" w:color="auto" w:fill="FFF8E1"/>
+          </w:tcPr>
+          <w:p>
+            <w:pPr>
+              <w:spacing w:before="40" w:after="40"/>
+              <w:jc w:val="center"/>
+            </w:pPr>
+            <w:r>
+              <w:rPr>
+                <w:b/>
+                <w:color w:val="000000"/>
+                <w:sz w:val="18"/>
+              </w:rPr>
+              <w:t>Yes</w:t>
+            </w:r>
+          </w:p>
+        </w:tc>
+        <w:tc>
+          <w:tcPr>
+            <w:tcW w:type="dxa" w:w="1814"/>
+            <w:shd w:val="clear" w:color="auto" w:fill="F5F7FA"/>
+          </w:tcPr>
+          <w:p>
+            <w:pPr>
+              <w:spacing w:before="40" w:after="40"/>
+              <w:jc w:val="left"/>
+            </w:pPr>
+            <w:r>
+              <w:rPr>
+                <w:b w:val="0"/>
+                <w:color w:val="000000"/>
+                <w:sz w:val="18"/>
+              </w:rPr>
+              <w:t>12 reports/year per park</w:t>
+            </w:r>
+          </w:p>
+        </w:tc>
+      </w:tr>
+      <w:tr>
+        <w:tc>
+          <w:tcPr>
+            <w:tcW w:type="dxa" w:w="3288"/>
+          </w:tcPr>
+          <w:p>
+            <w:pPr>
+              <w:spacing w:before="40" w:after="40"/>
+              <w:jc w:val="left"/>
+            </w:pPr>
+            <w:r>
+              <w:rPr>
+                <w:b w:val="0"/>
+                <w:color w:val="000000"/>
+                <w:sz w:val="18"/>
+              </w:rPr>
+              <w:t>Periodic inspection</w:t>
+            </w:r>
+          </w:p>
+        </w:tc>
+        <w:tc>
+          <w:tcPr>
+            <w:tcW w:type="dxa" w:w="850"/>
+          </w:tcPr>
+          <w:p>
+            <w:pPr>
+              <w:spacing w:before="40" w:after="40"/>
+              <w:jc w:val="center"/>
+            </w:pPr>
+            <w:r>
+              <w:rPr>
+                <w:b w:val="0"/>
+                <w:color w:val="000000"/>
+                <w:sz w:val="18"/>
+              </w:rPr>
+              <w:t>2x/yr</w:t>
+            </w:r>
+          </w:p>
+        </w:tc>
+        <w:tc>
+          <w:tcPr>
+            <w:tcW w:type="dxa" w:w="850"/>
+          </w:tcPr>
+          <w:p>
+            <w:pPr>
+              <w:spacing w:before="40" w:after="40"/>
+              <w:jc w:val="center"/>
+            </w:pPr>
+            <w:r>
+              <w:rPr>
+                <w:b w:val="0"/>
+                <w:color w:val="000000"/>
+                <w:sz w:val="18"/>
+              </w:rPr>
+              <w:t>4x/yr</w:t>
+            </w:r>
+          </w:p>
+        </w:tc>
+        <w:tc>
+          <w:tcPr>
+            <w:tcW w:type="dxa" w:w="850"/>
+          </w:tcPr>
+          <w:p>
+            <w:pPr>
+              <w:spacing w:before="40" w:after="40"/>
+              <w:jc w:val="center"/>
+            </w:pPr>
+            <w:r>
+              <w:rPr>
+                <w:b w:val="0"/>
+                <w:color w:val="000000"/>
+                <w:sz w:val="18"/>
+              </w:rPr>
+              <w:t>6x/yr</w:t>
+            </w:r>
+          </w:p>
+        </w:tc>
+        <w:tc>
+          <w:tcPr>
+            <w:tcW w:type="dxa" w:w="1417"/>
+            <w:shd w:val="clear" w:color="auto" w:fill="FFF8E1"/>
+          </w:tcPr>
+          <w:p>
+            <w:pPr>
+              <w:spacing w:before="40" w:after="40"/>
+              <w:jc w:val="center"/>
+            </w:pPr>
+            <w:r>
+              <w:rPr>
+                <w:b/>
+                <w:color w:val="000000"/>
+                <w:sz w:val="18"/>
+              </w:rPr>
+              <w:t>2x/yr</w:t>
+            </w:r>
+          </w:p>
+        </w:tc>
+        <w:tc>
+          <w:tcPr>
+            <w:tcW w:type="dxa" w:w="1814"/>
+          </w:tcPr>
+          <w:p>
+            <w:pPr>
+              <w:spacing w:before="40" w:after="40"/>
+              <w:jc w:val="left"/>
+            </w:pPr>
+            <w:r>
+              <w:rPr>
+                <w:b w:val="0"/>
+                <w:color w:val="000000"/>
+                <w:sz w:val="18"/>
+              </w:rPr>
+              <w:t>Visual + electrical check per visit</w:t>
+            </w:r>
+          </w:p>
+        </w:tc>
+      </w:tr>
+      <w:tr>
+        <w:tc>
+          <w:tcPr>
+            <w:tcW w:type="dxa" w:w="3288"/>
+            <w:shd w:val="clear" w:color="auto" w:fill="F5F7FA"/>
+          </w:tcPr>
+          <w:p>
+            <w:pPr>
+              <w:spacing w:before="40" w:after="40"/>
+              <w:jc w:val="left"/>
+            </w:pPr>
+            <w:r>
+              <w:rPr>
+                <w:b w:val="0"/>
+                <w:color w:val="000000"/>
+                <w:sz w:val="18"/>
+              </w:rPr>
+              <w:t>IR thermography</w:t>
+            </w:r>
+          </w:p>
+        </w:tc>
+        <w:tc>
+          <w:tcPr>
+            <w:tcW w:type="dxa" w:w="850"/>
+            <w:shd w:val="clear" w:color="auto" w:fill="F5F7FA"/>
+          </w:tcPr>
+          <w:p>
+            <w:pPr>
+              <w:spacing w:before="40" w:after="40"/>
+              <w:jc w:val="center"/>
+            </w:pPr>
+            <w:r>
+              <w:rPr>
+                <w:b w:val="0"/>
+                <w:color w:val="000000"/>
+                <w:sz w:val="18"/>
+              </w:rPr>
+              <w:t>-</w:t>
+            </w:r>
+          </w:p>
+        </w:tc>
+        <w:tc>
+          <w:tcPr>
+            <w:tcW w:type="dxa" w:w="850"/>
+            <w:shd w:val="clear" w:color="auto" w:fill="F5F7FA"/>
+          </w:tcPr>
+          <w:p>
+            <w:pPr>
+              <w:spacing w:before="40" w:after="40"/>
+              <w:jc w:val="center"/>
+            </w:pPr>
+            <w:r>
+              <w:rPr>
+                <w:b w:val="0"/>
+                <w:color w:val="000000"/>
+                <w:sz w:val="18"/>
+              </w:rPr>
+              <w:t>Yes</w:t>
+            </w:r>
+          </w:p>
+        </w:tc>
+        <w:tc>
+          <w:tcPr>
+            <w:tcW w:type="dxa" w:w="850"/>
+            <w:shd w:val="clear" w:color="auto" w:fill="F5F7FA"/>
+          </w:tcPr>
+          <w:p>
+            <w:pPr>
+              <w:spacing w:before="40" w:after="40"/>
+              <w:jc w:val="center"/>
+            </w:pPr>
+            <w:r>
+              <w:rPr>
+                <w:b w:val="0"/>
+                <w:color w:val="000000"/>
+                <w:sz w:val="18"/>
+              </w:rPr>
+              <w:t>Yes</w:t>
+            </w:r>
+          </w:p>
+        </w:tc>
+        <w:tc>
+          <w:tcPr>
+            <w:tcW w:type="dxa" w:w="1417"/>
+            <w:shd w:val="clear" w:color="auto" w:fill="FFF8E1"/>
+          </w:tcPr>
+          <w:p>
+            <w:pPr>
+              <w:spacing w:before="40" w:after="40"/>
+              <w:jc w:val="center"/>
+            </w:pPr>
+            <w:r>
+              <w:rPr>
+                <w:b/>
+                <w:color w:val="000000"/>
+                <w:sz w:val="18"/>
+              </w:rPr>
+              <w:t>Yes</w:t>
+            </w:r>
+          </w:p>
+        </w:tc>
+        <w:tc>
+          <w:tcPr>
+            <w:tcW w:type="dxa" w:w="1814"/>
+            <w:shd w:val="clear" w:color="auto" w:fill="F5F7FA"/>
+          </w:tcPr>
+          <w:p>
+            <w:pPr>
+              <w:spacing w:before="40" w:after="40"/>
+              <w:jc w:val="left"/>
+            </w:pPr>
+            <w:r>
+              <w:rPr>
+                <w:b w:val="0"/>
+                <w:color w:val="000000"/>
+                <w:sz w:val="18"/>
+              </w:rPr>
+              <w:t>2x/year at each inspection visit</w:t>
+            </w:r>
+          </w:p>
+        </w:tc>
+      </w:tr>
+      <w:tr>
+        <w:tc>
+          <w:tcPr>
+            <w:tcW w:type="dxa" w:w="3288"/>
+          </w:tcPr>
+          <w:p>
+            <w:pPr>
+              <w:spacing w:before="40" w:after="40"/>
+              <w:jc w:val="left"/>
+            </w:pPr>
+            <w:r>
+              <w:rPr>
+                <w:b w:val="0"/>
+                <w:color w:val="000000"/>
+                <w:sz w:val="18"/>
+              </w:rPr>
+              <w:t>Panel cleaning</w:t>
+            </w:r>
+          </w:p>
+        </w:tc>
+        <w:tc>
+          <w:tcPr>
+            <w:tcW w:type="dxa" w:w="850"/>
+          </w:tcPr>
+          <w:p>
+            <w:pPr>
+              <w:spacing w:before="40" w:after="40"/>
+              <w:jc w:val="center"/>
+            </w:pPr>
+            <w:r>
+              <w:rPr>
+                <w:b w:val="0"/>
+                <w:color w:val="000000"/>
+                <w:sz w:val="18"/>
+              </w:rPr>
+              <w:t>-</w:t>
+            </w:r>
+          </w:p>
+        </w:tc>
+        <w:tc>
+          <w:tcPr>
+            <w:tcW w:type="dxa" w:w="850"/>
+          </w:tcPr>
+          <w:p>
+            <w:pPr>
+              <w:spacing w:before="40" w:after="40"/>
+              <w:jc w:val="center"/>
+            </w:pPr>
+            <w:r>
+              <w:rPr>
+                <w:b w:val="0"/>
+                <w:color w:val="000000"/>
+                <w:sz w:val="18"/>
+              </w:rPr>
+              <w:t>1x/yr</w:t>
+            </w:r>
+          </w:p>
+        </w:tc>
+        <w:tc>
+          <w:tcPr>
+            <w:tcW w:type="dxa" w:w="850"/>
+          </w:tcPr>
+          <w:p>
+            <w:pPr>
+              <w:spacing w:before="40" w:after="40"/>
+              <w:jc w:val="center"/>
+            </w:pPr>
+            <w:r>
+              <w:rPr>
+                <w:b w:val="0"/>
+                <w:color w:val="000000"/>
+                <w:sz w:val="18"/>
+              </w:rPr>
+              <w:t>2x/yr</w:t>
+            </w:r>
+          </w:p>
+        </w:tc>
+        <w:tc>
+          <w:tcPr>
+            <w:tcW w:type="dxa" w:w="1417"/>
+            <w:shd w:val="clear" w:color="auto" w:fill="FFF8E1"/>
+          </w:tcPr>
+          <w:p>
+            <w:pPr>
+              <w:spacing w:before="40" w:after="40"/>
+              <w:jc w:val="center"/>
+            </w:pPr>
+            <w:r>
+              <w:rPr>
+                <w:b/>
+                <w:color w:val="000000"/>
+                <w:sz w:val="18"/>
+              </w:rPr>
+              <w:t>2x/yr</w:t>
+            </w:r>
+          </w:p>
+        </w:tc>
+        <w:tc>
+          <w:tcPr>
+            <w:tcW w:type="dxa" w:w="1814"/>
+          </w:tcPr>
+          <w:p>
+            <w:pPr>
+              <w:spacing w:before="40" w:after="40"/>
+              <w:jc w:val="left"/>
+            </w:pPr>
+            <w:r>
+              <w:rPr>
+                <w:b w:val="0"/>
+                <w:color w:val="000000"/>
+                <w:sz w:val="18"/>
+              </w:rPr>
+              <w:t>IEC TS 62788 compliant, per visit</w:t>
+            </w:r>
+          </w:p>
+        </w:tc>
+      </w:tr>
+      <w:tr>
+        <w:tc>
+          <w:tcPr>
+            <w:tcW w:type="dxa" w:w="3288"/>
+            <w:shd w:val="clear" w:color="auto" w:fill="F5F7FA"/>
+          </w:tcPr>
+          <w:p>
+            <w:pPr>
+              <w:spacing w:before="40" w:after="40"/>
+              <w:jc w:val="left"/>
+            </w:pPr>
+            <w:r>
+              <w:rPr>
+                <w:b w:val="0"/>
+                <w:color w:val="000000"/>
+                <w:sz w:val="18"/>
+              </w:rPr>
+              <w:t>Vegetation / grass cutting</w:t>
+            </w:r>
+          </w:p>
+        </w:tc>
+        <w:tc>
+          <w:tcPr>
+            <w:tcW w:type="dxa" w:w="850"/>
+            <w:shd w:val="clear" w:color="auto" w:fill="F5F7FA"/>
+          </w:tcPr>
+          <w:p>
+            <w:pPr>
+              <w:spacing w:before="40" w:after="40"/>
+              <w:jc w:val="center"/>
+            </w:pPr>
+            <w:r>
+              <w:rPr>
+                <w:b w:val="0"/>
+                <w:color w:val="000000"/>
+                <w:sz w:val="18"/>
+              </w:rPr>
+              <w:t>-</w:t>
+            </w:r>
+          </w:p>
+        </w:tc>
+        <w:tc>
+          <w:tcPr>
+            <w:tcW w:type="dxa" w:w="850"/>
+            <w:shd w:val="clear" w:color="auto" w:fill="F5F7FA"/>
+          </w:tcPr>
+          <w:p>
+            <w:pPr>
+              <w:spacing w:before="40" w:after="40"/>
+              <w:jc w:val="center"/>
+            </w:pPr>
+            <w:r>
+              <w:rPr>
+                <w:b w:val="0"/>
+                <w:color w:val="000000"/>
+                <w:sz w:val="18"/>
+              </w:rPr>
+              <w:t>2x/yr</w:t>
+            </w:r>
+          </w:p>
+        </w:tc>
+        <w:tc>
+          <w:tcPr>
+            <w:tcW w:type="dxa" w:w="850"/>
+            <w:shd w:val="clear" w:color="auto" w:fill="F5F7FA"/>
+          </w:tcPr>
+          <w:p>
+            <w:pPr>
+              <w:spacing w:before="40" w:after="40"/>
+              <w:jc w:val="center"/>
+            </w:pPr>
+            <w:r>
+              <w:rPr>
+                <w:b w:val="0"/>
+                <w:color w:val="000000"/>
+                <w:sz w:val="18"/>
+              </w:rPr>
+              <w:t>4x/yr</w:t>
+            </w:r>
+          </w:p>
+        </w:tc>
+        <w:tc>
+          <w:tcPr>
+            <w:tcW w:type="dxa" w:w="1417"/>
+            <w:shd w:val="clear" w:color="auto" w:fill="FFF8E1"/>
+          </w:tcPr>
+          <w:p>
+            <w:pPr>
+              <w:spacing w:before="40" w:after="40"/>
+              <w:jc w:val="center"/>
+            </w:pPr>
+            <w:r>
+              <w:rPr>
+                <w:b/>
+                <w:color w:val="000000"/>
+                <w:sz w:val="18"/>
+              </w:rPr>
+              <w:t>4x/yr</w:t>
+            </w:r>
+          </w:p>
+        </w:tc>
+        <w:tc>
+          <w:tcPr>
+            <w:tcW w:type="dxa" w:w="1814"/>
+            <w:shd w:val="clear" w:color="auto" w:fill="F5F7FA"/>
+          </w:tcPr>
+          <w:p>
+            <w:pPr>
+              <w:spacing w:before="40" w:after="40"/>
+              <w:jc w:val="left"/>
+            </w:pPr>
+            <w:r>
+              <w:rPr>
+                <w:b w:val="0"/>
+                <w:color w:val="000000"/>
+                <w:sz w:val="18"/>
+              </w:rPr>
+              <w:t>Spring, early summer, late summer, autumn</w:t>
+            </w:r>
+          </w:p>
+        </w:tc>
+      </w:tr>
+      <w:tr>
+        <w:tc>
+          <w:tcPr>
+            <w:tcW w:type="dxa" w:w="3288"/>
+          </w:tcPr>
+          <w:p>
+            <w:pPr>
+              <w:spacing w:before="40" w:after="40"/>
+              <w:jc w:val="left"/>
+            </w:pPr>
+            <w:r>
+              <w:rPr>
+                <w:b w:val="0"/>
+                <w:color w:val="000000"/>
+                <w:sz w:val="18"/>
+              </w:rPr>
+              <w:t>Corrective call-outs (included)</w:t>
+            </w:r>
+          </w:p>
+        </w:tc>
+        <w:tc>
+          <w:tcPr>
+            <w:tcW w:type="dxa" w:w="850"/>
+          </w:tcPr>
+          <w:p>
+            <w:pPr>
+              <w:spacing w:before="40" w:after="40"/>
+              <w:jc w:val="center"/>
+            </w:pPr>
+            <w:r>
+              <w:rPr>
+                <w:b w:val="0"/>
+                <w:color w:val="000000"/>
+                <w:sz w:val="18"/>
+              </w:rPr>
+              <w:t>0</w:t>
+            </w:r>
+          </w:p>
+        </w:tc>
+        <w:tc>
+          <w:tcPr>
+            <w:tcW w:type="dxa" w:w="850"/>
+          </w:tcPr>
+          <w:p>
+            <w:pPr>
+              <w:spacing w:before="40" w:after="40"/>
+              <w:jc w:val="center"/>
+            </w:pPr>
+            <w:r>
+              <w:rPr>
+                <w:b w:val="0"/>
+                <w:color w:val="000000"/>
+                <w:sz w:val="18"/>
+              </w:rPr>
+              <w:t>2/park</w:t>
+            </w:r>
+          </w:p>
+        </w:tc>
+        <w:tc>
+          <w:tcPr>
+            <w:tcW w:type="dxa" w:w="850"/>
+          </w:tcPr>
+          <w:p>
+            <w:pPr>
+              <w:spacing w:before="40" w:after="40"/>
+              <w:jc w:val="center"/>
+            </w:pPr>
+            <w:r>
+              <w:rPr>
+                <w:b w:val="0"/>
+                <w:color w:val="000000"/>
+                <w:sz w:val="18"/>
+              </w:rPr>
+              <w:t>4/park</w:t>
+            </w:r>
+          </w:p>
+        </w:tc>
+        <w:tc>
+          <w:tcPr>
+            <w:tcW w:type="dxa" w:w="1417"/>
+            <w:shd w:val="clear" w:color="auto" w:fill="FFF8E1"/>
+          </w:tcPr>
+          <w:p>
+            <w:pPr>
+              <w:spacing w:before="40" w:after="40"/>
+              <w:jc w:val="center"/>
+            </w:pPr>
+            <w:r>
+              <w:rPr>
+                <w:b/>
+                <w:color w:val="000000"/>
+                <w:sz w:val="18"/>
+              </w:rPr>
+              <w:t>6/park</w:t>
+            </w:r>
+          </w:p>
+        </w:tc>
+        <w:tc>
+          <w:tcPr>
+            <w:tcW w:type="dxa" w:w="1814"/>
+          </w:tcPr>
+          <w:p>
+            <w:pPr>
+              <w:spacing w:before="40" w:after="40"/>
+              <w:jc w:val="left"/>
+            </w:pPr>
+            <w:r>
+              <w:rPr>
+                <w:b w:val="0"/>
+                <w:color w:val="000000"/>
+                <w:sz w:val="18"/>
+              </w:rPr>
+              <w:t>On-site; remote resolutions unlimited</w:t>
+            </w:r>
+          </w:p>
+        </w:tc>
+      </w:tr>
+      <w:tr>
+        <w:tc>
+          <w:tcPr>
+            <w:tcW w:type="dxa" w:w="3288"/>
+            <w:shd w:val="clear" w:color="auto" w:fill="F5F7FA"/>
+          </w:tcPr>
+          <w:p>
+            <w:pPr>
+              <w:spacing w:before="40" w:after="40"/>
+              <w:jc w:val="left"/>
+            </w:pPr>
+            <w:r>
+              <w:rPr>
+                <w:b w:val="0"/>
+                <w:color w:val="000000"/>
+                <w:sz w:val="18"/>
+              </w:rPr>
+              <w:t>Electrical safety inspections</w:t>
+            </w:r>
+          </w:p>
+        </w:tc>
+        <w:tc>
+          <w:tcPr>
+            <w:tcW w:type="dxa" w:w="850"/>
+            <w:shd w:val="clear" w:color="auto" w:fill="F5F7FA"/>
+          </w:tcPr>
+          <w:p>
+            <w:pPr>
+              <w:spacing w:before="40" w:after="40"/>
+              <w:jc w:val="center"/>
+            </w:pPr>
+            <w:r>
+              <w:rPr>
+                <w:b w:val="0"/>
+                <w:color w:val="000000"/>
+                <w:sz w:val="18"/>
+              </w:rPr>
+              <w:t>-</w:t>
+            </w:r>
+          </w:p>
+        </w:tc>
+        <w:tc>
+          <w:tcPr>
+            <w:tcW w:type="dxa" w:w="850"/>
+            <w:shd w:val="clear" w:color="auto" w:fill="F5F7FA"/>
+          </w:tcPr>
+          <w:p>
+            <w:pPr>
+              <w:spacing w:before="40" w:after="40"/>
+              <w:jc w:val="center"/>
+            </w:pPr>
+            <w:r>
+              <w:rPr>
+                <w:b w:val="0"/>
+                <w:color w:val="000000"/>
+                <w:sz w:val="18"/>
+              </w:rPr>
+              <w:t>Yes</w:t>
+            </w:r>
+          </w:p>
+        </w:tc>
+        <w:tc>
+          <w:tcPr>
+            <w:tcW w:type="dxa" w:w="850"/>
+            <w:shd w:val="clear" w:color="auto" w:fill="F5F7FA"/>
+          </w:tcPr>
+          <w:p>
+            <w:pPr>
+              <w:spacing w:before="40" w:after="40"/>
+              <w:jc w:val="center"/>
+            </w:pPr>
+            <w:r>
+              <w:rPr>
+                <w:b w:val="0"/>
+                <w:color w:val="000000"/>
+                <w:sz w:val="18"/>
+              </w:rPr>
+              <w:t>Yes</w:t>
+            </w:r>
+          </w:p>
+        </w:tc>
+        <w:tc>
+          <w:tcPr>
+            <w:tcW w:type="dxa" w:w="1417"/>
+            <w:shd w:val="clear" w:color="auto" w:fill="FFF8E1"/>
+          </w:tcPr>
+          <w:p>
+            <w:pPr>
+              <w:spacing w:before="40" w:after="40"/>
+              <w:jc w:val="center"/>
+            </w:pPr>
+            <w:r>
+              <w:rPr>
+                <w:b/>
+                <w:color w:val="000000"/>
+                <w:sz w:val="18"/>
+              </w:rPr>
+              <w:t>Yes</w:t>
+            </w:r>
+          </w:p>
+        </w:tc>
+        <w:tc>
+          <w:tcPr>
+            <w:tcW w:type="dxa" w:w="1814"/>
+            <w:shd w:val="clear" w:color="auto" w:fill="F5F7FA"/>
+          </w:tcPr>
+          <w:p>
+            <w:pPr>
+              <w:spacing w:before="40" w:after="40"/>
+              <w:jc w:val="left"/>
+            </w:pPr>
+            <w:r>
+              <w:rPr>
+                <w:b w:val="0"/>
+                <w:color w:val="000000"/>
+                <w:sz w:val="18"/>
+              </w:rPr>
+              <w:t>Annual IR test, earth continuity, IEC 62446-1</w:t>
+            </w:r>
+          </w:p>
+        </w:tc>
+      </w:tr>
+      <w:tr>
+        <w:tc>
+          <w:tcPr>
+            <w:tcW w:type="dxa" w:w="3288"/>
+          </w:tcPr>
+          <w:p>
+            <w:pPr>
+              <w:spacing w:before="40" w:after="40"/>
+              <w:jc w:val="left"/>
+            </w:pPr>
+            <w:r>
+              <w:rPr>
+                <w:b w:val="0"/>
+                <w:color w:val="000000"/>
+                <w:sz w:val="18"/>
+              </w:rPr>
+              <w:t>Spare parts inventory management</w:t>
+            </w:r>
+          </w:p>
+        </w:tc>
+        <w:tc>
+          <w:tcPr>
+            <w:tcW w:type="dxa" w:w="850"/>
+          </w:tcPr>
+          <w:p>
+            <w:pPr>
+              <w:spacing w:before="40" w:after="40"/>
+              <w:jc w:val="center"/>
+            </w:pPr>
+            <w:r>
+              <w:rPr>
+                <w:b w:val="0"/>
+                <w:color w:val="000000"/>
+                <w:sz w:val="18"/>
+              </w:rPr>
+              <w:t>-</w:t>
+            </w:r>
+          </w:p>
+        </w:tc>
+        <w:tc>
+          <w:tcPr>
+            <w:tcW w:type="dxa" w:w="850"/>
+          </w:tcPr>
+          <w:p>
+            <w:pPr>
+              <w:spacing w:before="40" w:after="40"/>
+              <w:jc w:val="center"/>
+            </w:pPr>
+            <w:r>
+              <w:rPr>
+                <w:b w:val="0"/>
+                <w:color w:val="000000"/>
+                <w:sz w:val="18"/>
+              </w:rPr>
+              <w:t>Yes</w:t>
+            </w:r>
+          </w:p>
+        </w:tc>
+        <w:tc>
+          <w:tcPr>
+            <w:tcW w:type="dxa" w:w="850"/>
+          </w:tcPr>
+          <w:p>
+            <w:pPr>
+              <w:spacing w:before="40" w:after="40"/>
+              <w:jc w:val="center"/>
+            </w:pPr>
+            <w:r>
+              <w:rPr>
+                <w:b w:val="0"/>
+                <w:color w:val="000000"/>
+                <w:sz w:val="18"/>
+              </w:rPr>
+              <w:t>Yes</w:t>
+            </w:r>
+          </w:p>
+        </w:tc>
+        <w:tc>
+          <w:tcPr>
+            <w:tcW w:type="dxa" w:w="1417"/>
+            <w:shd w:val="clear" w:color="auto" w:fill="FFF8E1"/>
+          </w:tcPr>
+          <w:p>
+            <w:pPr>
+              <w:spacing w:before="40" w:after="40"/>
+              <w:jc w:val="center"/>
+            </w:pPr>
+            <w:r>
+              <w:rPr>
+                <w:b/>
+                <w:color w:val="000000"/>
+                <w:sz w:val="18"/>
+              </w:rPr>
+              <w:t>Yes</w:t>
+            </w:r>
+          </w:p>
+        </w:tc>
+        <w:tc>
+          <w:tcPr>
+            <w:tcW w:type="dxa" w:w="1814"/>
+          </w:tcPr>
+          <w:p>
+            <w:pPr>
+              <w:spacing w:before="40" w:after="40"/>
+              <w:jc w:val="left"/>
+            </w:pPr>
+            <w:r>
+              <w:rPr>
+                <w:b w:val="0"/>
+                <w:color w:val="000000"/>
+                <w:sz w:val="18"/>
+              </w:rPr>
+              <w:t>Consumables: fuses, SPDs, filters</w:t>
+            </w:r>
+          </w:p>
+        </w:tc>
+      </w:tr>
+      <w:tr>
+        <w:tc>
+          <w:tcPr>
+            <w:tcW w:type="dxa" w:w="3288"/>
+            <w:shd w:val="clear" w:color="auto" w:fill="F5F7FA"/>
+          </w:tcPr>
+          <w:p>
+            <w:pPr>
+              <w:spacing w:before="40" w:after="40"/>
+              <w:jc w:val="left"/>
+            </w:pPr>
+            <w:r>
+              <w:rPr>
+                <w:b w:val="0"/>
+                <w:color w:val="000000"/>
+                <w:sz w:val="18"/>
+              </w:rPr>
+              <w:t>HSE compliance &amp; site register</w:t>
+            </w:r>
+          </w:p>
+        </w:tc>
+        <w:tc>
+          <w:tcPr>
+            <w:tcW w:type="dxa" w:w="850"/>
+            <w:shd w:val="clear" w:color="auto" w:fill="F5F7FA"/>
+          </w:tcPr>
+          <w:p>
+            <w:pPr>
+              <w:spacing w:before="40" w:after="40"/>
+              <w:jc w:val="center"/>
+            </w:pPr>
+            <w:r>
+              <w:rPr>
+                <w:b w:val="0"/>
+                <w:color w:val="000000"/>
+                <w:sz w:val="18"/>
+              </w:rPr>
+              <w:t>-</w:t>
+            </w:r>
+          </w:p>
+        </w:tc>
+        <w:tc>
+          <w:tcPr>
+            <w:tcW w:type="dxa" w:w="850"/>
+            <w:shd w:val="clear" w:color="auto" w:fill="F5F7FA"/>
+          </w:tcPr>
+          <w:p>
+            <w:pPr>
+              <w:spacing w:before="40" w:after="40"/>
+              <w:jc w:val="center"/>
+            </w:pPr>
+            <w:r>
+              <w:rPr>
+                <w:b w:val="0"/>
+                <w:color w:val="000000"/>
+                <w:sz w:val="18"/>
+              </w:rPr>
+              <w:t>Yes</w:t>
+            </w:r>
+          </w:p>
+        </w:tc>
+        <w:tc>
+          <w:tcPr>
+            <w:tcW w:type="dxa" w:w="850"/>
+            <w:shd w:val="clear" w:color="auto" w:fill="F5F7FA"/>
+          </w:tcPr>
+          <w:p>
+            <w:pPr>
+              <w:spacing w:before="40" w:after="40"/>
+              <w:jc w:val="center"/>
+            </w:pPr>
+            <w:r>
+              <w:rPr>
+                <w:b w:val="0"/>
+                <w:color w:val="000000"/>
+                <w:sz w:val="18"/>
+              </w:rPr>
+              <w:t>Yes</w:t>
+            </w:r>
+          </w:p>
+        </w:tc>
+        <w:tc>
+          <w:tcPr>
+            <w:tcW w:type="dxa" w:w="1417"/>
+            <w:shd w:val="clear" w:color="auto" w:fill="FFF8E1"/>
+          </w:tcPr>
+          <w:p>
+            <w:pPr>
+              <w:spacing w:before="40" w:after="40"/>
+              <w:jc w:val="center"/>
+            </w:pPr>
+            <w:r>
+              <w:rPr>
+                <w:b/>
+                <w:color w:val="000000"/>
+                <w:sz w:val="18"/>
+              </w:rPr>
+              <w:t>Yes</w:t>
+            </w:r>
+          </w:p>
+        </w:tc>
+        <w:tc>
+          <w:tcPr>
+            <w:tcW w:type="dxa" w:w="1814"/>
+            <w:shd w:val="clear" w:color="auto" w:fill="F5F7FA"/>
+          </w:tcPr>
+          <w:p>
+            <w:pPr>
+              <w:spacing w:before="40" w:after="40"/>
+              <w:jc w:val="left"/>
+            </w:pPr>
+            <w:r>
+              <w:rPr>
+                <w:b w:val="0"/>
+                <w:color w:val="000000"/>
+                <w:sz w:val="18"/>
+              </w:rPr>
+              <w:t>Site HSE plan, toolbox talks, waste disposal</w:t>
+            </w:r>
+          </w:p>
+        </w:tc>
+      </w:tr>
+      <w:tr>
+        <w:tc>
+          <w:tcPr>
+            <w:tcW w:type="dxa" w:w="3288"/>
+          </w:tcPr>
+          <w:p>
+            <w:pPr>
+              <w:spacing w:before="40" w:after="40"/>
+              <w:jc w:val="left"/>
+            </w:pPr>
+            <w:r>
+              <w:rPr>
+                <w:b w:val="0"/>
+                <w:color w:val="000000"/>
+                <w:sz w:val="18"/>
+              </w:rPr>
+              <w:t>Annual summary report</w:t>
+            </w:r>
+          </w:p>
+        </w:tc>
+        <w:tc>
+          <w:tcPr>
+            <w:tcW w:type="dxa" w:w="850"/>
+          </w:tcPr>
+          <w:p>
+            <w:pPr>
+              <w:spacing w:before="40" w:after="40"/>
+              <w:jc w:val="center"/>
+            </w:pPr>
+            <w:r>
+              <w:rPr>
+                <w:b w:val="0"/>
+                <w:color w:val="000000"/>
+                <w:sz w:val="18"/>
+              </w:rPr>
+              <w:t>-</w:t>
+            </w:r>
+          </w:p>
+        </w:tc>
+        <w:tc>
+          <w:tcPr>
+            <w:tcW w:type="dxa" w:w="850"/>
+          </w:tcPr>
+          <w:p>
+            <w:pPr>
+              <w:spacing w:before="40" w:after="40"/>
+              <w:jc w:val="center"/>
+            </w:pPr>
+            <w:r>
+              <w:rPr>
+                <w:b w:val="0"/>
+                <w:color w:val="000000"/>
+                <w:sz w:val="18"/>
+              </w:rPr>
+              <w:t>Yes</w:t>
+            </w:r>
+          </w:p>
+        </w:tc>
+        <w:tc>
+          <w:tcPr>
+            <w:tcW w:type="dxa" w:w="850"/>
+          </w:tcPr>
+          <w:p>
+            <w:pPr>
+              <w:spacing w:before="40" w:after="40"/>
+              <w:jc w:val="center"/>
+            </w:pPr>
+            <w:r>
+              <w:rPr>
+                <w:b w:val="0"/>
+                <w:color w:val="000000"/>
+                <w:sz w:val="18"/>
+              </w:rPr>
+              <w:t>Yes</w:t>
+            </w:r>
+          </w:p>
+        </w:tc>
+        <w:tc>
+          <w:tcPr>
+            <w:tcW w:type="dxa" w:w="1417"/>
+            <w:shd w:val="clear" w:color="auto" w:fill="FFF8E1"/>
+          </w:tcPr>
+          <w:p>
+            <w:pPr>
+              <w:spacing w:before="40" w:after="40"/>
+              <w:jc w:val="center"/>
+            </w:pPr>
+            <w:r>
+              <w:rPr>
+                <w:b/>
+                <w:color w:val="000000"/>
+                <w:sz w:val="18"/>
+              </w:rPr>
+              <w:t>Yes</w:t>
+            </w:r>
+          </w:p>
+        </w:tc>
+        <w:tc>
+          <w:tcPr>
+            <w:tcW w:type="dxa" w:w="1814"/>
+          </w:tcPr>
+          <w:p>
+            <w:pPr>
+              <w:spacing w:before="40" w:after="40"/>
+              <w:jc w:val="left"/>
+            </w:pPr>
+            <w:r>
+              <w:rPr>
+                <w:b w:val="0"/>
+                <w:color w:val="000000"/>
+                <w:sz w:val="18"/>
+              </w:rPr>
+              <w:t>Year-on-year comparison + next-year plan</w:t>
+            </w:r>
+          </w:p>
+        </w:tc>
+      </w:tr>
+      <w:tr>
+        <w:tc>
+          <w:tcPr>
+            <w:tcW w:type="dxa" w:w="3288"/>
+            <w:shd w:val="clear" w:color="auto" w:fill="F5F7FA"/>
+          </w:tcPr>
+          <w:p>
+            <w:pPr>
+              <w:spacing w:before="40" w:after="40"/>
+              <w:jc w:val="left"/>
+            </w:pPr>
+            <w:r>
+              <w:rPr>
+                <w:b w:val="0"/>
+                <w:color w:val="000000"/>
+                <w:sz w:val="18"/>
+              </w:rPr>
+              <w:t>Transformer general audit</w:t>
+            </w:r>
+          </w:p>
+        </w:tc>
+        <w:tc>
+          <w:tcPr>
+            <w:tcW w:type="dxa" w:w="850"/>
+            <w:shd w:val="clear" w:color="auto" w:fill="F5F7FA"/>
+          </w:tcPr>
+          <w:p>
+            <w:pPr>
+              <w:spacing w:before="40" w:after="40"/>
+              <w:jc w:val="center"/>
+            </w:pPr>
+            <w:r>
+              <w:rPr>
+                <w:b w:val="0"/>
+                <w:color w:val="000000"/>
+                <w:sz w:val="18"/>
+              </w:rPr>
+              <w:t>-</w:t>
+            </w:r>
+          </w:p>
+        </w:tc>
+        <w:tc>
+          <w:tcPr>
+            <w:tcW w:type="dxa" w:w="850"/>
+            <w:shd w:val="clear" w:color="auto" w:fill="F5F7FA"/>
+          </w:tcPr>
+          <w:p>
+            <w:pPr>
+              <w:spacing w:before="40" w:after="40"/>
+              <w:jc w:val="center"/>
+            </w:pPr>
+            <w:r>
+              <w:rPr>
+                <w:b w:val="0"/>
+                <w:color w:val="000000"/>
+                <w:sz w:val="18"/>
+              </w:rPr>
+              <w:t>-</w:t>
+            </w:r>
+          </w:p>
+        </w:tc>
+        <w:tc>
+          <w:tcPr>
+            <w:tcW w:type="dxa" w:w="850"/>
+            <w:shd w:val="clear" w:color="auto" w:fill="F5F7FA"/>
+          </w:tcPr>
+          <w:p>
+            <w:pPr>
+              <w:spacing w:before="40" w:after="40"/>
+              <w:jc w:val="center"/>
+            </w:pPr>
+            <w:r>
+              <w:rPr>
+                <w:b w:val="0"/>
+                <w:color w:val="000000"/>
+                <w:sz w:val="18"/>
+              </w:rPr>
+              <w:t>Yes</w:t>
+            </w:r>
+          </w:p>
+        </w:tc>
+        <w:tc>
+          <w:tcPr>
+            <w:tcW w:type="dxa" w:w="1417"/>
+            <w:shd w:val="clear" w:color="auto" w:fill="F5F7FA"/>
+          </w:tcPr>
+          <w:p>
+            <w:pPr>
+              <w:spacing w:before="40" w:after="40"/>
+              <w:jc w:val="center"/>
+            </w:pPr>
+            <w:r>
+              <w:rPr>
+                <w:b/>
+                <w:color w:val="000000"/>
+                <w:sz w:val="18"/>
+              </w:rPr>
+              <w:t>-</w:t>
+            </w:r>
+          </w:p>
+        </w:tc>
+        <w:tc>
+          <w:tcPr>
+            <w:tcW w:type="dxa" w:w="1814"/>
+            <w:shd w:val="clear" w:color="auto" w:fill="F5F7FA"/>
+          </w:tcPr>
+          <w:p>
+            <w:pPr>
+              <w:spacing w:before="40" w:after="40"/>
+              <w:jc w:val="left"/>
+            </w:pPr>
+            <w:r>
+              <w:rPr>
+                <w:b w:val="0"/>
+                <w:color w:val="000000"/>
+                <w:sz w:val="18"/>
+              </w:rPr>
+              <w:t>Available as add-on (Article 10)</w:t>
+            </w:r>
+          </w:p>
+        </w:tc>
+      </w:tr>
+      <w:tr>
+        <w:tc>
+          <w:tcPr>
+            <w:tcW w:type="dxa" w:w="3288"/>
+          </w:tcPr>
+          <w:p>
+            <w:pPr>
+              <w:spacing w:before="40" w:after="40"/>
+              <w:jc w:val="left"/>
+            </w:pPr>
+            <w:r>
+              <w:rPr>
+                <w:b w:val="0"/>
+                <w:color w:val="000000"/>
+                <w:sz w:val="18"/>
+              </w:rPr>
+              <w:t>Insurance management</w:t>
+            </w:r>
+          </w:p>
+        </w:tc>
+        <w:tc>
+          <w:tcPr>
+            <w:tcW w:type="dxa" w:w="850"/>
+          </w:tcPr>
+          <w:p>
+            <w:pPr>
+              <w:spacing w:before="40" w:after="40"/>
+              <w:jc w:val="center"/>
+            </w:pPr>
+            <w:r>
+              <w:rPr>
+                <w:b w:val="0"/>
+                <w:color w:val="000000"/>
+                <w:sz w:val="18"/>
+              </w:rPr>
+              <w:t>-</w:t>
+            </w:r>
+          </w:p>
+        </w:tc>
+        <w:tc>
+          <w:tcPr>
+            <w:tcW w:type="dxa" w:w="850"/>
+          </w:tcPr>
+          <w:p>
+            <w:pPr>
+              <w:spacing w:before="40" w:after="40"/>
+              <w:jc w:val="center"/>
+            </w:pPr>
+            <w:r>
+              <w:rPr>
+                <w:b w:val="0"/>
+                <w:color w:val="000000"/>
+                <w:sz w:val="18"/>
+              </w:rPr>
+              <w:t>Yes</w:t>
+            </w:r>
+          </w:p>
+        </w:tc>
+        <w:tc>
+          <w:tcPr>
+            <w:tcW w:type="dxa" w:w="850"/>
+          </w:tcPr>
+          <w:p>
+            <w:pPr>
+              <w:spacing w:before="40" w:after="40"/>
+              <w:jc w:val="center"/>
+            </w:pPr>
+            <w:r>
+              <w:rPr>
+                <w:b w:val="0"/>
+                <w:color w:val="000000"/>
+                <w:sz w:val="18"/>
+              </w:rPr>
+              <w:t>Yes</w:t>
+            </w:r>
+          </w:p>
+        </w:tc>
+        <w:tc>
+          <w:tcPr>
+            <w:tcW w:type="dxa" w:w="1417"/>
+          </w:tcPr>
+          <w:p>
+            <w:pPr>
+              <w:spacing w:before="40" w:after="40"/>
+              <w:jc w:val="center"/>
+            </w:pPr>
+            <w:r>
+              <w:rPr>
+                <w:b/>
+                <w:color w:val="000000"/>
+                <w:sz w:val="18"/>
+              </w:rPr>
+              <w:t>-</w:t>
+            </w:r>
+          </w:p>
+        </w:tc>
+        <w:tc>
+          <w:tcPr>
+            <w:tcW w:type="dxa" w:w="1814"/>
+          </w:tcPr>
+          <w:p>
+            <w:pPr>
+              <w:spacing w:before="40" w:after="40"/>
+              <w:jc w:val="left"/>
+            </w:pPr>
+            <w:r>
+              <w:rPr>
+                <w:b w:val="0"/>
+                <w:color w:val="000000"/>
+                <w:sz w:val="18"/>
+              </w:rPr>
+              <w:t>Not required — Client manages own cover</w:t>
+            </w:r>
+          </w:p>
+        </w:tc>
+      </w:tr>
+      <w:tr>
+        <w:tc>
+          <w:tcPr>
+            <w:tcW w:type="dxa" w:w="3288"/>
+            <w:shd w:val="clear" w:color="auto" w:fill="F5F7FA"/>
+          </w:tcPr>
+          <w:p>
+            <w:pPr>
+              <w:spacing w:before="40" w:after="40"/>
+              <w:jc w:val="left"/>
+            </w:pPr>
+            <w:r>
+              <w:rPr>
+                <w:b w:val="0"/>
+                <w:color w:val="000000"/>
+                <w:sz w:val="18"/>
+              </w:rPr>
+              <w:t>PPA / energy contract management</w:t>
+            </w:r>
+          </w:p>
+        </w:tc>
+        <w:tc>
+          <w:tcPr>
+            <w:tcW w:type="dxa" w:w="850"/>
+            <w:shd w:val="clear" w:color="auto" w:fill="F5F7FA"/>
+          </w:tcPr>
+          <w:p>
+            <w:pPr>
+              <w:spacing w:before="40" w:after="40"/>
+              <w:jc w:val="center"/>
+            </w:pPr>
+            <w:r>
+              <w:rPr>
+                <w:b w:val="0"/>
+                <w:color w:val="000000"/>
+                <w:sz w:val="18"/>
+              </w:rPr>
+              <w:t>-</w:t>
+            </w:r>
+          </w:p>
+        </w:tc>
+        <w:tc>
+          <w:tcPr>
+            <w:tcW w:type="dxa" w:w="850"/>
+            <w:shd w:val="clear" w:color="auto" w:fill="F5F7FA"/>
+          </w:tcPr>
+          <w:p>
+            <w:pPr>
+              <w:spacing w:before="40" w:after="40"/>
+              <w:jc w:val="center"/>
+            </w:pPr>
+            <w:r>
+              <w:rPr>
+                <w:b w:val="0"/>
+                <w:color w:val="000000"/>
+                <w:sz w:val="18"/>
+              </w:rPr>
+              <w:t>-</w:t>
+            </w:r>
+          </w:p>
+        </w:tc>
+        <w:tc>
+          <w:tcPr>
+            <w:tcW w:type="dxa" w:w="850"/>
+            <w:shd w:val="clear" w:color="auto" w:fill="F5F7FA"/>
+          </w:tcPr>
+          <w:p>
+            <w:pPr>
+              <w:spacing w:before="40" w:after="40"/>
+              <w:jc w:val="center"/>
+            </w:pPr>
+            <w:r>
+              <w:rPr>
+                <w:b w:val="0"/>
+                <w:color w:val="000000"/>
+                <w:sz w:val="18"/>
+              </w:rPr>
+              <w:t>Yes</w:t>
+            </w:r>
+          </w:p>
+        </w:tc>
+        <w:tc>
+          <w:tcPr>
+            <w:tcW w:type="dxa" w:w="1417"/>
+            <w:shd w:val="clear" w:color="auto" w:fill="F5F7FA"/>
+          </w:tcPr>
+          <w:p>
+            <w:pPr>
+              <w:spacing w:before="40" w:after="40"/>
+              <w:jc w:val="center"/>
+            </w:pPr>
+            <w:r>
+              <w:rPr>
+                <w:b/>
+                <w:color w:val="000000"/>
+                <w:sz w:val="18"/>
+              </w:rPr>
+              <w:t>-</w:t>
+            </w:r>
+          </w:p>
+        </w:tc>
+        <w:tc>
+          <w:tcPr>
+            <w:tcW w:type="dxa" w:w="1814"/>
+            <w:shd w:val="clear" w:color="auto" w:fill="F5F7FA"/>
+          </w:tcPr>
+          <w:p>
+            <w:pPr>
+              <w:spacing w:before="40" w:after="40"/>
+              <w:jc w:val="left"/>
+            </w:pPr>
+            <w:r>
+              <w:rPr>
+                <w:b w:val="0"/>
+                <w:color w:val="000000"/>
+                <w:sz w:val="18"/>
+              </w:rPr>
+              <w:t>Not applicable — Net Billing regime</w:t>
+            </w:r>
+          </w:p>
+        </w:tc>
+      </w:tr>
+      <w:tr>
+        <w:tc>
+          <w:tcPr>
+            <w:tcW w:type="dxa" w:w="3288"/>
+          </w:tcPr>
+          <w:p>
+            <w:pPr>
+              <w:spacing w:before="40" w:after="40"/>
+              <w:jc w:val="left"/>
+            </w:pPr>
+            <w:r>
+              <w:rPr>
+                <w:b w:val="0"/>
+                <w:color w:val="000000"/>
+                <w:sz w:val="18"/>
+              </w:rPr>
+              <w:t>Security firm management</w:t>
+            </w:r>
+          </w:p>
+        </w:tc>
+        <w:tc>
+          <w:tcPr>
+            <w:tcW w:type="dxa" w:w="850"/>
+          </w:tcPr>
+          <w:p>
+            <w:pPr>
+              <w:spacing w:before="40" w:after="40"/>
+              <w:jc w:val="center"/>
+            </w:pPr>
+            <w:r>
+              <w:rPr>
+                <w:b w:val="0"/>
+                <w:color w:val="000000"/>
+                <w:sz w:val="18"/>
+              </w:rPr>
+              <w:t>-</w:t>
+            </w:r>
+          </w:p>
+        </w:tc>
+        <w:tc>
+          <w:tcPr>
+            <w:tcW w:type="dxa" w:w="850"/>
+          </w:tcPr>
+          <w:p>
+            <w:pPr>
+              <w:spacing w:before="40" w:after="40"/>
+              <w:jc w:val="center"/>
+            </w:pPr>
+            <w:r>
+              <w:rPr>
+                <w:b w:val="0"/>
+                <w:color w:val="000000"/>
+                <w:sz w:val="18"/>
+              </w:rPr>
+              <w:t>-</w:t>
+            </w:r>
+          </w:p>
+        </w:tc>
+        <w:tc>
+          <w:tcPr>
+            <w:tcW w:type="dxa" w:w="850"/>
+          </w:tcPr>
+          <w:p>
+            <w:pPr>
+              <w:spacing w:before="40" w:after="40"/>
+              <w:jc w:val="center"/>
+            </w:pPr>
+            <w:r>
+              <w:rPr>
+                <w:b w:val="0"/>
+                <w:color w:val="000000"/>
+                <w:sz w:val="18"/>
+              </w:rPr>
+              <w:t>Yes</w:t>
+            </w:r>
+          </w:p>
+        </w:tc>
+        <w:tc>
+          <w:tcPr>
+            <w:tcW w:type="dxa" w:w="1417"/>
+          </w:tcPr>
+          <w:p>
+            <w:pPr>
+              <w:spacing w:before="40" w:after="40"/>
+              <w:jc w:val="center"/>
+            </w:pPr>
+            <w:r>
+              <w:rPr>
+                <w:b/>
+                <w:color w:val="000000"/>
+                <w:sz w:val="18"/>
+              </w:rPr>
+              <w:t>-</w:t>
+            </w:r>
+          </w:p>
+        </w:tc>
+        <w:tc>
+          <w:tcPr>
+            <w:tcW w:type="dxa" w:w="1814"/>
+          </w:tcPr>
+          <w:p>
+            <w:pPr>
+              <w:spacing w:before="40" w:after="40"/>
+              <w:jc w:val="left"/>
+            </w:pPr>
+            <w:r>
+              <w:rPr>
+                <w:b w:val="0"/>
+                <w:color w:val="000000"/>
+                <w:sz w:val="18"/>
+              </w:rPr>
+              <w:t>Not required — existing arrangement</w:t>
+            </w:r>
+          </w:p>
+        </w:tc>
+      </w:tr>
+      <w:tr>
+        <w:tc>
+          <w:tcPr>
+            <w:tcW w:type="dxa" w:w="3288"/>
+            <w:shd w:val="clear" w:color="auto" w:fill="F5F7FA"/>
+          </w:tcPr>
+          <w:p>
+            <w:pPr>
+              <w:spacing w:before="40" w:after="40"/>
+              <w:jc w:val="left"/>
+            </w:pPr>
+            <w:r>
+              <w:rPr>
+                <w:b w:val="0"/>
+                <w:color w:val="000000"/>
+                <w:sz w:val="18"/>
+              </w:rPr>
+              <w:t>Warranty &amp; claims administration</w:t>
+            </w:r>
+          </w:p>
+        </w:tc>
+        <w:tc>
+          <w:tcPr>
+            <w:tcW w:type="dxa" w:w="850"/>
+            <w:shd w:val="clear" w:color="auto" w:fill="F5F7FA"/>
+          </w:tcPr>
+          <w:p>
+            <w:pPr>
+              <w:spacing w:before="40" w:after="40"/>
+              <w:jc w:val="center"/>
+            </w:pPr>
+            <w:r>
+              <w:rPr>
+                <w:b w:val="0"/>
+                <w:color w:val="000000"/>
+                <w:sz w:val="18"/>
+              </w:rPr>
+              <w:t>-</w:t>
+            </w:r>
+          </w:p>
+        </w:tc>
+        <w:tc>
+          <w:tcPr>
+            <w:tcW w:type="dxa" w:w="850"/>
+            <w:shd w:val="clear" w:color="auto" w:fill="F5F7FA"/>
+          </w:tcPr>
+          <w:p>
+            <w:pPr>
+              <w:spacing w:before="40" w:after="40"/>
+              <w:jc w:val="center"/>
+            </w:pPr>
+            <w:r>
+              <w:rPr>
+                <w:b w:val="0"/>
+                <w:color w:val="000000"/>
+                <w:sz w:val="18"/>
+              </w:rPr>
+              <w:t>-</w:t>
+            </w:r>
+          </w:p>
+        </w:tc>
+        <w:tc>
+          <w:tcPr>
+            <w:tcW w:type="dxa" w:w="850"/>
+            <w:shd w:val="clear" w:color="auto" w:fill="F5F7FA"/>
+          </w:tcPr>
+          <w:p>
+            <w:pPr>
+              <w:spacing w:before="40" w:after="40"/>
+              <w:jc w:val="center"/>
+            </w:pPr>
+            <w:r>
+              <w:rPr>
+                <w:b w:val="0"/>
+                <w:color w:val="000000"/>
+                <w:sz w:val="18"/>
+              </w:rPr>
+              <w:t>Yes</w:t>
+            </w:r>
+          </w:p>
+        </w:tc>
+        <w:tc>
+          <w:tcPr>
+            <w:tcW w:type="dxa" w:w="1417"/>
+            <w:shd w:val="clear" w:color="auto" w:fill="FFF8E1"/>
+          </w:tcPr>
+          <w:p>
+            <w:pPr>
+              <w:spacing w:before="40" w:after="40"/>
+              <w:jc w:val="center"/>
+            </w:pPr>
+            <w:r>
+              <w:rPr>
+                <w:b/>
+                <w:color w:val="000000"/>
+                <w:sz w:val="18"/>
+              </w:rPr>
+              <w:t>Add-on</w:t>
+            </w:r>
+          </w:p>
+        </w:tc>
+        <w:tc>
+          <w:tcPr>
+            <w:tcW w:type="dxa" w:w="1814"/>
+            <w:shd w:val="clear" w:color="auto" w:fill="F5F7FA"/>
+          </w:tcPr>
+          <w:p>
+            <w:pPr>
+              <w:spacing w:before="40" w:after="40"/>
+              <w:jc w:val="left"/>
+            </w:pPr>
+            <w:r>
+              <w:rPr>
+                <w:b w:val="0"/>
+                <w:color w:val="000000"/>
+                <w:sz w:val="18"/>
+              </w:rPr>
+              <w:t>Available as add-on (Article 10.4)</w:t>
+            </w:r>
+          </w:p>
+        </w:tc>
+      </w:tr>
+      <w:tr>
+        <w:tc>
+          <w:tcPr>
+            <w:tcW w:type="dxa" w:w="3288"/>
+          </w:tcPr>
+          <w:p>
+            <w:pPr>
+              <w:spacing w:before="40" w:after="40"/>
+              <w:jc w:val="left"/>
+            </w:pPr>
+            <w:r>
+              <w:rPr>
+                <w:b w:val="0"/>
+                <w:color w:val="000000"/>
+                <w:sz w:val="18"/>
+              </w:rPr>
+              <w:t>Full IV-curve testing (all strings)</w:t>
+            </w:r>
+          </w:p>
+        </w:tc>
+        <w:tc>
+          <w:tcPr>
+            <w:tcW w:type="dxa" w:w="850"/>
+          </w:tcPr>
+          <w:p>
+            <w:pPr>
+              <w:spacing w:before="40" w:after="40"/>
+              <w:jc w:val="center"/>
+            </w:pPr>
+            <w:r>
+              <w:rPr>
+                <w:b w:val="0"/>
+                <w:color w:val="000000"/>
+                <w:sz w:val="18"/>
+              </w:rPr>
+              <w:t>-</w:t>
+            </w:r>
+          </w:p>
+        </w:tc>
+        <w:tc>
+          <w:tcPr>
+            <w:tcW w:type="dxa" w:w="850"/>
+          </w:tcPr>
+          <w:p>
+            <w:pPr>
+              <w:spacing w:before="40" w:after="40"/>
+              <w:jc w:val="center"/>
+            </w:pPr>
+            <w:r>
+              <w:rPr>
+                <w:b w:val="0"/>
+                <w:color w:val="000000"/>
+                <w:sz w:val="18"/>
+              </w:rPr>
+              <w:t>-</w:t>
+            </w:r>
+          </w:p>
+        </w:tc>
+        <w:tc>
+          <w:tcPr>
+            <w:tcW w:type="dxa" w:w="850"/>
+          </w:tcPr>
+          <w:p>
+            <w:pPr>
+              <w:spacing w:before="40" w:after="40"/>
+              <w:jc w:val="center"/>
+            </w:pPr>
+            <w:r>
+              <w:rPr>
+                <w:b w:val="0"/>
+                <w:color w:val="000000"/>
+                <w:sz w:val="18"/>
+              </w:rPr>
+              <w:t>Yes</w:t>
+            </w:r>
+          </w:p>
+        </w:tc>
+        <w:tc>
+          <w:tcPr>
+            <w:tcW w:type="dxa" w:w="1417"/>
+            <w:shd w:val="clear" w:color="auto" w:fill="FFF8E1"/>
+          </w:tcPr>
+          <w:p>
+            <w:pPr>
+              <w:spacing w:before="40" w:after="40"/>
+              <w:jc w:val="center"/>
+            </w:pPr>
+            <w:r>
+              <w:rPr>
+                <w:b/>
+                <w:color w:val="000000"/>
+                <w:sz w:val="18"/>
+              </w:rPr>
+              <w:t>Yes</w:t>
+            </w:r>
+          </w:p>
+        </w:tc>
+        <w:tc>
+          <w:tcPr>
+            <w:tcW w:type="dxa" w:w="1814"/>
+          </w:tcPr>
+          <w:p>
+            <w:pPr>
+              <w:spacing w:before="40" w:after="40"/>
+              <w:jc w:val="left"/>
+            </w:pPr>
+            <w:r>
+              <w:rPr>
+                <w:b w:val="0"/>
+                <w:color w:val="000000"/>
+                <w:sz w:val="18"/>
+              </w:rPr>
+              <w:t>Every 2 years (once per initial Term)</w:t>
+            </w:r>
+          </w:p>
+        </w:tc>
+      </w:tr>
+      <w:tr>
+        <w:tc>
+          <w:tcPr>
+            <w:tcW w:type="dxa" w:w="3288"/>
+            <w:shd w:val="clear" w:color="auto" w:fill="1A365D"/>
+          </w:tcPr>
+          <w:p>
+            <w:pPr>
+              <w:spacing w:before="40" w:after="40"/>
+              <w:jc w:val="left"/>
+            </w:pPr>
+            <w:r>
+              <w:rPr>
+                <w:b/>
+                <w:color w:val="FFFFFF"/>
+                <w:sz w:val="18"/>
+              </w:rPr>
+              <w:t>Annual fee (ex. VAT) — 2 parks</w:t>
+            </w:r>
+          </w:p>
+        </w:tc>
+        <w:tc>
+          <w:tcPr>
+            <w:tcW w:type="dxa" w:w="850"/>
+            <w:shd w:val="clear" w:color="auto" w:fill="1A365D"/>
+          </w:tcPr>
+          <w:p>
+            <w:pPr>
+              <w:spacing w:before="40" w:after="40"/>
+              <w:jc w:val="center"/>
+            </w:pPr>
+            <w:r>
+              <w:rPr>
+                <w:b/>
+                <w:color w:val="FFFFFF"/>
+                <w:sz w:val="18"/>
+              </w:rPr>
+              <w:t>On request</w:t>
+            </w:r>
+          </w:p>
+        </w:tc>
+        <w:tc>
+          <w:tcPr>
+            <w:tcW w:type="dxa" w:w="850"/>
+            <w:shd w:val="clear" w:color="auto" w:fill="1A365D"/>
+          </w:tcPr>
+          <w:p>
+            <w:pPr>
+              <w:spacing w:before="40" w:after="40"/>
+              <w:jc w:val="center"/>
+            </w:pPr>
+            <w:r>
+              <w:rPr>
+                <w:b/>
+                <w:color w:val="FFFFFF"/>
+                <w:sz w:val="18"/>
+              </w:rPr>
+              <w:t>On request</w:t>
+            </w:r>
+          </w:p>
+        </w:tc>
+        <w:tc>
+          <w:tcPr>
+            <w:tcW w:type="dxa" w:w="850"/>
+            <w:shd w:val="clear" w:color="auto" w:fill="1A365D"/>
+          </w:tcPr>
+          <w:p>
+            <w:pPr>
+              <w:spacing w:before="40" w:after="40"/>
+              <w:jc w:val="center"/>
+            </w:pPr>
+            <w:r>
+              <w:rPr>
+                <w:b/>
+                <w:color w:val="FFFFFF"/>
+                <w:sz w:val="18"/>
+              </w:rPr>
+              <w:t>On request</w:t>
+            </w:r>
+          </w:p>
+        </w:tc>
+        <w:tc>
+          <w:tcPr>
+            <w:tcW w:type="dxa" w:w="1417"/>
+            <w:shd w:val="clear" w:color="auto" w:fill="1A365D"/>
+          </w:tcPr>
+          <w:p>
+            <w:pPr>
+              <w:spacing w:before="40" w:after="40"/>
+              <w:jc w:val="center"/>
+            </w:pPr>
+            <w:r>
+              <w:rPr>
+                <w:b/>
+                <w:color w:val="FFFFFF"/>
+                <w:sz w:val="18"/>
+              </w:rPr>
+              <w:t>€56,400</w:t>
+            </w:r>
+          </w:p>
+        </w:tc>
+        <w:tc>
+          <w:tcPr>
+            <w:tcW w:type="dxa" w:w="1814"/>
+            <w:shd w:val="clear" w:color="auto" w:fill="1A365D"/>
+          </w:tcPr>
+          <w:p>
+            <w:pPr>
+              <w:spacing w:before="40" w:after="40"/>
+              <w:jc w:val="left"/>
+            </w:pPr>
+            <w:r>
+              <w:rPr>
+                <w:b/>
+                <w:color w:val="FFFFFF"/>
+                <w:sz w:val="18"/>
+              </w:rPr>
+              <w:t>Total both parks / year</w:t>
+            </w:r>
+          </w:p>
+        </w:tc>
+      </w:tr>
+    </w:tbl>
+    <w:p>
+      <w:pPr>
+        <w:spacing w:before="80" w:after="160"/>
+        <w:jc w:val="left"/>
+      </w:pPr>
+      <w:r>
+        <w:rPr>
+          <w:b w:val="0"/>
+          <w:i w:val="0"/>
+          <w:color w:val="404040"/>
+          <w:sz w:val="20"/>
+        </w:rPr>
+        <w:t>The detailed scope of each included service is set out in Articles 2.1–2.8 below. Services marked 'Add-on' are available under the Additional Works mechanism in Article 10 at agreed rates.</w:t>
       </w:r>
     </w:p>
     <w:p>
@@ -978,9 +3435,69 @@
           <w:color w:val="000000"/>
           <w:sz w:val="21"/>
         </w:rPr>
-        <w:t>addressed at next scheduled preventive maintenance visit.</w:t>
+        <w:t>addressed at the next scheduled preventive maintenance visit, but in any event no later than 90 days from the date of identification.</w:t>
       </w:r>
     </w:p>
+    <w:p>
+      <w:pPr>
+        <w:spacing w:before="80" w:after="80"/>
+        <w:jc w:val="left"/>
+      </w:pPr>
+      <w:r>
+        <w:rPr>
+          <w:b w:val="0"/>
+          <w:i w:val="0"/>
+          <w:color w:val="000000"/>
+          <w:sz w:val="21"/>
+        </w:rPr>
+        <w:t>Response times apply regardless of whether the call-out cap has been reached. A distinction is made between remote resolution and on-site attendance:</w:t>
+      </w:r>
+    </w:p>
+    <w:p>
+      <w:pPr>
+        <w:pStyle w:val="ListBullet"/>
+        <w:spacing w:after="60"/>
+        <w:ind w:left="283"/>
+      </w:pPr>
+      <w:r>
+        <w:rPr>
+          <w:b/>
+          <w:color w:val="000000"/>
+          <w:sz w:val="21"/>
+        </w:rPr>
+        <w:t xml:space="preserve">Remote resolution: </w:t>
+      </w:r>
+      <w:r>
+        <w:rPr>
+          <w:color w:val="000000"/>
+          <w:sz w:val="21"/>
+        </w:rPr>
+        <w:t>fault diagnosed and resolved via SCADA, remote inverter access, or telephone guidance to the Client, without physical site attendance. Remote resolutions are unlimited and do not count against the call-out cap.</w:t>
+      </w:r>
+    </w:p>
+    <w:p>
+      <w:pPr>
+        <w:pStyle w:val="ListBullet"/>
+        <w:spacing w:after="60"/>
+        <w:ind w:left="283"/>
+      </w:pPr>
+      <w:r>
+        <w:rPr>
+          <w:b/>
+          <w:color w:val="000000"/>
+          <w:sz w:val="21"/>
+        </w:rPr>
+        <w:t xml:space="preserve">On-site call-out: </w:t>
+      </w:r>
+      <w:r>
+        <w:rPr>
+          <w:color w:val="000000"/>
+          <w:sz w:val="21"/>
+        </w:rPr>
+        <w:t>unscheduled physical attendance at the Park not forming part of a scheduled preventive maintenance visit. The Service Fee includes up to 6 on-site corrective call-outs per Park per Contract Year. Each additional on-site call-out beyond this cap is invoiced at €400 (ex. VAT) per attendance, due within 14 days of invoice.</w:t>
+      </w:r>
+    </w:p>
+    <w:p/>
     <w:p>
       <w:pPr>
         <w:spacing w:before="200" w:after="80"/>
@@ -1126,7 +3643,7 @@
           <w:color w:val="000000"/>
           <w:sz w:val="21"/>
         </w:rPr>
-        <w:t>Biennial full IV-curve testing of all strings.</w:t>
+        <w:t>Full IV-curve testing of all strings per Park — performed every two (2) Contract Years (i.e. once during the initial Term), in addition to the sample testing carried out at each preventive maintenance visit.</w:t>
       </w:r>
     </w:p>
     <w:p>
@@ -1340,6 +3857,20 @@
     </w:p>
     <w:p>
       <w:pPr>
+        <w:pStyle w:val="ListBullet"/>
+        <w:spacing w:after="60"/>
+        <w:ind w:left="283"/>
+      </w:pPr>
+      <w:r>
+        <w:rPr>
+          <w:color w:val="000000"/>
+          <w:sz w:val="21"/>
+        </w:rPr>
+        <w:t>All Service Provider personnel and subcontractors attending either Park must carry Lighthief-issued site identification and log their entry and exit in the site visitor register maintained at each Park.</w:t>
+      </w:r>
+    </w:p>
+    <w:p>
+      <w:pPr>
         <w:spacing w:before="280" w:after="80"/>
         <w:jc w:val="left"/>
         <w:pBdr>
@@ -1386,7 +3917,22 @@
           <w:color w:val="000000"/>
           <w:sz w:val="21"/>
         </w:rPr>
-        <w:t>The Service Provider guarantees a minimum Availability of 99.0% for each Park, measured annually per Contract Year. Availability is calculated as:</w:t>
+        <w:t>The Service Provider guarantees a minimum Availability of 99.0% for each Park, measured annually per Contract Year from the Service Commencement Date. Availability is calculated as:</w:t>
+      </w:r>
+    </w:p>
+    <w:p>
+      <w:pPr>
+        <w:spacing w:after="80"/>
+        <w:ind w:left="850"/>
+      </w:pPr>
+      <w:r>
+        <w:rPr>
+          <w:b/>
+          <w:i/>
+          <w:color w:val="1A365D"/>
+          <w:sz w:val="21"/>
+        </w:rPr>
+        <w:t>Availability (%) = [(Eligible Hours - Unavailable Hours) / Eligible Hours] x 100</w:t>
       </w:r>
     </w:p>
     <w:p>
@@ -1396,12 +3942,26 @@
       </w:pPr>
       <w:r>
         <w:rPr>
-          <w:b/>
           <w:i/>
-          <w:color w:val="1A365D"/>
-          <w:sz w:val="21"/>
+          <w:color w:val="404040"/>
+          <w:sz w:val="20"/>
         </w:rPr>
-        <w:t>Availability (%) = [(Total Hours − Unavailable Hours − Excused Downtime Hours) / (Total Hours − Excused Downtime Hours)] × 100</w:t>
+        <w:t>Where: Eligible Hours = Total Hours - Excused Downtime Hours</w:t>
+      </w:r>
+    </w:p>
+    <w:p>
+      <w:pPr>
+        <w:spacing w:before="0" w:after="120"/>
+        <w:jc w:val="left"/>
+      </w:pPr>
+      <w:r>
+        <w:rPr>
+          <w:b w:val="0"/>
+          <w:i w:val="0"/>
+          <w:color w:val="404040"/>
+          <w:sz w:val="20"/>
+        </w:rPr>
+        <w:t>Measurement methodology: Availability is determined from SCADA inverter status data at 5-minute resolution. In the event of SCADA data loss, inverter event logs constitute the secondary source, followed by grid meter import/export records as tertiary source. Disputed periods default to Excused Downtime where the cause cannot be unambiguously attributed to Service Provider failure. Any dispute on Availability measurement shall first be escalated to the Parties' technical representatives; if unresolved within 14 days, an Independent Engineer (jointly appointed) shall provide a binding determination within 30 days.</w:t>
       </w:r>
     </w:p>
     <w:p>
@@ -1891,7 +4451,7 @@
           <w:color w:val="404040"/>
           <w:sz w:val="20"/>
         </w:rPr>
-        <w:t>The total annual liquidated damages under this Article shall not exceed 30% of the annual Service Fee for the relevant Park. Liquidated damages represent the Client's sole financial remedy for Availability shortfalls.</w:t>
+        <w:t>A grace band of 0.5 percentage points applies: no penalty is triggered unless Availability falls below 98.5% (i.e. the first penalty band activates at &lt;98.5%, not &lt;99%). The total annual liquidated damages under this Article, combined with any PR penalties under Article 3.3, shall not exceed 30% of the annual Service Fee for the relevant Park in any Contract Year. Liquidated damages represent the Client's sole financial remedy for Availability and PR shortfalls.</w:t>
       </w:r>
     </w:p>
     <w:p>
@@ -1924,7 +4484,7 @@
           <w:color w:val="000000"/>
           <w:sz w:val="21"/>
         </w:rPr>
-        <w:t>The Service Provider guarantees a minimum annual average Performance Ratio (PR) of 75% for each Park, calculated per IEC 61724-1 using irradiance data from the on-site meteorological station. Where the measured annual PR falls below 75%, the Service Provider shall, at no additional cost:</w:t>
+        <w:t>The Service Provider guarantees a minimum annual average Performance Ratio (PR) of 75% for each Park, calculated per IEC 61724-1 using in-plane irradiation from the on-site meteorological station, with all Excused Downtime periods excluded from both the measured and reference yield. The following conditions are expressly excluded from the PR guarantee and shall not give rise to any liability or penalty:</w:t>
       </w:r>
     </w:p>
     <w:p>
@@ -1938,7 +4498,7 @@
           <w:color w:val="000000"/>
           <w:sz w:val="21"/>
         </w:rPr>
-        <w:t>Conduct a full root-cause analysis within 10 business days.</w:t>
+        <w:t>Curtailment or export limitation imposed by EAC, the DSO, TSO, or any grid operator.</w:t>
       </w:r>
     </w:p>
     <w:p>
@@ -1952,7 +4512,7 @@
           <w:color w:val="000000"/>
           <w:sz w:val="21"/>
         </w:rPr>
-        <w:t>Present a corrective action plan to the Client within 20 business days.</w:t>
+        <w:t>Irradiance sensor drift, failure, or data gaps not attributable to Service Provider negligence.</w:t>
       </w:r>
     </w:p>
     <w:p>
@@ -1966,7 +4526,7 @@
           <w:color w:val="000000"/>
           <w:sz w:val="21"/>
         </w:rPr>
-        <w:t>Implement approved corrective actions within the timeframe agreed with the Client.</w:t>
+        <w:t>Grid outages, voltage fluctuations, or frequency deviations outside equipment tolerances.</w:t>
       </w:r>
     </w:p>
     <w:p>
@@ -1980,7 +4540,106 @@
           <w:color w:val="000000"/>
           <w:sz w:val="21"/>
         </w:rPr>
-        <w:t>If PR remains below 70% for two consecutive Contract Years due to factors within the Service Provider's control, the Client may terminate this Agreement without penalty.</w:t>
+        <w:t>Design defects, module degradation beyond manufacturer-warranted rates, or soiling losses during periods between scheduled cleaning visits.</w:t>
+      </w:r>
+    </w:p>
+    <w:p>
+      <w:pPr>
+        <w:pStyle w:val="ListBullet"/>
+        <w:spacing w:after="60"/>
+        <w:ind w:left="283"/>
+      </w:pPr>
+      <w:r>
+        <w:rPr>
+          <w:color w:val="000000"/>
+          <w:sz w:val="21"/>
+        </w:rPr>
+        <w:t>Force majeure weather anomalies, including irradiance levels materially below the 10-year P50 baseline for the site.</w:t>
+      </w:r>
+    </w:p>
+    <w:p>
+      <w:pPr>
+        <w:pStyle w:val="ListBullet"/>
+        <w:spacing w:after="60"/>
+        <w:ind w:left="283"/>
+      </w:pPr>
+      <w:r>
+        <w:rPr>
+          <w:color w:val="000000"/>
+          <w:sz w:val="21"/>
+        </w:rPr>
+        <w:t>Any restriction imposed by a regulatory authority, EAC licence condition, or net billing scheme cap.</w:t>
+      </w:r>
+    </w:p>
+    <w:p>
+      <w:pPr>
+        <w:spacing w:before="120" w:after="80"/>
+        <w:jc w:val="left"/>
+      </w:pPr>
+      <w:r>
+        <w:rPr>
+          <w:b w:val="0"/>
+          <w:i w:val="0"/>
+          <w:color w:val="000000"/>
+          <w:sz w:val="21"/>
+        </w:rPr>
+        <w:t>Where the measured annual PR (net of excluded periods) falls below 75%, the Service Provider shall, at no additional cost:</w:t>
+      </w:r>
+    </w:p>
+    <w:p>
+      <w:pPr>
+        <w:pStyle w:val="ListBullet"/>
+        <w:spacing w:after="60"/>
+        <w:ind w:left="283"/>
+      </w:pPr>
+      <w:r>
+        <w:rPr>
+          <w:color w:val="000000"/>
+          <w:sz w:val="21"/>
+        </w:rPr>
+        <w:t>Conduct a full root-cause analysis within 10 business days, identifying factors within and outside the Service Provider's control.</w:t>
+      </w:r>
+    </w:p>
+    <w:p>
+      <w:pPr>
+        <w:pStyle w:val="ListBullet"/>
+        <w:spacing w:after="60"/>
+        <w:ind w:left="283"/>
+      </w:pPr>
+      <w:r>
+        <w:rPr>
+          <w:color w:val="000000"/>
+          <w:sz w:val="21"/>
+        </w:rPr>
+        <w:t>Present a corrective action plan addressing controllable factors to the Client within 20 business days.</w:t>
+      </w:r>
+    </w:p>
+    <w:p>
+      <w:pPr>
+        <w:pStyle w:val="ListBullet"/>
+        <w:spacing w:after="60"/>
+        <w:ind w:left="283"/>
+      </w:pPr>
+      <w:r>
+        <w:rPr>
+          <w:color w:val="000000"/>
+          <w:sz w:val="21"/>
+        </w:rPr>
+        <w:t>Implement approved corrective actions within the agreed timeframe.</w:t>
+      </w:r>
+    </w:p>
+    <w:p>
+      <w:pPr>
+        <w:pStyle w:val="ListBullet"/>
+        <w:spacing w:after="60"/>
+        <w:ind w:left="283"/>
+      </w:pPr>
+      <w:r>
+        <w:rPr>
+          <w:color w:val="000000"/>
+          <w:sz w:val="21"/>
+        </w:rPr>
+        <w:t>If PR remains below 70% for two consecutive Contract Years due to factors demonstrably within the Service Provider's control, the Client may terminate this Agreement without penalty.</w:t>
       </w:r>
     </w:p>
     <w:p>
@@ -2003,6 +4662,469 @@
     </w:p>
     <w:p>
       <w:pPr>
+        <w:spacing w:before="0" w:after="120"/>
+        <w:jc w:val="left"/>
+      </w:pPr>
+      <w:r>
+        <w:rPr>
+          <w:b w:val="0"/>
+          <w:i w:val="0"/>
+          <w:color w:val="000000"/>
+          <w:sz w:val="21"/>
+        </w:rPr>
+        <w:t>The following services are not included in the selected Custom package and are expressly excluded from this Agreement. Services marked (Add-on) may be commissioned via the Additional Works mechanism in Article 10. All other items below require a separate agreement or specialist contractor.</w:t>
+      </w:r>
+    </w:p>
+    <w:p>
+      <w:pPr>
+        <w:spacing w:before="200" w:after="80"/>
+        <w:jc w:val="left"/>
+        <w:pBdr>
+          <w:bottom w:val="single" w:sz="4" w:space="1" w:color="1A365D"/>
+        </w:pBdr>
+      </w:pPr>
+      <w:r>
+        <w:rPr>
+          <w:b/>
+          <w:i w:val="0"/>
+          <w:color w:val="C9A432"/>
+          <w:sz w:val="24"/>
+        </w:rPr>
+        <w:t>4.0  Package Exclusions (Custom vs GOLD tier)</w:t>
+      </w:r>
+    </w:p>
+    <w:p>
+      <w:pPr>
+        <w:spacing w:before="0" w:after="120"/>
+        <w:jc w:val="left"/>
+      </w:pPr>
+      <w:r>
+        <w:rPr>
+          <w:b w:val="0"/>
+          <w:i w:val="0"/>
+          <w:color w:val="000000"/>
+          <w:sz w:val="21"/>
+        </w:rPr>
+        <w:t>The following services are available under the GOLD tier but have been excluded from the Custom package for the reasons stated:</w:t>
+      </w:r>
+    </w:p>
+    <w:tbl>
+      <w:tblPr>
+        <w:tblStyle w:val="TableGrid"/>
+        <w:tblW w:type="auto" w:w="0"/>
+        <w:jc w:val="left"/>
+        <w:tblLook w:firstColumn="1" w:firstRow="1" w:lastColumn="0" w:lastRow="0" w:noHBand="0" w:noVBand="1" w:val="04A0"/>
+      </w:tblPr>
+      <w:tblGrid>
+        <w:gridCol w:w="3024"/>
+        <w:gridCol w:w="3024"/>
+        <w:gridCol w:w="3024"/>
+      </w:tblGrid>
+      <w:tr>
+        <w:tc>
+          <w:tcPr>
+            <w:tcW w:type="dxa" w:w="3024"/>
+          </w:tcPr>
+          <w:p/>
+        </w:tc>
+        <w:tc>
+          <w:tcPr>
+            <w:tcW w:type="dxa" w:w="3024"/>
+          </w:tcPr>
+          <w:p/>
+        </w:tc>
+        <w:tc>
+          <w:tcPr>
+            <w:tcW w:type="dxa" w:w="3024"/>
+          </w:tcPr>
+          <w:p/>
+        </w:tc>
+      </w:tr>
+      <w:tr>
+        <w:tc>
+          <w:tcPr>
+            <w:tcW w:type="dxa" w:w="3969"/>
+            <w:shd w:val="clear" w:color="auto" w:fill="1A365D"/>
+          </w:tcPr>
+          <w:p>
+            <w:pPr>
+              <w:spacing w:before="40" w:after="40"/>
+              <w:jc w:val="left"/>
+            </w:pPr>
+            <w:r>
+              <w:rPr>
+                <w:b/>
+                <w:color w:val="FFFFFF"/>
+                <w:sz w:val="19"/>
+              </w:rPr>
+              <w:t>Excluded Service</w:t>
+            </w:r>
+          </w:p>
+        </w:tc>
+        <w:tc>
+          <w:tcPr>
+            <w:tcW w:type="dxa" w:w="1701"/>
+            <w:shd w:val="clear" w:color="auto" w:fill="1A365D"/>
+          </w:tcPr>
+          <w:p>
+            <w:pPr>
+              <w:spacing w:before="40" w:after="40"/>
+              <w:jc w:val="center"/>
+            </w:pPr>
+            <w:r>
+              <w:rPr>
+                <w:b/>
+                <w:color w:val="FFFFFF"/>
+                <w:sz w:val="19"/>
+              </w:rPr>
+              <w:t>Available As</w:t>
+            </w:r>
+          </w:p>
+        </w:tc>
+        <w:tc>
+          <w:tcPr>
+            <w:tcW w:type="dxa" w:w="3402"/>
+            <w:shd w:val="clear" w:color="auto" w:fill="1A365D"/>
+          </w:tcPr>
+          <w:p>
+            <w:pPr>
+              <w:spacing w:before="40" w:after="40"/>
+              <w:jc w:val="left"/>
+            </w:pPr>
+            <w:r>
+              <w:rPr>
+                <w:b/>
+                <w:color w:val="FFFFFF"/>
+                <w:sz w:val="19"/>
+              </w:rPr>
+              <w:t>Reason for Exclusion</w:t>
+            </w:r>
+          </w:p>
+        </w:tc>
+      </w:tr>
+      <w:tr>
+        <w:tc>
+          <w:tcPr>
+            <w:tcW w:type="dxa" w:w="3969"/>
+          </w:tcPr>
+          <w:p>
+            <w:pPr>
+              <w:spacing w:before="40" w:after="40"/>
+              <w:jc w:val="left"/>
+            </w:pPr>
+            <w:r>
+              <w:rPr>
+                <w:b w:val="0"/>
+                <w:color w:val="000000"/>
+                <w:sz w:val="19"/>
+              </w:rPr>
+              <w:t>Transformer general audit</w:t>
+            </w:r>
+          </w:p>
+        </w:tc>
+        <w:tc>
+          <w:tcPr>
+            <w:tcW w:type="dxa" w:w="1701"/>
+          </w:tcPr>
+          <w:p>
+            <w:pPr>
+              <w:spacing w:before="40" w:after="40"/>
+              <w:jc w:val="center"/>
+            </w:pPr>
+            <w:r>
+              <w:rPr>
+                <w:b w:val="0"/>
+                <w:color w:val="000000"/>
+                <w:sz w:val="19"/>
+              </w:rPr>
+              <w:t>Add-on (Art. 10)</w:t>
+            </w:r>
+          </w:p>
+        </w:tc>
+        <w:tc>
+          <w:tcPr>
+            <w:tcW w:type="dxa" w:w="3402"/>
+          </w:tcPr>
+          <w:p>
+            <w:pPr>
+              <w:spacing w:before="40" w:after="40"/>
+              <w:jc w:val="left"/>
+            </w:pPr>
+            <w:r>
+              <w:rPr>
+                <w:b w:val="0"/>
+                <w:color w:val="000000"/>
+                <w:sz w:val="19"/>
+              </w:rPr>
+              <w:t>To be commissioned if/when required based on equipment condition</w:t>
+            </w:r>
+          </w:p>
+        </w:tc>
+      </w:tr>
+      <w:tr>
+        <w:tc>
+          <w:tcPr>
+            <w:tcW w:type="dxa" w:w="3969"/>
+            <w:shd w:val="clear" w:color="auto" w:fill="F5F7FA"/>
+          </w:tcPr>
+          <w:p>
+            <w:pPr>
+              <w:spacing w:before="40" w:after="40"/>
+              <w:jc w:val="left"/>
+            </w:pPr>
+            <w:r>
+              <w:rPr>
+                <w:b w:val="0"/>
+                <w:color w:val="000000"/>
+                <w:sz w:val="19"/>
+              </w:rPr>
+              <w:t>Insurance management</w:t>
+            </w:r>
+          </w:p>
+        </w:tc>
+        <w:tc>
+          <w:tcPr>
+            <w:tcW w:type="dxa" w:w="1701"/>
+            <w:shd w:val="clear" w:color="auto" w:fill="F5F7FA"/>
+          </w:tcPr>
+          <w:p>
+            <w:pPr>
+              <w:spacing w:before="40" w:after="40"/>
+              <w:jc w:val="center"/>
+            </w:pPr>
+            <w:r>
+              <w:rPr>
+                <w:b w:val="0"/>
+                <w:color w:val="000000"/>
+                <w:sz w:val="19"/>
+              </w:rPr>
+              <w:t>Not required</w:t>
+            </w:r>
+          </w:p>
+        </w:tc>
+        <w:tc>
+          <w:tcPr>
+            <w:tcW w:type="dxa" w:w="3402"/>
+            <w:shd w:val="clear" w:color="auto" w:fill="F5F7FA"/>
+          </w:tcPr>
+          <w:p>
+            <w:pPr>
+              <w:spacing w:before="40" w:after="40"/>
+              <w:jc w:val="left"/>
+            </w:pPr>
+            <w:r>
+              <w:rPr>
+                <w:b w:val="0"/>
+                <w:color w:val="000000"/>
+                <w:sz w:val="19"/>
+              </w:rPr>
+              <w:t>Client maintains own property and liability insurance</w:t>
+            </w:r>
+          </w:p>
+        </w:tc>
+      </w:tr>
+      <w:tr>
+        <w:tc>
+          <w:tcPr>
+            <w:tcW w:type="dxa" w:w="3969"/>
+          </w:tcPr>
+          <w:p>
+            <w:pPr>
+              <w:spacing w:before="40" w:after="40"/>
+              <w:jc w:val="left"/>
+            </w:pPr>
+            <w:r>
+              <w:rPr>
+                <w:b w:val="0"/>
+                <w:color w:val="000000"/>
+                <w:sz w:val="19"/>
+              </w:rPr>
+              <w:t>PPA / energy contract management</w:t>
+            </w:r>
+          </w:p>
+        </w:tc>
+        <w:tc>
+          <w:tcPr>
+            <w:tcW w:type="dxa" w:w="1701"/>
+          </w:tcPr>
+          <w:p>
+            <w:pPr>
+              <w:spacing w:before="40" w:after="40"/>
+              <w:jc w:val="center"/>
+            </w:pPr>
+            <w:r>
+              <w:rPr>
+                <w:b w:val="0"/>
+                <w:color w:val="000000"/>
+                <w:sz w:val="19"/>
+              </w:rPr>
+              <w:t>Not applicable</w:t>
+            </w:r>
+          </w:p>
+        </w:tc>
+        <w:tc>
+          <w:tcPr>
+            <w:tcW w:type="dxa" w:w="3402"/>
+          </w:tcPr>
+          <w:p>
+            <w:pPr>
+              <w:spacing w:before="40" w:after="40"/>
+              <w:jc w:val="left"/>
+            </w:pPr>
+            <w:r>
+              <w:rPr>
+                <w:b w:val="0"/>
+                <w:color w:val="000000"/>
+                <w:sz w:val="19"/>
+              </w:rPr>
+              <w:t>Parks operate under Cyprus Net Billing scheme, not merchant PPA</w:t>
+            </w:r>
+          </w:p>
+        </w:tc>
+      </w:tr>
+      <w:tr>
+        <w:tc>
+          <w:tcPr>
+            <w:tcW w:type="dxa" w:w="3969"/>
+            <w:shd w:val="clear" w:color="auto" w:fill="F5F7FA"/>
+          </w:tcPr>
+          <w:p>
+            <w:pPr>
+              <w:spacing w:before="40" w:after="40"/>
+              <w:jc w:val="left"/>
+            </w:pPr>
+            <w:r>
+              <w:rPr>
+                <w:b w:val="0"/>
+                <w:color w:val="000000"/>
+                <w:sz w:val="19"/>
+              </w:rPr>
+              <w:t>Security firm management</w:t>
+            </w:r>
+          </w:p>
+        </w:tc>
+        <w:tc>
+          <w:tcPr>
+            <w:tcW w:type="dxa" w:w="1701"/>
+            <w:shd w:val="clear" w:color="auto" w:fill="F5F7FA"/>
+          </w:tcPr>
+          <w:p>
+            <w:pPr>
+              <w:spacing w:before="40" w:after="40"/>
+              <w:jc w:val="center"/>
+            </w:pPr>
+            <w:r>
+              <w:rPr>
+                <w:b w:val="0"/>
+                <w:color w:val="000000"/>
+                <w:sz w:val="19"/>
+              </w:rPr>
+              <w:t>Not required</w:t>
+            </w:r>
+          </w:p>
+        </w:tc>
+        <w:tc>
+          <w:tcPr>
+            <w:tcW w:type="dxa" w:w="3402"/>
+            <w:shd w:val="clear" w:color="auto" w:fill="F5F7FA"/>
+          </w:tcPr>
+          <w:p>
+            <w:pPr>
+              <w:spacing w:before="40" w:after="40"/>
+              <w:jc w:val="left"/>
+            </w:pPr>
+            <w:r>
+              <w:rPr>
+                <w:b w:val="0"/>
+                <w:color w:val="000000"/>
+                <w:sz w:val="19"/>
+              </w:rPr>
+              <w:t>Client has existing security arrangement in place</w:t>
+            </w:r>
+          </w:p>
+        </w:tc>
+      </w:tr>
+      <w:tr>
+        <w:tc>
+          <w:tcPr>
+            <w:tcW w:type="dxa" w:w="3969"/>
+          </w:tcPr>
+          <w:p>
+            <w:pPr>
+              <w:spacing w:before="40" w:after="40"/>
+              <w:jc w:val="left"/>
+            </w:pPr>
+            <w:r>
+              <w:rPr>
+                <w:b w:val="0"/>
+                <w:color w:val="000000"/>
+                <w:sz w:val="19"/>
+              </w:rPr>
+              <w:t>Warranty &amp; claims administration</w:t>
+            </w:r>
+          </w:p>
+        </w:tc>
+        <w:tc>
+          <w:tcPr>
+            <w:tcW w:type="dxa" w:w="1701"/>
+          </w:tcPr>
+          <w:p>
+            <w:pPr>
+              <w:spacing w:before="40" w:after="40"/>
+              <w:jc w:val="center"/>
+            </w:pPr>
+            <w:r>
+              <w:rPr>
+                <w:b w:val="0"/>
+                <w:color w:val="000000"/>
+                <w:sz w:val="19"/>
+              </w:rPr>
+              <w:t>Add-on (Art. 10.4)</w:t>
+            </w:r>
+          </w:p>
+        </w:tc>
+        <w:tc>
+          <w:tcPr>
+            <w:tcW w:type="dxa" w:w="3402"/>
+          </w:tcPr>
+          <w:p>
+            <w:pPr>
+              <w:spacing w:before="40" w:after="40"/>
+              <w:jc w:val="left"/>
+            </w:pPr>
+            <w:r>
+              <w:rPr>
+                <w:b w:val="0"/>
+                <w:color w:val="000000"/>
+                <w:sz w:val="19"/>
+              </w:rPr>
+              <w:t>Available as billable service; Service Provider to flag warranty defects</w:t>
+            </w:r>
+          </w:p>
+        </w:tc>
+      </w:tr>
+    </w:tbl>
+    <w:p/>
+    <w:p>
+      <w:pPr>
+        <w:spacing w:before="200" w:after="80"/>
+        <w:jc w:val="left"/>
+        <w:pBdr>
+          <w:bottom w:val="single" w:sz="4" w:space="1" w:color="1A365D"/>
+        </w:pBdr>
+      </w:pPr>
+      <w:r>
+        <w:rPr>
+          <w:b/>
+          <w:i w:val="0"/>
+          <w:color w:val="C9A432"/>
+          <w:sz w:val="24"/>
+        </w:rPr>
+        <w:t>4.1  General Exclusions (all tiers)</w:t>
+      </w:r>
+    </w:p>
+    <w:p>
+      <w:pPr>
         <w:spacing w:before="0" w:after="80"/>
         <w:jc w:val="left"/>
       </w:pPr>
@@ -2013,7 +5135,7 @@
           <w:color w:val="000000"/>
           <w:sz w:val="21"/>
         </w:rPr>
-        <w:t>The following services are expressly excluded from this Agreement and shall be quoted and invoiced separately if required:</w:t>
+        <w:t>The following services are excluded from all service tiers and require separate quotation or specialist engagement:</w:t>
       </w:r>
     </w:p>
     <w:p>
@@ -2027,7 +5149,7 @@
           <w:color w:val="000000"/>
           <w:sz w:val="21"/>
         </w:rPr>
-        <w:t>Replacement of PV modules (including warranty claim administration on behalf of the Client).</w:t>
+        <w:t>Replacement of PV modules (including warranty claim administration unless commissioned under Article 10.4).</w:t>
       </w:r>
     </w:p>
     <w:p>
@@ -2097,21 +5219,7 @@
           <w:color w:val="000000"/>
           <w:sz w:val="21"/>
         </w:rPr>
-        <w:t>Insurance claims management.</w:t>
-      </w:r>
-    </w:p>
-    <w:p>
-      <w:pPr>
-        <w:pStyle w:val="ListBullet"/>
-        <w:spacing w:after="60"/>
-        <w:ind w:left="283"/>
-      </w:pPr>
-      <w:r>
-        <w:rPr>
-          <w:color w:val="000000"/>
-          <w:sz w:val="21"/>
-        </w:rPr>
-        <w:t>Cybersecurity or IT infrastructure services beyond SCADA maintenance.</w:t>
+        <w:t>Cybersecurity or IT infrastructure services beyond SCADA maintenance under this Agreement.</w:t>
       </w:r>
     </w:p>
     <w:p>
@@ -2308,6 +5416,20 @@
           <w:color w:val="000000"/>
           <w:sz w:val="21"/>
         </w:rPr>
+        <w:t>Within 7 days of the date of signing this Agreement, hand over to the Service Provider — by means of a written handover protocol — all keys, access codes, gate remote controls, SCADA login credentials, and any other materials necessary for unrestricted 24/7 access to both Parks.</w:t>
+      </w:r>
+    </w:p>
+    <w:p>
+      <w:pPr>
+        <w:pStyle w:val="ListBullet"/>
+        <w:spacing w:after="60"/>
+        <w:ind w:left="283"/>
+      </w:pPr>
+      <w:r>
+        <w:rPr>
+          <w:color w:val="000000"/>
+          <w:sz w:val="21"/>
+        </w:rPr>
         <w:t>Provide the Service Provider and its personnel with unrestricted access to both Parks at all reasonable times, with reasonable notice except in cases of emergency.</w:t>
       </w:r>
     </w:p>
@@ -2432,7 +5554,7 @@
           <w:color w:val="000000"/>
           <w:sz w:val="21"/>
         </w:rPr>
-        <w:t>issued by the 10th of each calendar month covering the preceding month's energy yield, PR, Availability, fault events, and maintenance activities.</w:t>
+        <w:t>issued by the 10th of each calendar month covering the preceding month's data (see Schedule C below). Each monthly report constitutes the basis for issuance of the monthly invoice under Article 9.</w:t>
       </w:r>
     </w:p>
     <w:p>
@@ -2518,6 +5640,1041 @@
     </w:p>
     <w:p>
       <w:pPr>
+        <w:spacing w:before="200" w:after="80"/>
+        <w:jc w:val="left"/>
+        <w:pBdr>
+          <w:bottom w:val="single" w:sz="4" w:space="1" w:color="1A365D"/>
+        </w:pBdr>
+      </w:pPr>
+      <w:r>
+        <w:rPr>
+          <w:b/>
+          <w:i w:val="0"/>
+          <w:color w:val="C9A432"/>
+          <w:sz w:val="24"/>
+        </w:rPr>
+        <w:t>Schedule C — Monthly Performance Report Required Fields</w:t>
+      </w:r>
+    </w:p>
+    <w:p>
+      <w:pPr>
+        <w:spacing w:before="0" w:after="120"/>
+        <w:jc w:val="left"/>
+      </w:pPr>
+      <w:r>
+        <w:rPr>
+          <w:b w:val="0"/>
+          <w:i w:val="0"/>
+          <w:color w:val="000000"/>
+          <w:sz w:val="21"/>
+        </w:rPr>
+        <w:t>Each monthly report shall contain the following fields for each Park:</w:t>
+      </w:r>
+    </w:p>
+    <w:tbl>
+      <w:tblPr>
+        <w:tblStyle w:val="TableGrid"/>
+        <w:tblW w:type="auto" w:w="0"/>
+        <w:jc w:val="left"/>
+        <w:tblLook w:firstColumn="1" w:firstRow="1" w:lastColumn="0" w:lastRow="0" w:noHBand="0" w:noVBand="1" w:val="04A0"/>
+      </w:tblPr>
+      <w:tblGrid>
+        <w:gridCol w:w="3024"/>
+        <w:gridCol w:w="3024"/>
+        <w:gridCol w:w="3024"/>
+      </w:tblGrid>
+      <w:tr>
+        <w:tc>
+          <w:tcPr>
+            <w:tcW w:type="dxa" w:w="3024"/>
+          </w:tcPr>
+          <w:p/>
+        </w:tc>
+        <w:tc>
+          <w:tcPr>
+            <w:tcW w:type="dxa" w:w="3024"/>
+          </w:tcPr>
+          <w:p/>
+        </w:tc>
+        <w:tc>
+          <w:tcPr>
+            <w:tcW w:type="dxa" w:w="3024"/>
+          </w:tcPr>
+          <w:p/>
+        </w:tc>
+      </w:tr>
+      <w:tr>
+        <w:tc>
+          <w:tcPr>
+            <w:tcW w:type="dxa" w:w="3118"/>
+            <w:shd w:val="clear" w:color="auto" w:fill="1A365D"/>
+          </w:tcPr>
+          <w:p>
+            <w:pPr>
+              <w:spacing w:before="40" w:after="40"/>
+              <w:jc w:val="left"/>
+            </w:pPr>
+            <w:r>
+              <w:rPr>
+                <w:b/>
+                <w:color w:val="FFFFFF"/>
+                <w:sz w:val="19"/>
+              </w:rPr>
+              <w:t>Field</w:t>
+            </w:r>
+          </w:p>
+        </w:tc>
+        <w:tc>
+          <w:tcPr>
+            <w:tcW w:type="dxa" w:w="1984"/>
+            <w:shd w:val="clear" w:color="auto" w:fill="1A365D"/>
+          </w:tcPr>
+          <w:p>
+            <w:pPr>
+              <w:spacing w:before="40" w:after="40"/>
+              <w:jc w:val="center"/>
+            </w:pPr>
+            <w:r>
+              <w:rPr>
+                <w:b/>
+                <w:color w:val="FFFFFF"/>
+                <w:sz w:val="19"/>
+              </w:rPr>
+              <w:t>Unit / Format</w:t>
+            </w:r>
+          </w:p>
+        </w:tc>
+        <w:tc>
+          <w:tcPr>
+            <w:tcW w:type="dxa" w:w="3969"/>
+            <w:shd w:val="clear" w:color="auto" w:fill="1A365D"/>
+          </w:tcPr>
+          <w:p>
+            <w:pPr>
+              <w:spacing w:before="40" w:after="40"/>
+              <w:jc w:val="left"/>
+            </w:pPr>
+            <w:r>
+              <w:rPr>
+                <w:b/>
+                <w:color w:val="FFFFFF"/>
+                <w:sz w:val="19"/>
+              </w:rPr>
+              <w:t>Notes</w:t>
+            </w:r>
+          </w:p>
+        </w:tc>
+      </w:tr>
+      <w:tr>
+        <w:tc>
+          <w:tcPr>
+            <w:tcW w:type="dxa" w:w="3118"/>
+          </w:tcPr>
+          <w:p>
+            <w:pPr>
+              <w:spacing w:before="40" w:after="40"/>
+              <w:jc w:val="left"/>
+            </w:pPr>
+            <w:r>
+              <w:rPr>
+                <w:b/>
+                <w:color w:val="000000"/>
+                <w:sz w:val="19"/>
+              </w:rPr>
+              <w:t>Reporting Period</w:t>
+            </w:r>
+          </w:p>
+        </w:tc>
+        <w:tc>
+          <w:tcPr>
+            <w:tcW w:type="dxa" w:w="1984"/>
+          </w:tcPr>
+          <w:p>
+            <w:pPr>
+              <w:spacing w:before="40" w:after="40"/>
+              <w:jc w:val="center"/>
+            </w:pPr>
+            <w:r>
+              <w:rPr>
+                <w:b w:val="0"/>
+                <w:color w:val="000000"/>
+                <w:sz w:val="19"/>
+              </w:rPr>
+              <w:t>Month / Year</w:t>
+            </w:r>
+          </w:p>
+        </w:tc>
+        <w:tc>
+          <w:tcPr>
+            <w:tcW w:type="dxa" w:w="3969"/>
+          </w:tcPr>
+          <w:p>
+            <w:pPr>
+              <w:spacing w:before="40" w:after="40"/>
+              <w:jc w:val="left"/>
+            </w:pPr>
+            <w:r>
+              <w:rPr>
+                <w:b w:val="0"/>
+                <w:color w:val="000000"/>
+                <w:sz w:val="19"/>
+              </w:rPr>
+              <w:t>e.g. April 2026</w:t>
+            </w:r>
+          </w:p>
+        </w:tc>
+      </w:tr>
+      <w:tr>
+        <w:tc>
+          <w:tcPr>
+            <w:tcW w:type="dxa" w:w="3118"/>
+            <w:shd w:val="clear" w:color="auto" w:fill="F5F7FA"/>
+          </w:tcPr>
+          <w:p>
+            <w:pPr>
+              <w:spacing w:before="40" w:after="40"/>
+              <w:jc w:val="left"/>
+            </w:pPr>
+            <w:r>
+              <w:rPr>
+                <w:b/>
+                <w:color w:val="000000"/>
+                <w:sz w:val="19"/>
+              </w:rPr>
+              <w:t>Park Name</w:t>
+            </w:r>
+          </w:p>
+        </w:tc>
+        <w:tc>
+          <w:tcPr>
+            <w:tcW w:type="dxa" w:w="1984"/>
+            <w:shd w:val="clear" w:color="auto" w:fill="F5F7FA"/>
+          </w:tcPr>
+          <w:p>
+            <w:pPr>
+              <w:spacing w:before="40" w:after="40"/>
+              <w:jc w:val="center"/>
+            </w:pPr>
+            <w:r>
+              <w:rPr>
+                <w:b w:val="0"/>
+                <w:color w:val="000000"/>
+                <w:sz w:val="19"/>
+              </w:rPr>
+              <w:t>Text</w:t>
+            </w:r>
+          </w:p>
+        </w:tc>
+        <w:tc>
+          <w:tcPr>
+            <w:tcW w:type="dxa" w:w="3969"/>
+            <w:shd w:val="clear" w:color="auto" w:fill="F5F7FA"/>
+          </w:tcPr>
+          <w:p>
+            <w:pPr>
+              <w:spacing w:before="40" w:after="40"/>
+              <w:jc w:val="left"/>
+            </w:pPr>
+            <w:r>
+              <w:rPr>
+                <w:b w:val="0"/>
+                <w:color w:val="000000"/>
+                <w:sz w:val="19"/>
+              </w:rPr>
+              <w:t>Anarita East / West</w:t>
+            </w:r>
+          </w:p>
+        </w:tc>
+      </w:tr>
+      <w:tr>
+        <w:tc>
+          <w:tcPr>
+            <w:tcW w:type="dxa" w:w="3118"/>
+          </w:tcPr>
+          <w:p>
+            <w:pPr>
+              <w:spacing w:before="40" w:after="40"/>
+              <w:jc w:val="left"/>
+            </w:pPr>
+            <w:r>
+              <w:rPr>
+                <w:b/>
+                <w:color w:val="000000"/>
+                <w:sz w:val="19"/>
+              </w:rPr>
+              <w:t>Energy Yield</w:t>
+            </w:r>
+          </w:p>
+        </w:tc>
+        <w:tc>
+          <w:tcPr>
+            <w:tcW w:type="dxa" w:w="1984"/>
+          </w:tcPr>
+          <w:p>
+            <w:pPr>
+              <w:spacing w:before="40" w:after="40"/>
+              <w:jc w:val="center"/>
+            </w:pPr>
+            <w:r>
+              <w:rPr>
+                <w:b w:val="0"/>
+                <w:color w:val="000000"/>
+                <w:sz w:val="19"/>
+              </w:rPr>
+              <w:t>MWh</w:t>
+            </w:r>
+          </w:p>
+        </w:tc>
+        <w:tc>
+          <w:tcPr>
+            <w:tcW w:type="dxa" w:w="3969"/>
+          </w:tcPr>
+          <w:p>
+            <w:pPr>
+              <w:spacing w:before="40" w:after="40"/>
+              <w:jc w:val="left"/>
+            </w:pPr>
+            <w:r>
+              <w:rPr>
+                <w:b w:val="0"/>
+                <w:color w:val="000000"/>
+                <w:sz w:val="19"/>
+              </w:rPr>
+              <w:t>Total AC export for the period</w:t>
+            </w:r>
+          </w:p>
+        </w:tc>
+      </w:tr>
+      <w:tr>
+        <w:tc>
+          <w:tcPr>
+            <w:tcW w:type="dxa" w:w="3118"/>
+            <w:shd w:val="clear" w:color="auto" w:fill="F5F7FA"/>
+          </w:tcPr>
+          <w:p>
+            <w:pPr>
+              <w:spacing w:before="40" w:after="40"/>
+              <w:jc w:val="left"/>
+            </w:pPr>
+            <w:r>
+              <w:rPr>
+                <w:b/>
+                <w:color w:val="000000"/>
+                <w:sz w:val="19"/>
+              </w:rPr>
+              <w:t>Specific Yield</w:t>
+            </w:r>
+          </w:p>
+        </w:tc>
+        <w:tc>
+          <w:tcPr>
+            <w:tcW w:type="dxa" w:w="1984"/>
+            <w:shd w:val="clear" w:color="auto" w:fill="F5F7FA"/>
+          </w:tcPr>
+          <w:p>
+            <w:pPr>
+              <w:spacing w:before="40" w:after="40"/>
+              <w:jc w:val="center"/>
+            </w:pPr>
+            <w:r>
+              <w:rPr>
+                <w:b w:val="0"/>
+                <w:color w:val="000000"/>
+                <w:sz w:val="19"/>
+              </w:rPr>
+              <w:t>kWh/kWp</w:t>
+            </w:r>
+          </w:p>
+        </w:tc>
+        <w:tc>
+          <w:tcPr>
+            <w:tcW w:type="dxa" w:w="3969"/>
+            <w:shd w:val="clear" w:color="auto" w:fill="F5F7FA"/>
+          </w:tcPr>
+          <w:p>
+            <w:pPr>
+              <w:spacing w:before="40" w:after="40"/>
+              <w:jc w:val="left"/>
+            </w:pPr>
+            <w:r>
+              <w:rPr>
+                <w:b w:val="0"/>
+                <w:color w:val="000000"/>
+                <w:sz w:val="19"/>
+              </w:rPr>
+              <w:t>Yield per installed kWp</w:t>
+            </w:r>
+          </w:p>
+        </w:tc>
+      </w:tr>
+      <w:tr>
+        <w:tc>
+          <w:tcPr>
+            <w:tcW w:type="dxa" w:w="3118"/>
+          </w:tcPr>
+          <w:p>
+            <w:pPr>
+              <w:spacing w:before="40" w:after="40"/>
+              <w:jc w:val="left"/>
+            </w:pPr>
+            <w:r>
+              <w:rPr>
+                <w:b/>
+                <w:color w:val="000000"/>
+                <w:sz w:val="19"/>
+              </w:rPr>
+              <w:t>Performance Ratio (PR)</w:t>
+            </w:r>
+          </w:p>
+        </w:tc>
+        <w:tc>
+          <w:tcPr>
+            <w:tcW w:type="dxa" w:w="1984"/>
+          </w:tcPr>
+          <w:p>
+            <w:pPr>
+              <w:spacing w:before="40" w:after="40"/>
+              <w:jc w:val="center"/>
+            </w:pPr>
+            <w:r>
+              <w:rPr>
+                <w:b w:val="0"/>
+                <w:color w:val="000000"/>
+                <w:sz w:val="19"/>
+              </w:rPr>
+              <w:t>%</w:t>
+            </w:r>
+          </w:p>
+        </w:tc>
+        <w:tc>
+          <w:tcPr>
+            <w:tcW w:type="dxa" w:w="3969"/>
+          </w:tcPr>
+          <w:p>
+            <w:pPr>
+              <w:spacing w:before="40" w:after="40"/>
+              <w:jc w:val="left"/>
+            </w:pPr>
+            <w:r>
+              <w:rPr>
+                <w:b w:val="0"/>
+                <w:color w:val="000000"/>
+                <w:sz w:val="19"/>
+              </w:rPr>
+              <w:t>Per IEC 61724-1</w:t>
+            </w:r>
+          </w:p>
+        </w:tc>
+      </w:tr>
+      <w:tr>
+        <w:tc>
+          <w:tcPr>
+            <w:tcW w:type="dxa" w:w="3118"/>
+            <w:shd w:val="clear" w:color="auto" w:fill="F5F7FA"/>
+          </w:tcPr>
+          <w:p>
+            <w:pPr>
+              <w:spacing w:before="40" w:after="40"/>
+              <w:jc w:val="left"/>
+            </w:pPr>
+            <w:r>
+              <w:rPr>
+                <w:b/>
+                <w:color w:val="000000"/>
+                <w:sz w:val="19"/>
+              </w:rPr>
+              <w:t>Availability</w:t>
+            </w:r>
+          </w:p>
+        </w:tc>
+        <w:tc>
+          <w:tcPr>
+            <w:tcW w:type="dxa" w:w="1984"/>
+            <w:shd w:val="clear" w:color="auto" w:fill="F5F7FA"/>
+          </w:tcPr>
+          <w:p>
+            <w:pPr>
+              <w:spacing w:before="40" w:after="40"/>
+              <w:jc w:val="center"/>
+            </w:pPr>
+            <w:r>
+              <w:rPr>
+                <w:b w:val="0"/>
+                <w:color w:val="000000"/>
+                <w:sz w:val="19"/>
+              </w:rPr>
+              <w:t>%</w:t>
+            </w:r>
+          </w:p>
+        </w:tc>
+        <w:tc>
+          <w:tcPr>
+            <w:tcW w:type="dxa" w:w="3969"/>
+            <w:shd w:val="clear" w:color="auto" w:fill="F5F7FA"/>
+          </w:tcPr>
+          <w:p>
+            <w:pPr>
+              <w:spacing w:before="40" w:after="40"/>
+              <w:jc w:val="left"/>
+            </w:pPr>
+            <w:r>
+              <w:rPr>
+                <w:b w:val="0"/>
+                <w:color w:val="000000"/>
+                <w:sz w:val="19"/>
+              </w:rPr>
+              <w:t>Per Article 3 definition</w:t>
+            </w:r>
+          </w:p>
+        </w:tc>
+      </w:tr>
+      <w:tr>
+        <w:tc>
+          <w:tcPr>
+            <w:tcW w:type="dxa" w:w="3118"/>
+          </w:tcPr>
+          <w:p>
+            <w:pPr>
+              <w:spacing w:before="40" w:after="40"/>
+              <w:jc w:val="left"/>
+            </w:pPr>
+            <w:r>
+              <w:rPr>
+                <w:b/>
+                <w:color w:val="000000"/>
+                <w:sz w:val="19"/>
+              </w:rPr>
+              <w:t>Irradiation (in-plane)</w:t>
+            </w:r>
+          </w:p>
+        </w:tc>
+        <w:tc>
+          <w:tcPr>
+            <w:tcW w:type="dxa" w:w="1984"/>
+          </w:tcPr>
+          <w:p>
+            <w:pPr>
+              <w:spacing w:before="40" w:after="40"/>
+              <w:jc w:val="center"/>
+            </w:pPr>
+            <w:r>
+              <w:rPr>
+                <w:b w:val="0"/>
+                <w:color w:val="000000"/>
+                <w:sz w:val="19"/>
+              </w:rPr>
+              <w:t>kWh/m2</w:t>
+            </w:r>
+          </w:p>
+        </w:tc>
+        <w:tc>
+          <w:tcPr>
+            <w:tcW w:type="dxa" w:w="3969"/>
+          </w:tcPr>
+          <w:p>
+            <w:pPr>
+              <w:spacing w:before="40" w:after="40"/>
+              <w:jc w:val="left"/>
+            </w:pPr>
+            <w:r>
+              <w:rPr>
+                <w:b w:val="0"/>
+                <w:color w:val="000000"/>
+                <w:sz w:val="19"/>
+              </w:rPr>
+              <w:t>From on-site met station</w:t>
+            </w:r>
+          </w:p>
+        </w:tc>
+      </w:tr>
+      <w:tr>
+        <w:tc>
+          <w:tcPr>
+            <w:tcW w:type="dxa" w:w="3118"/>
+            <w:shd w:val="clear" w:color="auto" w:fill="F5F7FA"/>
+          </w:tcPr>
+          <w:p>
+            <w:pPr>
+              <w:spacing w:before="40" w:after="40"/>
+              <w:jc w:val="left"/>
+            </w:pPr>
+            <w:r>
+              <w:rPr>
+                <w:b/>
+                <w:color w:val="000000"/>
+                <w:sz w:val="19"/>
+              </w:rPr>
+              <w:t>Fault Events — Critical</w:t>
+            </w:r>
+          </w:p>
+        </w:tc>
+        <w:tc>
+          <w:tcPr>
+            <w:tcW w:type="dxa" w:w="1984"/>
+            <w:shd w:val="clear" w:color="auto" w:fill="F5F7FA"/>
+          </w:tcPr>
+          <w:p>
+            <w:pPr>
+              <w:spacing w:before="40" w:after="40"/>
+              <w:jc w:val="center"/>
+            </w:pPr>
+            <w:r>
+              <w:rPr>
+                <w:b w:val="0"/>
+                <w:color w:val="000000"/>
+                <w:sz w:val="19"/>
+              </w:rPr>
+              <w:t>Count</w:t>
+            </w:r>
+          </w:p>
+        </w:tc>
+        <w:tc>
+          <w:tcPr>
+            <w:tcW w:type="dxa" w:w="3969"/>
+            <w:shd w:val="clear" w:color="auto" w:fill="F5F7FA"/>
+          </w:tcPr>
+          <w:p>
+            <w:pPr>
+              <w:spacing w:before="40" w:after="40"/>
+              <w:jc w:val="left"/>
+            </w:pPr>
+            <w:r>
+              <w:rPr>
+                <w:b w:val="0"/>
+                <w:color w:val="000000"/>
+                <w:sz w:val="19"/>
+              </w:rPr>
+              <w:t>Including duration and resolution</w:t>
+            </w:r>
+          </w:p>
+        </w:tc>
+      </w:tr>
+      <w:tr>
+        <w:tc>
+          <w:tcPr>
+            <w:tcW w:type="dxa" w:w="3118"/>
+          </w:tcPr>
+          <w:p>
+            <w:pPr>
+              <w:spacing w:before="40" w:after="40"/>
+              <w:jc w:val="left"/>
+            </w:pPr>
+            <w:r>
+              <w:rPr>
+                <w:b/>
+                <w:color w:val="000000"/>
+                <w:sz w:val="19"/>
+              </w:rPr>
+              <w:t>Fault Events — Major</w:t>
+            </w:r>
+          </w:p>
+        </w:tc>
+        <w:tc>
+          <w:tcPr>
+            <w:tcW w:type="dxa" w:w="1984"/>
+          </w:tcPr>
+          <w:p>
+            <w:pPr>
+              <w:spacing w:before="40" w:after="40"/>
+              <w:jc w:val="center"/>
+            </w:pPr>
+            <w:r>
+              <w:rPr>
+                <w:b w:val="0"/>
+                <w:color w:val="000000"/>
+                <w:sz w:val="19"/>
+              </w:rPr>
+              <w:t>Count</w:t>
+            </w:r>
+          </w:p>
+        </w:tc>
+        <w:tc>
+          <w:tcPr>
+            <w:tcW w:type="dxa" w:w="3969"/>
+          </w:tcPr>
+          <w:p>
+            <w:pPr>
+              <w:spacing w:before="40" w:after="40"/>
+              <w:jc w:val="left"/>
+            </w:pPr>
+            <w:r>
+              <w:rPr>
+                <w:b w:val="0"/>
+                <w:color w:val="000000"/>
+                <w:sz w:val="19"/>
+              </w:rPr>
+              <w:t>Including duration and resolution</w:t>
+            </w:r>
+          </w:p>
+        </w:tc>
+      </w:tr>
+      <w:tr>
+        <w:tc>
+          <w:tcPr>
+            <w:tcW w:type="dxa" w:w="3118"/>
+            <w:shd w:val="clear" w:color="auto" w:fill="F5F7FA"/>
+          </w:tcPr>
+          <w:p>
+            <w:pPr>
+              <w:spacing w:before="40" w:after="40"/>
+              <w:jc w:val="left"/>
+            </w:pPr>
+            <w:r>
+              <w:rPr>
+                <w:b/>
+                <w:color w:val="000000"/>
+                <w:sz w:val="19"/>
+              </w:rPr>
+              <w:t>Fault Events — Minor</w:t>
+            </w:r>
+          </w:p>
+        </w:tc>
+        <w:tc>
+          <w:tcPr>
+            <w:tcW w:type="dxa" w:w="1984"/>
+            <w:shd w:val="clear" w:color="auto" w:fill="F5F7FA"/>
+          </w:tcPr>
+          <w:p>
+            <w:pPr>
+              <w:spacing w:before="40" w:after="40"/>
+              <w:jc w:val="center"/>
+            </w:pPr>
+            <w:r>
+              <w:rPr>
+                <w:b w:val="0"/>
+                <w:color w:val="000000"/>
+                <w:sz w:val="19"/>
+              </w:rPr>
+              <w:t>Count</w:t>
+            </w:r>
+          </w:p>
+        </w:tc>
+        <w:tc>
+          <w:tcPr>
+            <w:tcW w:type="dxa" w:w="3969"/>
+            <w:shd w:val="clear" w:color="auto" w:fill="F5F7FA"/>
+          </w:tcPr>
+          <w:p>
+            <w:pPr>
+              <w:spacing w:before="40" w:after="40"/>
+              <w:jc w:val="left"/>
+            </w:pPr>
+            <w:r>
+              <w:rPr>
+                <w:b w:val="0"/>
+                <w:color w:val="000000"/>
+                <w:sz w:val="19"/>
+              </w:rPr>
+              <w:t>Including resolution date</w:t>
+            </w:r>
+          </w:p>
+        </w:tc>
+      </w:tr>
+      <w:tr>
+        <w:tc>
+          <w:tcPr>
+            <w:tcW w:type="dxa" w:w="3118"/>
+          </w:tcPr>
+          <w:p>
+            <w:pPr>
+              <w:spacing w:before="40" w:after="40"/>
+              <w:jc w:val="left"/>
+            </w:pPr>
+            <w:r>
+              <w:rPr>
+                <w:b/>
+                <w:color w:val="000000"/>
+                <w:sz w:val="19"/>
+              </w:rPr>
+              <w:t>Corrective Call-outs Used</w:t>
+            </w:r>
+          </w:p>
+        </w:tc>
+        <w:tc>
+          <w:tcPr>
+            <w:tcW w:type="dxa" w:w="1984"/>
+          </w:tcPr>
+          <w:p>
+            <w:pPr>
+              <w:spacing w:before="40" w:after="40"/>
+              <w:jc w:val="center"/>
+            </w:pPr>
+            <w:r>
+              <w:rPr>
+                <w:b w:val="0"/>
+                <w:color w:val="000000"/>
+                <w:sz w:val="19"/>
+              </w:rPr>
+              <w:t>Count (of cap)</w:t>
+            </w:r>
+          </w:p>
+        </w:tc>
+        <w:tc>
+          <w:tcPr>
+            <w:tcW w:type="dxa" w:w="3969"/>
+          </w:tcPr>
+          <w:p>
+            <w:pPr>
+              <w:spacing w:before="40" w:after="40"/>
+              <w:jc w:val="left"/>
+            </w:pPr>
+            <w:r>
+              <w:rPr>
+                <w:b w:val="0"/>
+                <w:color w:val="000000"/>
+                <w:sz w:val="19"/>
+              </w:rPr>
+              <w:t>e.g. 2 of 6 included</w:t>
+            </w:r>
+          </w:p>
+        </w:tc>
+      </w:tr>
+      <w:tr>
+        <w:tc>
+          <w:tcPr>
+            <w:tcW w:type="dxa" w:w="3118"/>
+            <w:shd w:val="clear" w:color="auto" w:fill="F5F7FA"/>
+          </w:tcPr>
+          <w:p>
+            <w:pPr>
+              <w:spacing w:before="40" w:after="40"/>
+              <w:jc w:val="left"/>
+            </w:pPr>
+            <w:r>
+              <w:rPr>
+                <w:b/>
+                <w:color w:val="000000"/>
+                <w:sz w:val="19"/>
+              </w:rPr>
+              <w:t>Cleaning Carried Out</w:t>
+            </w:r>
+          </w:p>
+        </w:tc>
+        <w:tc>
+          <w:tcPr>
+            <w:tcW w:type="dxa" w:w="1984"/>
+            <w:shd w:val="clear" w:color="auto" w:fill="F5F7FA"/>
+          </w:tcPr>
+          <w:p>
+            <w:pPr>
+              <w:spacing w:before="40" w:after="40"/>
+              <w:jc w:val="center"/>
+            </w:pPr>
+            <w:r>
+              <w:rPr>
+                <w:b w:val="0"/>
+                <w:color w:val="000000"/>
+                <w:sz w:val="19"/>
+              </w:rPr>
+              <w:t>Yes / No</w:t>
+            </w:r>
+          </w:p>
+        </w:tc>
+        <w:tc>
+          <w:tcPr>
+            <w:tcW w:type="dxa" w:w="3969"/>
+            <w:shd w:val="clear" w:color="auto" w:fill="F5F7FA"/>
+          </w:tcPr>
+          <w:p>
+            <w:pPr>
+              <w:spacing w:before="40" w:after="40"/>
+              <w:jc w:val="left"/>
+            </w:pPr>
+            <w:r>
+              <w:rPr>
+                <w:b w:val="0"/>
+                <w:color w:val="000000"/>
+                <w:sz w:val="19"/>
+              </w:rPr>
+              <w:t>Date(s) if performed</w:t>
+            </w:r>
+          </w:p>
+        </w:tc>
+      </w:tr>
+      <w:tr>
+        <w:tc>
+          <w:tcPr>
+            <w:tcW w:type="dxa" w:w="3118"/>
+          </w:tcPr>
+          <w:p>
+            <w:pPr>
+              <w:spacing w:before="40" w:after="40"/>
+              <w:jc w:val="left"/>
+            </w:pPr>
+            <w:r>
+              <w:rPr>
+                <w:b/>
+                <w:color w:val="000000"/>
+                <w:sz w:val="19"/>
+              </w:rPr>
+              <w:t>Maintenance Visit</w:t>
+            </w:r>
+          </w:p>
+        </w:tc>
+        <w:tc>
+          <w:tcPr>
+            <w:tcW w:type="dxa" w:w="1984"/>
+          </w:tcPr>
+          <w:p>
+            <w:pPr>
+              <w:spacing w:before="40" w:after="40"/>
+              <w:jc w:val="center"/>
+            </w:pPr>
+            <w:r>
+              <w:rPr>
+                <w:b w:val="0"/>
+                <w:color w:val="000000"/>
+                <w:sz w:val="19"/>
+              </w:rPr>
+              <w:t>Yes / No / Scheduled</w:t>
+            </w:r>
+          </w:p>
+        </w:tc>
+        <w:tc>
+          <w:tcPr>
+            <w:tcW w:type="dxa" w:w="3969"/>
+          </w:tcPr>
+          <w:p>
+            <w:pPr>
+              <w:spacing w:before="40" w:after="40"/>
+              <w:jc w:val="left"/>
+            </w:pPr>
+            <w:r>
+              <w:rPr>
+                <w:b w:val="0"/>
+                <w:color w:val="000000"/>
+                <w:sz w:val="19"/>
+              </w:rPr>
+              <w:t>Date if performed</w:t>
+            </w:r>
+          </w:p>
+        </w:tc>
+      </w:tr>
+      <w:tr>
+        <w:tc>
+          <w:tcPr>
+            <w:tcW w:type="dxa" w:w="3118"/>
+            <w:shd w:val="clear" w:color="auto" w:fill="F5F7FA"/>
+          </w:tcPr>
+          <w:p>
+            <w:pPr>
+              <w:spacing w:before="40" w:after="40"/>
+              <w:jc w:val="left"/>
+            </w:pPr>
+            <w:r>
+              <w:rPr>
+                <w:b/>
+                <w:color w:val="000000"/>
+                <w:sz w:val="19"/>
+              </w:rPr>
+              <w:t>Recommended Actions</w:t>
+            </w:r>
+          </w:p>
+        </w:tc>
+        <w:tc>
+          <w:tcPr>
+            <w:tcW w:type="dxa" w:w="1984"/>
+            <w:shd w:val="clear" w:color="auto" w:fill="F5F7FA"/>
+          </w:tcPr>
+          <w:p>
+            <w:pPr>
+              <w:spacing w:before="40" w:after="40"/>
+              <w:jc w:val="center"/>
+            </w:pPr>
+            <w:r>
+              <w:rPr>
+                <w:b w:val="0"/>
+                <w:color w:val="000000"/>
+                <w:sz w:val="19"/>
+              </w:rPr>
+              <w:t>Free text</w:t>
+            </w:r>
+          </w:p>
+        </w:tc>
+        <w:tc>
+          <w:tcPr>
+            <w:tcW w:type="dxa" w:w="3969"/>
+            <w:shd w:val="clear" w:color="auto" w:fill="F5F7FA"/>
+          </w:tcPr>
+          <w:p>
+            <w:pPr>
+              <w:spacing w:before="40" w:after="40"/>
+              <w:jc w:val="left"/>
+            </w:pPr>
+            <w:r>
+              <w:rPr>
+                <w:b w:val="0"/>
+                <w:color w:val="000000"/>
+                <w:sz w:val="19"/>
+              </w:rPr>
+              <w:t>Items for next visit or client decision</w:t>
+            </w:r>
+          </w:p>
+        </w:tc>
+      </w:tr>
+      <w:tr>
+        <w:tc>
+          <w:tcPr>
+            <w:tcW w:type="dxa" w:w="3118"/>
+          </w:tcPr>
+          <w:p>
+            <w:pPr>
+              <w:spacing w:before="40" w:after="40"/>
+              <w:jc w:val="left"/>
+            </w:pPr>
+            <w:r>
+              <w:rPr>
+                <w:b/>
+                <w:color w:val="000000"/>
+                <w:sz w:val="19"/>
+              </w:rPr>
+              <w:t>Prepared By</w:t>
+            </w:r>
+          </w:p>
+        </w:tc>
+        <w:tc>
+          <w:tcPr>
+            <w:tcW w:type="dxa" w:w="1984"/>
+          </w:tcPr>
+          <w:p>
+            <w:pPr>
+              <w:spacing w:before="40" w:after="40"/>
+              <w:jc w:val="center"/>
+            </w:pPr>
+            <w:r>
+              <w:rPr>
+                <w:b w:val="0"/>
+                <w:color w:val="000000"/>
+                <w:sz w:val="19"/>
+              </w:rPr>
+              <w:t>Name + Date</w:t>
+            </w:r>
+          </w:p>
+        </w:tc>
+        <w:tc>
+          <w:tcPr>
+            <w:tcW w:type="dxa" w:w="3969"/>
+          </w:tcPr>
+          <w:p>
+            <w:pPr>
+              <w:spacing w:before="40" w:after="40"/>
+              <w:jc w:val="left"/>
+            </w:pPr>
+            <w:r>
+              <w:rPr>
+                <w:b w:val="0"/>
+                <w:color w:val="000000"/>
+                <w:sz w:val="19"/>
+              </w:rPr>
+              <w:t>Service Provider signatory</w:t>
+            </w:r>
+          </w:p>
+        </w:tc>
+      </w:tr>
+    </w:tbl>
+    <w:p/>
+    <w:p>
+      <w:pPr>
         <w:spacing w:before="280" w:after="80"/>
         <w:jc w:val="left"/>
         <w:pBdr>
@@ -2546,7 +6703,7 @@
           <w:color w:val="000000"/>
           <w:sz w:val="21"/>
         </w:rPr>
-        <w:t>This Agreement shall commence on the Commencement Date and shall continue for an initial Term of 2 (two) Contract Years unless terminated earlier in accordance with Article 12. Unless either Party gives written notice of non-renewal at least ninety (90) days before the expiry of the initial Term or any renewal period, this Agreement shall automatically renew for successive one (1) year periods on the same terms, subject to the annual Service Fee adjustment set out in Article 9.4.</w:t>
+        <w:t>This Agreement is executed on the Effective Date (23 April 2026) and O&amp;M services commence on the Service Commencement Date (1 May 2026). The initial Term runs for 2 (two) Contract Years from the Service Commencement Date unless terminated earlier in accordance with Article 14. Unless either Party gives written notice of non-renewal at least ninety (90) days before the expiry of the initial Term or any renewal period, this Agreement shall automatically renew for successive one (1) year periods on the same terms, subject to the annual Service Fee adjustment set out in Article 9.4.</w:t>
       </w:r>
     </w:p>
     <w:p>
@@ -2836,7 +6993,7 @@
                 <w:color w:val="000000"/>
                 <w:sz w:val="19"/>
               </w:rPr>
-              <w:t>Time from notification receipt</w:t>
+              <w:t>From notification receipt</w:t>
             </w:r>
           </w:p>
         </w:tc>
@@ -2898,7 +7055,7 @@
                 <w:color w:val="000000"/>
                 <w:sz w:val="19"/>
               </w:rPr>
-              <w:t>Time from notification receipt</w:t>
+              <w:t>From notification receipt</w:t>
             </w:r>
           </w:p>
         </w:tc>
@@ -2957,7 +7114,7 @@
                 <w:color w:val="000000"/>
                 <w:sz w:val="19"/>
               </w:rPr>
-              <w:t>Time from notification receipt</w:t>
+              <w:t>From notification receipt</w:t>
             </w:r>
           </w:p>
         </w:tc>
@@ -2979,7 +7136,7 @@
                 <w:color w:val="000000"/>
                 <w:sz w:val="19"/>
               </w:rPr>
-              <w:t>Preventive Maintenance Visits (per Park)</w:t>
+              <w:t>Cosmetic Fault Resolution</w:t>
             </w:r>
           </w:p>
         </w:tc>
@@ -2999,7 +7156,7 @@
                 <w:color w:val="000000"/>
                 <w:sz w:val="19"/>
               </w:rPr>
-              <w:t>2 per year</w:t>
+              <w:t>≤ 90 days</w:t>
             </w:r>
           </w:p>
         </w:tc>
@@ -3019,7 +7176,7 @@
                 <w:color w:val="000000"/>
                 <w:sz w:val="19"/>
               </w:rPr>
-              <w:t>Scheduled spring &amp; autumn</w:t>
+              <w:t>From date of identification</w:t>
             </w:r>
           </w:p>
         </w:tc>
@@ -3040,7 +7197,7 @@
                 <w:color w:val="000000"/>
                 <w:sz w:val="19"/>
               </w:rPr>
-              <w:t>Panel Cleaning Sessions (per Park)</w:t>
+              <w:t>Corrective Call-outs Included (per Park/yr)</w:t>
             </w:r>
           </w:p>
         </w:tc>
@@ -3059,7 +7216,7 @@
                 <w:color w:val="000000"/>
                 <w:sz w:val="19"/>
               </w:rPr>
-              <w:t>2 per year</w:t>
+              <w:t>6 per year</w:t>
             </w:r>
           </w:p>
         </w:tc>
@@ -3078,7 +7235,7 @@
                 <w:color w:val="000000"/>
                 <w:sz w:val="19"/>
               </w:rPr>
-              <w:t>Per preventive visit</w:t>
+              <w:t>Additional at €400/call-out</w:t>
             </w:r>
           </w:p>
         </w:tc>
@@ -3100,7 +7257,7 @@
                 <w:color w:val="000000"/>
                 <w:sz w:val="19"/>
               </w:rPr>
-              <w:t>Monthly Report Delivery</w:t>
+              <w:t>Preventive Maintenance Visits (per Park)</w:t>
             </w:r>
           </w:p>
         </w:tc>
@@ -3120,7 +7277,7 @@
                 <w:color w:val="000000"/>
                 <w:sz w:val="19"/>
               </w:rPr>
-              <w:t>By 10th of month</w:t>
+              <w:t>2 per year</w:t>
             </w:r>
           </w:p>
         </w:tc>
@@ -3140,7 +7297,128 @@
                 <w:color w:val="000000"/>
                 <w:sz w:val="19"/>
               </w:rPr>
-              <w:t>Electronic PDF delivery</w:t>
+              <w:t>Scheduled spring &amp; autumn</w:t>
+            </w:r>
+          </w:p>
+        </w:tc>
+      </w:tr>
+      <w:tr>
+        <w:tc>
+          <w:tcPr>
+            <w:tcW w:type="dxa" w:w="3118"/>
+          </w:tcPr>
+          <w:p>
+            <w:pPr>
+              <w:spacing w:before="40" w:after="40"/>
+              <w:jc w:val="left"/>
+            </w:pPr>
+            <w:r>
+              <w:rPr>
+                <w:b w:val="0"/>
+                <w:color w:val="000000"/>
+                <w:sz w:val="19"/>
+              </w:rPr>
+              <w:t>Panel Cleaning Sessions (per Park)</w:t>
+            </w:r>
+          </w:p>
+        </w:tc>
+        <w:tc>
+          <w:tcPr>
+            <w:tcW w:type="dxa" w:w="2551"/>
+          </w:tcPr>
+          <w:p>
+            <w:pPr>
+              <w:spacing w:before="40" w:after="40"/>
+              <w:jc w:val="center"/>
+            </w:pPr>
+            <w:r>
+              <w:rPr>
+                <w:b/>
+                <w:color w:val="000000"/>
+                <w:sz w:val="19"/>
+              </w:rPr>
+              <w:t>2 per year</w:t>
+            </w:r>
+          </w:p>
+        </w:tc>
+        <w:tc>
+          <w:tcPr>
+            <w:tcW w:type="dxa" w:w="3402"/>
+          </w:tcPr>
+          <w:p>
+            <w:pPr>
+              <w:spacing w:before="40" w:after="40"/>
+              <w:jc w:val="left"/>
+            </w:pPr>
+            <w:r>
+              <w:rPr>
+                <w:b w:val="0"/>
+                <w:color w:val="000000"/>
+                <w:sz w:val="19"/>
+              </w:rPr>
+              <w:t>Per preventive visit</w:t>
+            </w:r>
+          </w:p>
+        </w:tc>
+      </w:tr>
+      <w:tr>
+        <w:tc>
+          <w:tcPr>
+            <w:tcW w:type="dxa" w:w="3118"/>
+            <w:shd w:val="clear" w:color="auto" w:fill="F5F7FA"/>
+          </w:tcPr>
+          <w:p>
+            <w:pPr>
+              <w:spacing w:before="40" w:after="40"/>
+              <w:jc w:val="left"/>
+            </w:pPr>
+            <w:r>
+              <w:rPr>
+                <w:b w:val="0"/>
+                <w:color w:val="000000"/>
+                <w:sz w:val="19"/>
+              </w:rPr>
+              <w:t>Monthly Report + Invoice</w:t>
+            </w:r>
+          </w:p>
+        </w:tc>
+        <w:tc>
+          <w:tcPr>
+            <w:tcW w:type="dxa" w:w="2551"/>
+            <w:shd w:val="clear" w:color="auto" w:fill="F5F7FA"/>
+          </w:tcPr>
+          <w:p>
+            <w:pPr>
+              <w:spacing w:before="40" w:after="40"/>
+              <w:jc w:val="center"/>
+            </w:pPr>
+            <w:r>
+              <w:rPr>
+                <w:b/>
+                <w:color w:val="000000"/>
+                <w:sz w:val="19"/>
+              </w:rPr>
+              <w:t>By 10th of month</w:t>
+            </w:r>
+          </w:p>
+        </w:tc>
+        <w:tc>
+          <w:tcPr>
+            <w:tcW w:type="dxa" w:w="3402"/>
+            <w:shd w:val="clear" w:color="auto" w:fill="F5F7FA"/>
+          </w:tcPr>
+          <w:p>
+            <w:pPr>
+              <w:spacing w:before="40" w:after="40"/>
+              <w:jc w:val="left"/>
+            </w:pPr>
+            <w:r>
+              <w:rPr>
+                <w:b w:val="0"/>
+                <w:color w:val="000000"/>
+                <w:sz w:val="19"/>
+              </w:rPr>
+              <w:t>Electronic PDF + VAT invoice</w:t>
             </w:r>
           </w:p>
         </w:tc>
@@ -3206,6 +7484,414 @@
       </w:tr>
     </w:tbl>
     <w:p/>
+    <w:p>
+      <w:pPr>
+        <w:spacing w:before="200" w:after="80"/>
+        <w:jc w:val="left"/>
+        <w:pBdr>
+          <w:bottom w:val="single" w:sz="4" w:space="1" w:color="1A365D"/>
+        </w:pBdr>
+      </w:pPr>
+      <w:r>
+        <w:rPr>
+          <w:b/>
+          <w:i w:val="0"/>
+          <w:color w:val="C9A432"/>
+          <w:sz w:val="24"/>
+        </w:rPr>
+        <w:t>8.1  Response Time Breach — Service Credits</w:t>
+      </w:r>
+    </w:p>
+    <w:p>
+      <w:pPr>
+        <w:spacing w:before="0" w:after="120"/>
+        <w:jc w:val="left"/>
+      </w:pPr>
+      <w:r>
+        <w:rPr>
+          <w:b w:val="0"/>
+          <w:i w:val="0"/>
+          <w:color w:val="000000"/>
+          <w:sz w:val="21"/>
+        </w:rPr>
+        <w:t>Where the Service Provider fails to meet the contracted response times for Critical or Major faults, the following service credits shall be applied as a deduction from the next monthly invoice:</w:t>
+      </w:r>
+    </w:p>
+    <w:tbl>
+      <w:tblPr>
+        <w:tblStyle w:val="TableGrid"/>
+        <w:tblW w:type="auto" w:w="0"/>
+        <w:jc w:val="left"/>
+        <w:tblLook w:firstColumn="1" w:firstRow="1" w:lastColumn="0" w:lastRow="0" w:noHBand="0" w:noVBand="1" w:val="04A0"/>
+      </w:tblPr>
+      <w:tblGrid>
+        <w:gridCol w:w="2268"/>
+        <w:gridCol w:w="2268"/>
+        <w:gridCol w:w="2268"/>
+        <w:gridCol w:w="2268"/>
+      </w:tblGrid>
+      <w:tr>
+        <w:tc>
+          <w:tcPr>
+            <w:tcW w:type="dxa" w:w="2268"/>
+          </w:tcPr>
+          <w:p/>
+        </w:tc>
+        <w:tc>
+          <w:tcPr>
+            <w:tcW w:type="dxa" w:w="2268"/>
+          </w:tcPr>
+          <w:p/>
+        </w:tc>
+        <w:tc>
+          <w:tcPr>
+            <w:tcW w:type="dxa" w:w="2268"/>
+          </w:tcPr>
+          <w:p/>
+        </w:tc>
+        <w:tc>
+          <w:tcPr>
+            <w:tcW w:type="dxa" w:w="2268"/>
+          </w:tcPr>
+          <w:p/>
+        </w:tc>
+      </w:tr>
+      <w:tr>
+        <w:tc>
+          <w:tcPr>
+            <w:tcW w:type="dxa" w:w="2268"/>
+            <w:shd w:val="clear" w:color="auto" w:fill="1A365D"/>
+          </w:tcPr>
+          <w:p>
+            <w:pPr>
+              <w:spacing w:before="40" w:after="40"/>
+              <w:jc w:val="left"/>
+            </w:pPr>
+            <w:r>
+              <w:rPr>
+                <w:b/>
+                <w:color w:val="FFFFFF"/>
+                <w:sz w:val="19"/>
+              </w:rPr>
+              <w:t>Fault Type</w:t>
+            </w:r>
+          </w:p>
+        </w:tc>
+        <w:tc>
+          <w:tcPr>
+            <w:tcW w:type="dxa" w:w="1701"/>
+            <w:shd w:val="clear" w:color="auto" w:fill="1A365D"/>
+          </w:tcPr>
+          <w:p>
+            <w:pPr>
+              <w:spacing w:before="40" w:after="40"/>
+              <w:jc w:val="center"/>
+            </w:pPr>
+            <w:r>
+              <w:rPr>
+                <w:b/>
+                <w:color w:val="FFFFFF"/>
+                <w:sz w:val="19"/>
+              </w:rPr>
+              <w:t>Contracted SLA</w:t>
+            </w:r>
+          </w:p>
+        </w:tc>
+        <w:tc>
+          <w:tcPr>
+            <w:tcW w:type="dxa" w:w="2268"/>
+            <w:shd w:val="clear" w:color="auto" w:fill="1A365D"/>
+          </w:tcPr>
+          <w:p>
+            <w:pPr>
+              <w:spacing w:before="40" w:after="40"/>
+              <w:jc w:val="center"/>
+            </w:pPr>
+            <w:r>
+              <w:rPr>
+                <w:b/>
+                <w:color w:val="FFFFFF"/>
+                <w:sz w:val="19"/>
+              </w:rPr>
+              <w:t>Credit per Hour Exceeded</w:t>
+            </w:r>
+          </w:p>
+        </w:tc>
+        <w:tc>
+          <w:tcPr>
+            <w:tcW w:type="dxa" w:w="2268"/>
+            <w:shd w:val="clear" w:color="auto" w:fill="1A365D"/>
+          </w:tcPr>
+          <w:p>
+            <w:pPr>
+              <w:spacing w:before="40" w:after="40"/>
+              <w:jc w:val="center"/>
+            </w:pPr>
+            <w:r>
+              <w:rPr>
+                <w:b/>
+                <w:color w:val="FFFFFF"/>
+                <w:sz w:val="19"/>
+              </w:rPr>
+              <w:t>Maximum Credit / Incident</w:t>
+            </w:r>
+          </w:p>
+        </w:tc>
+      </w:tr>
+      <w:tr>
+        <w:tc>
+          <w:tcPr>
+            <w:tcW w:type="dxa" w:w="2268"/>
+          </w:tcPr>
+          <w:p>
+            <w:pPr>
+              <w:spacing w:before="40" w:after="40"/>
+              <w:jc w:val="left"/>
+            </w:pPr>
+            <w:r>
+              <w:rPr>
+                <w:b w:val="0"/>
+                <w:color w:val="000000"/>
+                <w:sz w:val="19"/>
+              </w:rPr>
+              <w:t>Critical fault</w:t>
+            </w:r>
+          </w:p>
+        </w:tc>
+        <w:tc>
+          <w:tcPr>
+            <w:tcW w:type="dxa" w:w="1701"/>
+          </w:tcPr>
+          <w:p>
+            <w:pPr>
+              <w:spacing w:before="40" w:after="40"/>
+              <w:jc w:val="center"/>
+            </w:pPr>
+            <w:r>
+              <w:rPr>
+                <w:b w:val="0"/>
+                <w:color w:val="000000"/>
+                <w:sz w:val="19"/>
+              </w:rPr>
+              <w:t>4 hours on-site</w:t>
+            </w:r>
+          </w:p>
+        </w:tc>
+        <w:tc>
+          <w:tcPr>
+            <w:tcW w:type="dxa" w:w="2268"/>
+          </w:tcPr>
+          <w:p>
+            <w:pPr>
+              <w:spacing w:before="40" w:after="40"/>
+              <w:jc w:val="center"/>
+            </w:pPr>
+            <w:r>
+              <w:rPr>
+                <w:b w:val="0"/>
+                <w:color w:val="000000"/>
+                <w:sz w:val="19"/>
+              </w:rPr>
+              <w:t>0.5% of monthly fee per hour</w:t>
+            </w:r>
+          </w:p>
+        </w:tc>
+        <w:tc>
+          <w:tcPr>
+            <w:tcW w:type="dxa" w:w="2268"/>
+          </w:tcPr>
+          <w:p>
+            <w:pPr>
+              <w:spacing w:before="40" w:after="40"/>
+              <w:jc w:val="center"/>
+            </w:pPr>
+            <w:r>
+              <w:rPr>
+                <w:b w:val="0"/>
+                <w:color w:val="000000"/>
+                <w:sz w:val="19"/>
+              </w:rPr>
+              <w:t>5% of monthly fee</w:t>
+            </w:r>
+          </w:p>
+        </w:tc>
+      </w:tr>
+      <w:tr>
+        <w:tc>
+          <w:tcPr>
+            <w:tcW w:type="dxa" w:w="2268"/>
+            <w:shd w:val="clear" w:color="auto" w:fill="F5F7FA"/>
+          </w:tcPr>
+          <w:p>
+            <w:pPr>
+              <w:spacing w:before="40" w:after="40"/>
+              <w:jc w:val="left"/>
+            </w:pPr>
+            <w:r>
+              <w:rPr>
+                <w:b w:val="0"/>
+                <w:color w:val="000000"/>
+                <w:sz w:val="19"/>
+              </w:rPr>
+              <w:t>Major fault</w:t>
+            </w:r>
+          </w:p>
+        </w:tc>
+        <w:tc>
+          <w:tcPr>
+            <w:tcW w:type="dxa" w:w="1701"/>
+            <w:shd w:val="clear" w:color="auto" w:fill="F5F7FA"/>
+          </w:tcPr>
+          <w:p>
+            <w:pPr>
+              <w:spacing w:before="40" w:after="40"/>
+              <w:jc w:val="center"/>
+            </w:pPr>
+            <w:r>
+              <w:rPr>
+                <w:b w:val="0"/>
+                <w:color w:val="000000"/>
+                <w:sz w:val="19"/>
+              </w:rPr>
+              <w:t>8 hours on-site</w:t>
+            </w:r>
+          </w:p>
+        </w:tc>
+        <w:tc>
+          <w:tcPr>
+            <w:tcW w:type="dxa" w:w="2268"/>
+            <w:shd w:val="clear" w:color="auto" w:fill="F5F7FA"/>
+          </w:tcPr>
+          <w:p>
+            <w:pPr>
+              <w:spacing w:before="40" w:after="40"/>
+              <w:jc w:val="center"/>
+            </w:pPr>
+            <w:r>
+              <w:rPr>
+                <w:b w:val="0"/>
+                <w:color w:val="000000"/>
+                <w:sz w:val="19"/>
+              </w:rPr>
+              <w:t>0.25% of monthly fee per hour</w:t>
+            </w:r>
+          </w:p>
+        </w:tc>
+        <w:tc>
+          <w:tcPr>
+            <w:tcW w:type="dxa" w:w="2268"/>
+            <w:shd w:val="clear" w:color="auto" w:fill="F5F7FA"/>
+          </w:tcPr>
+          <w:p>
+            <w:pPr>
+              <w:spacing w:before="40" w:after="40"/>
+              <w:jc w:val="center"/>
+            </w:pPr>
+            <w:r>
+              <w:rPr>
+                <w:b w:val="0"/>
+                <w:color w:val="000000"/>
+                <w:sz w:val="19"/>
+              </w:rPr>
+              <w:t>3% of monthly fee</w:t>
+            </w:r>
+          </w:p>
+        </w:tc>
+      </w:tr>
+      <w:tr>
+        <w:tc>
+          <w:tcPr>
+            <w:tcW w:type="dxa" w:w="2268"/>
+          </w:tcPr>
+          <w:p>
+            <w:pPr>
+              <w:spacing w:before="40" w:after="40"/>
+              <w:jc w:val="left"/>
+            </w:pPr>
+            <w:r>
+              <w:rPr>
+                <w:b w:val="0"/>
+                <w:color w:val="000000"/>
+                <w:sz w:val="19"/>
+              </w:rPr>
+              <w:t>Minor fault</w:t>
+            </w:r>
+          </w:p>
+        </w:tc>
+        <w:tc>
+          <w:tcPr>
+            <w:tcW w:type="dxa" w:w="1701"/>
+          </w:tcPr>
+          <w:p>
+            <w:pPr>
+              <w:spacing w:before="40" w:after="40"/>
+              <w:jc w:val="center"/>
+            </w:pPr>
+            <w:r>
+              <w:rPr>
+                <w:b w:val="0"/>
+                <w:color w:val="000000"/>
+                <w:sz w:val="19"/>
+              </w:rPr>
+              <w:t>24 hours on-site</w:t>
+            </w:r>
+          </w:p>
+        </w:tc>
+        <w:tc>
+          <w:tcPr>
+            <w:tcW w:type="dxa" w:w="2268"/>
+          </w:tcPr>
+          <w:p>
+            <w:pPr>
+              <w:spacing w:before="40" w:after="40"/>
+              <w:jc w:val="center"/>
+            </w:pPr>
+            <w:r>
+              <w:rPr>
+                <w:b w:val="0"/>
+                <w:color w:val="000000"/>
+                <w:sz w:val="19"/>
+              </w:rPr>
+              <w:t>No credit — tracked only</w:t>
+            </w:r>
+          </w:p>
+        </w:tc>
+        <w:tc>
+          <w:tcPr>
+            <w:tcW w:type="dxa" w:w="2268"/>
+          </w:tcPr>
+          <w:p>
+            <w:pPr>
+              <w:spacing w:before="40" w:after="40"/>
+              <w:jc w:val="center"/>
+            </w:pPr>
+            <w:r>
+              <w:rPr>
+                <w:b w:val="0"/>
+                <w:color w:val="000000"/>
+                <w:sz w:val="19"/>
+              </w:rPr>
+              <w:t>—</w:t>
+            </w:r>
+          </w:p>
+        </w:tc>
+      </w:tr>
+    </w:tbl>
+    <w:p>
+      <w:pPr>
+        <w:spacing w:before="80" w:after="120"/>
+        <w:jc w:val="left"/>
+      </w:pPr>
+      <w:r>
+        <w:rPr>
+          <w:b w:val="0"/>
+          <w:i w:val="0"/>
+          <w:color w:val="404040"/>
+          <w:sz w:val="20"/>
+        </w:rPr>
+        <w:t>Service credits are the Client's sole remedy for response time breaches and do not constitute a finding of liability. Credits are not payable where delay is caused by Client-side access restriction, force majeure, or Excused Downtime.</w:t>
+      </w:r>
+    </w:p>
     <w:p>
       <w:pPr>
         <w:spacing w:before="280" w:after="80"/>
@@ -3254,7 +7940,7 @@
           <w:color w:val="000000"/>
           <w:sz w:val="21"/>
         </w:rPr>
-        <w:t>The annual Service Fee for both Parks is as follows:</w:t>
+        <w:t>The annual Service Fee is a fixed lump-sum per Park per Contract Year, regardless of installed capacity or energy production. The combined annual fee for both Parks is €56,400 (excluding VAT). The full cost breakdown including VAT is set out below:</w:t>
       </w:r>
     </w:p>
     <w:tbl>
@@ -3299,7 +7985,7 @@
       <w:tr>
         <w:tc>
           <w:tcPr>
-            <w:tcW w:type="dxa" w:w="1417"/>
+            <w:tcW w:type="dxa" w:w="3118"/>
             <w:shd w:val="clear" w:color="auto" w:fill="1A365D"/>
           </w:tcPr>
           <w:p>
@@ -3319,13 +8005,13 @@
         </w:tc>
         <w:tc>
           <w:tcPr>
-            <w:tcW w:type="dxa" w:w="1701"/>
+            <w:tcW w:type="dxa" w:w="1984"/>
             <w:shd w:val="clear" w:color="auto" w:fill="1A365D"/>
           </w:tcPr>
           <w:p>
             <w:pPr>
               <w:spacing w:before="40" w:after="40"/>
-              <w:jc w:val="center"/>
+              <w:jc w:val="right"/>
             </w:pPr>
             <w:r>
               <w:rPr>
@@ -3333,13 +8019,13 @@
                 <w:color w:val="FFFFFF"/>
                 <w:sz w:val="19"/>
               </w:rPr>
-              <w:t>Capacity (AC MW)</w:t>
-            </w:r>
-          </w:p>
-        </w:tc>
-        <w:tc>
-          <w:tcPr>
-            <w:tcW w:type="dxa" w:w="1984"/>
+              <w:t>Annual Fee (ex. VAT)</w:t>
+            </w:r>
+          </w:p>
+        </w:tc>
+        <w:tc>
+          <w:tcPr>
+            <w:tcW w:type="dxa" w:w="1417"/>
             <w:shd w:val="clear" w:color="auto" w:fill="1A365D"/>
           </w:tcPr>
           <w:p>
@@ -3353,13 +8039,13 @@
                 <w:color w:val="FFFFFF"/>
                 <w:sz w:val="19"/>
               </w:rPr>
-              <w:t>Rate (€/MW/year)</w:t>
-            </w:r>
-          </w:p>
-        </w:tc>
-        <w:tc>
-          <w:tcPr>
-            <w:tcW w:type="dxa" w:w="1701"/>
+              <w:t>VAT (19%)</w:t>
+            </w:r>
+          </w:p>
+        </w:tc>
+        <w:tc>
+          <w:tcPr>
+            <w:tcW w:type="dxa" w:w="1984"/>
             <w:shd w:val="clear" w:color="auto" w:fill="1A365D"/>
           </w:tcPr>
           <w:p>
@@ -3373,7 +8059,7 @@
                 <w:color w:val="FFFFFF"/>
                 <w:sz w:val="19"/>
               </w:rPr>
-              <w:t>Annual Fee</w:t>
+              <w:t>Annual Fee (incl. VAT)</w:t>
             </w:r>
           </w:p>
         </w:tc>
@@ -3381,12 +8067,50 @@
       <w:tr>
         <w:tc>
           <w:tcPr>
+            <w:tcW w:type="dxa" w:w="3118"/>
+          </w:tcPr>
+          <w:p>
+            <w:pPr>
+              <w:spacing w:before="40" w:after="40"/>
+              <w:jc w:val="left"/>
+            </w:pPr>
+            <w:r>
+              <w:rPr>
+                <w:b w:val="0"/>
+                <w:color w:val="000000"/>
+                <w:sz w:val="19"/>
+              </w:rPr>
+              <w:t>Anarita East Park</w:t>
+            </w:r>
+          </w:p>
+        </w:tc>
+        <w:tc>
+          <w:tcPr>
+            <w:tcW w:type="dxa" w:w="1984"/>
+          </w:tcPr>
+          <w:p>
+            <w:pPr>
+              <w:spacing w:before="40" w:after="40"/>
+              <w:jc w:val="right"/>
+            </w:pPr>
+            <w:r>
+              <w:rPr>
+                <w:b w:val="0"/>
+                <w:color w:val="000000"/>
+                <w:sz w:val="19"/>
+              </w:rPr>
+              <w:t>€28,200</w:t>
+            </w:r>
+          </w:p>
+        </w:tc>
+        <w:tc>
+          <w:tcPr>
             <w:tcW w:type="dxa" w:w="1417"/>
           </w:tcPr>
           <w:p>
             <w:pPr>
               <w:spacing w:before="40" w:after="40"/>
-              <w:jc w:val="left"/>
+              <w:jc w:val="right"/>
             </w:pPr>
             <w:r>
               <w:rPr>
@@ -3394,18 +8118,18 @@
                 <w:color w:val="000000"/>
                 <w:sz w:val="19"/>
               </w:rPr>
-              <w:t>Anarita East Park</w:t>
-            </w:r>
-          </w:p>
-        </w:tc>
-        <w:tc>
-          <w:tcPr>
-            <w:tcW w:type="dxa" w:w="1701"/>
-          </w:tcPr>
-          <w:p>
-            <w:pPr>
-              <w:spacing w:before="40" w:after="40"/>
-              <w:jc w:val="center"/>
+              <w:t>€5,358</w:t>
+            </w:r>
+          </w:p>
+        </w:tc>
+        <w:tc>
+          <w:tcPr>
+            <w:tcW w:type="dxa" w:w="1984"/>
+          </w:tcPr>
+          <w:p>
+            <w:pPr>
+              <w:spacing w:before="40" w:after="40"/>
+              <w:jc w:val="right"/>
             </w:pPr>
             <w:r>
               <w:rPr>
@@ -3413,45 +8137,7 @@
                 <w:color w:val="000000"/>
                 <w:sz w:val="19"/>
               </w:rPr>
-              <w:t>5.0 MW</w:t>
-            </w:r>
-          </w:p>
-        </w:tc>
-        <w:tc>
-          <w:tcPr>
-            <w:tcW w:type="dxa" w:w="1984"/>
-          </w:tcPr>
-          <w:p>
-            <w:pPr>
-              <w:spacing w:before="40" w:after="40"/>
-              <w:jc w:val="right"/>
-            </w:pPr>
-            <w:r>
-              <w:rPr>
-                <w:b w:val="0"/>
-                <w:color w:val="000000"/>
-                <w:sz w:val="19"/>
-              </w:rPr>
-              <w:t>€56,700</w:t>
-            </w:r>
-          </w:p>
-        </w:tc>
-        <w:tc>
-          <w:tcPr>
-            <w:tcW w:type="dxa" w:w="1701"/>
-          </w:tcPr>
-          <w:p>
-            <w:pPr>
-              <w:spacing w:before="40" w:after="40"/>
-              <w:jc w:val="right"/>
-            </w:pPr>
-            <w:r>
-              <w:rPr>
-                <w:b w:val="0"/>
-                <w:color w:val="000000"/>
-                <w:sz w:val="19"/>
-              </w:rPr>
-              <w:t>€283,500</w:t>
+              <w:t>€33,558</w:t>
             </w:r>
           </w:p>
         </w:tc>
@@ -3459,13 +8145,53 @@
       <w:tr>
         <w:tc>
           <w:tcPr>
+            <w:tcW w:type="dxa" w:w="3118"/>
+            <w:shd w:val="clear" w:color="auto" w:fill="F5F7FA"/>
+          </w:tcPr>
+          <w:p>
+            <w:pPr>
+              <w:spacing w:before="40" w:after="40"/>
+              <w:jc w:val="left"/>
+            </w:pPr>
+            <w:r>
+              <w:rPr>
+                <w:b w:val="0"/>
+                <w:color w:val="000000"/>
+                <w:sz w:val="19"/>
+              </w:rPr>
+              <w:t>Anarita West Park</w:t>
+            </w:r>
+          </w:p>
+        </w:tc>
+        <w:tc>
+          <w:tcPr>
+            <w:tcW w:type="dxa" w:w="1984"/>
+            <w:shd w:val="clear" w:color="auto" w:fill="F5F7FA"/>
+          </w:tcPr>
+          <w:p>
+            <w:pPr>
+              <w:spacing w:before="40" w:after="40"/>
+              <w:jc w:val="right"/>
+            </w:pPr>
+            <w:r>
+              <w:rPr>
+                <w:b w:val="0"/>
+                <w:color w:val="000000"/>
+                <w:sz w:val="19"/>
+              </w:rPr>
+              <w:t>€28,200</w:t>
+            </w:r>
+          </w:p>
+        </w:tc>
+        <w:tc>
+          <w:tcPr>
             <w:tcW w:type="dxa" w:w="1417"/>
             <w:shd w:val="clear" w:color="auto" w:fill="F5F7FA"/>
           </w:tcPr>
           <w:p>
             <w:pPr>
               <w:spacing w:before="40" w:after="40"/>
-              <w:jc w:val="left"/>
+              <w:jc w:val="right"/>
             </w:pPr>
             <w:r>
               <w:rPr>
@@ -3473,27 +8199,7 @@
                 <w:color w:val="000000"/>
                 <w:sz w:val="19"/>
               </w:rPr>
-              <w:t>Anarita West Park</w:t>
-            </w:r>
-          </w:p>
-        </w:tc>
-        <w:tc>
-          <w:tcPr>
-            <w:tcW w:type="dxa" w:w="1701"/>
-            <w:shd w:val="clear" w:color="auto" w:fill="F5F7FA"/>
-          </w:tcPr>
-          <w:p>
-            <w:pPr>
-              <w:spacing w:before="40" w:after="40"/>
-              <w:jc w:val="center"/>
-            </w:pPr>
-            <w:r>
-              <w:rPr>
-                <w:b w:val="0"/>
-                <w:color w:val="000000"/>
-                <w:sz w:val="19"/>
-              </w:rPr>
-              <w:t>5.0 MW</w:t>
+              <w:t>€5,358</w:t>
             </w:r>
           </w:p>
         </w:tc>
@@ -3513,27 +8219,7 @@
                 <w:color w:val="000000"/>
                 <w:sz w:val="19"/>
               </w:rPr>
-              <w:t>€56,700</w:t>
-            </w:r>
-          </w:p>
-        </w:tc>
-        <w:tc>
-          <w:tcPr>
-            <w:tcW w:type="dxa" w:w="1701"/>
-            <w:shd w:val="clear" w:color="auto" w:fill="F5F7FA"/>
-          </w:tcPr>
-          <w:p>
-            <w:pPr>
-              <w:spacing w:before="40" w:after="40"/>
-              <w:jc w:val="right"/>
-            </w:pPr>
-            <w:r>
-              <w:rPr>
-                <w:b w:val="0"/>
-                <w:color w:val="000000"/>
-                <w:sz w:val="19"/>
-              </w:rPr>
-              <w:t>€283,500</w:t>
+              <w:t>€33,558</w:t>
             </w:r>
           </w:p>
         </w:tc>
@@ -3541,12 +8227,50 @@
       <w:tr>
         <w:tc>
           <w:tcPr>
+            <w:tcW w:type="dxa" w:w="3118"/>
+          </w:tcPr>
+          <w:p>
+            <w:pPr>
+              <w:spacing w:before="40" w:after="40"/>
+              <w:jc w:val="left"/>
+            </w:pPr>
+            <w:r>
+              <w:rPr>
+                <w:b/>
+                <w:color w:val="000000"/>
+                <w:sz w:val="19"/>
+              </w:rPr>
+              <w:t>TOTAL</w:t>
+            </w:r>
+          </w:p>
+        </w:tc>
+        <w:tc>
+          <w:tcPr>
+            <w:tcW w:type="dxa" w:w="1984"/>
+          </w:tcPr>
+          <w:p>
+            <w:pPr>
+              <w:spacing w:before="40" w:after="40"/>
+              <w:jc w:val="right"/>
+            </w:pPr>
+            <w:r>
+              <w:rPr>
+                <w:b/>
+                <w:color w:val="000000"/>
+                <w:sz w:val="19"/>
+              </w:rPr>
+              <w:t>€56,400</w:t>
+            </w:r>
+          </w:p>
+        </w:tc>
+        <w:tc>
+          <w:tcPr>
             <w:tcW w:type="dxa" w:w="1417"/>
           </w:tcPr>
           <w:p>
             <w:pPr>
               <w:spacing w:before="40" w:after="40"/>
-              <w:jc w:val="left"/>
+              <w:jc w:val="right"/>
             </w:pPr>
             <w:r>
               <w:rPr>
@@ -3554,18 +8278,18 @@
                 <w:color w:val="000000"/>
                 <w:sz w:val="19"/>
               </w:rPr>
-              <w:t>TOTAL</w:t>
-            </w:r>
-          </w:p>
-        </w:tc>
-        <w:tc>
-          <w:tcPr>
-            <w:tcW w:type="dxa" w:w="1701"/>
-          </w:tcPr>
-          <w:p>
-            <w:pPr>
-              <w:spacing w:before="40" w:after="40"/>
-              <w:jc w:val="center"/>
+              <w:t>€10,716</w:t>
+            </w:r>
+          </w:p>
+        </w:tc>
+        <w:tc>
+          <w:tcPr>
+            <w:tcW w:type="dxa" w:w="1984"/>
+          </w:tcPr>
+          <w:p>
+            <w:pPr>
+              <w:spacing w:before="40" w:after="40"/>
+              <w:jc w:val="right"/>
             </w:pPr>
             <w:r>
               <w:rPr>
@@ -3573,45 +8297,7 @@
                 <w:color w:val="000000"/>
                 <w:sz w:val="19"/>
               </w:rPr>
-              <w:t>10.0 MW</w:t>
-            </w:r>
-          </w:p>
-        </w:tc>
-        <w:tc>
-          <w:tcPr>
-            <w:tcW w:type="dxa" w:w="1984"/>
-          </w:tcPr>
-          <w:p>
-            <w:pPr>
-              <w:spacing w:before="40" w:after="40"/>
-              <w:jc w:val="right"/>
-            </w:pPr>
-            <w:r>
-              <w:rPr>
-                <w:b/>
-                <w:color w:val="000000"/>
-                <w:sz w:val="19"/>
-              </w:rPr>
-              <w:t>€56,700</w:t>
-            </w:r>
-          </w:p>
-        </w:tc>
-        <w:tc>
-          <w:tcPr>
-            <w:tcW w:type="dxa" w:w="1701"/>
-          </w:tcPr>
-          <w:p>
-            <w:pPr>
-              <w:spacing w:before="40" w:after="40"/>
-              <w:jc w:val="right"/>
-            </w:pPr>
-            <w:r>
-              <w:rPr>
-                <w:b/>
-                <w:color w:val="000000"/>
-                <w:sz w:val="19"/>
-              </w:rPr>
-              <w:t>€567,000</w:t>
+              <w:t>€67,116</w:t>
             </w:r>
           </w:p>
         </w:tc>
@@ -3629,7 +8315,7 @@
           <w:color w:val="404040"/>
           <w:sz w:val="20"/>
         </w:rPr>
-        <w:t>All fees are quoted exclusive of VAT. VAT shall be applied in accordance with Cyprus tax law in force at the time of invoicing.</w:t>
+        <w:t>VAT is applied at the rate of 19% in accordance with Cyprus VAT Law (95(I)/2000) as in force at the time of invoicing. Should the applicable VAT rate change, invoices shall reflect the rate in force at the invoice date.</w:t>
       </w:r>
     </w:p>
     <w:p>
@@ -3647,7 +8333,7 @@
           <w:color w:val="C9A432"/>
           <w:sz w:val="24"/>
         </w:rPr>
-        <w:t>9.2  Payment Schedule</w:t>
+        <w:t>9.2  Monthly Payment Schedule</w:t>
       </w:r>
     </w:p>
     <w:p>
@@ -3662,35 +8348,297 @@
           <w:color w:val="000000"/>
           <w:sz w:val="21"/>
         </w:rPr>
-        <w:t>The annual Service Fee shall be invoiced semi-annually, with each instalment of €283,500 (excluding VAT) due as follows:</w:t>
+        <w:t>The annual Service Fee shall be invoiced monthly in arrears. The Service Provider shall issue a VAT invoice by the 10th of each calendar month for services rendered in the preceding month. Each invoice shall be accompanied by the Monthly Performance Report for the relevant Park(s) as set out in Schedule C. Payment is due within 30 days of the invoice date.</w:t>
       </w:r>
     </w:p>
+    <w:tbl>
+      <w:tblPr>
+        <w:tblStyle w:val="TableGrid"/>
+        <w:tblW w:type="auto" w:w="0"/>
+        <w:jc w:val="left"/>
+        <w:tblLook w:firstColumn="1" w:firstRow="1" w:lastColumn="0" w:lastRow="0" w:noHBand="0" w:noVBand="1" w:val="04A0"/>
+      </w:tblPr>
+      <w:tblGrid>
+        <w:gridCol w:w="3024"/>
+        <w:gridCol w:w="3024"/>
+        <w:gridCol w:w="3024"/>
+      </w:tblGrid>
+      <w:tr>
+        <w:tc>
+          <w:tcPr>
+            <w:tcW w:type="dxa" w:w="3024"/>
+          </w:tcPr>
+          <w:p/>
+        </w:tc>
+        <w:tc>
+          <w:tcPr>
+            <w:tcW w:type="dxa" w:w="3024"/>
+          </w:tcPr>
+          <w:p/>
+        </w:tc>
+        <w:tc>
+          <w:tcPr>
+            <w:tcW w:type="dxa" w:w="3024"/>
+          </w:tcPr>
+          <w:p/>
+        </w:tc>
+      </w:tr>
+      <w:tr>
+        <w:tc>
+          <w:tcPr>
+            <w:tcW w:type="dxa" w:w="3402"/>
+            <w:shd w:val="clear" w:color="auto" w:fill="1A365D"/>
+          </w:tcPr>
+          <w:p>
+            <w:pPr>
+              <w:spacing w:before="40" w:after="40"/>
+              <w:jc w:val="left"/>
+            </w:pPr>
+            <w:r>
+              <w:rPr>
+                <w:b/>
+                <w:color w:val="FFFFFF"/>
+                <w:sz w:val="19"/>
+              </w:rPr>
+              <w:t>Payment Item</w:t>
+            </w:r>
+          </w:p>
+        </w:tc>
+        <w:tc>
+          <w:tcPr>
+            <w:tcW w:type="dxa" w:w="1984"/>
+            <w:shd w:val="clear" w:color="auto" w:fill="1A365D"/>
+          </w:tcPr>
+          <w:p>
+            <w:pPr>
+              <w:spacing w:before="40" w:after="40"/>
+              <w:jc w:val="right"/>
+            </w:pPr>
+            <w:r>
+              <w:rPr>
+                <w:b/>
+                <w:color w:val="FFFFFF"/>
+                <w:sz w:val="19"/>
+              </w:rPr>
+              <w:t>Amount (ex. VAT)</w:t>
+            </w:r>
+          </w:p>
+        </w:tc>
+        <w:tc>
+          <w:tcPr>
+            <w:tcW w:type="dxa" w:w="1984"/>
+            <w:shd w:val="clear" w:color="auto" w:fill="1A365D"/>
+          </w:tcPr>
+          <w:p>
+            <w:pPr>
+              <w:spacing w:before="40" w:after="40"/>
+              <w:jc w:val="right"/>
+            </w:pPr>
+            <w:r>
+              <w:rPr>
+                <w:b/>
+                <w:color w:val="FFFFFF"/>
+                <w:sz w:val="19"/>
+              </w:rPr>
+              <w:t>Amount (incl. VAT)</w:t>
+            </w:r>
+          </w:p>
+        </w:tc>
+      </w:tr>
+      <w:tr>
+        <w:tc>
+          <w:tcPr>
+            <w:tcW w:type="dxa" w:w="3402"/>
+          </w:tcPr>
+          <w:p>
+            <w:pPr>
+              <w:spacing w:before="40" w:after="40"/>
+              <w:jc w:val="left"/>
+            </w:pPr>
+            <w:r>
+              <w:rPr>
+                <w:b/>
+                <w:color w:val="000000"/>
+                <w:sz w:val="19"/>
+              </w:rPr>
+              <w:t>Monthly instalment — both Parks</w:t>
+            </w:r>
+          </w:p>
+        </w:tc>
+        <w:tc>
+          <w:tcPr>
+            <w:tcW w:type="dxa" w:w="1984"/>
+          </w:tcPr>
+          <w:p>
+            <w:pPr>
+              <w:spacing w:before="40" w:after="40"/>
+              <w:jc w:val="right"/>
+            </w:pPr>
+            <w:r>
+              <w:rPr>
+                <w:b/>
+                <w:color w:val="000000"/>
+                <w:sz w:val="19"/>
+              </w:rPr>
+              <w:t>€4,700.00</w:t>
+            </w:r>
+          </w:p>
+        </w:tc>
+        <w:tc>
+          <w:tcPr>
+            <w:tcW w:type="dxa" w:w="1984"/>
+          </w:tcPr>
+          <w:p>
+            <w:pPr>
+              <w:spacing w:before="40" w:after="40"/>
+              <w:jc w:val="right"/>
+            </w:pPr>
+            <w:r>
+              <w:rPr>
+                <w:b/>
+                <w:color w:val="000000"/>
+                <w:sz w:val="19"/>
+              </w:rPr>
+              <w:t>€5,593.00</w:t>
+            </w:r>
+          </w:p>
+        </w:tc>
+      </w:tr>
+      <w:tr>
+        <w:tc>
+          <w:tcPr>
+            <w:tcW w:type="dxa" w:w="3402"/>
+            <w:shd w:val="clear" w:color="auto" w:fill="F5F7FA"/>
+          </w:tcPr>
+          <w:p>
+            <w:pPr>
+              <w:spacing w:before="40" w:after="40"/>
+              <w:jc w:val="left"/>
+            </w:pPr>
+            <w:r>
+              <w:rPr>
+                <w:b w:val="0"/>
+                <w:color w:val="000000"/>
+                <w:sz w:val="19"/>
+              </w:rPr>
+              <w:t>Monthly instalment — East Park only</w:t>
+            </w:r>
+          </w:p>
+        </w:tc>
+        <w:tc>
+          <w:tcPr>
+            <w:tcW w:type="dxa" w:w="1984"/>
+            <w:shd w:val="clear" w:color="auto" w:fill="F5F7FA"/>
+          </w:tcPr>
+          <w:p>
+            <w:pPr>
+              <w:spacing w:before="40" w:after="40"/>
+              <w:jc w:val="right"/>
+            </w:pPr>
+            <w:r>
+              <w:rPr>
+                <w:b w:val="0"/>
+                <w:color w:val="000000"/>
+                <w:sz w:val="19"/>
+              </w:rPr>
+              <w:t>€2,350.00</w:t>
+            </w:r>
+          </w:p>
+        </w:tc>
+        <w:tc>
+          <w:tcPr>
+            <w:tcW w:type="dxa" w:w="1984"/>
+            <w:shd w:val="clear" w:color="auto" w:fill="F5F7FA"/>
+          </w:tcPr>
+          <w:p>
+            <w:pPr>
+              <w:spacing w:before="40" w:after="40"/>
+              <w:jc w:val="right"/>
+            </w:pPr>
+            <w:r>
+              <w:rPr>
+                <w:b w:val="0"/>
+                <w:color w:val="000000"/>
+                <w:sz w:val="19"/>
+              </w:rPr>
+              <w:t>€2,796.50</w:t>
+            </w:r>
+          </w:p>
+        </w:tc>
+      </w:tr>
+      <w:tr>
+        <w:tc>
+          <w:tcPr>
+            <w:tcW w:type="dxa" w:w="3402"/>
+          </w:tcPr>
+          <w:p>
+            <w:pPr>
+              <w:spacing w:before="40" w:after="40"/>
+              <w:jc w:val="left"/>
+            </w:pPr>
+            <w:r>
+              <w:rPr>
+                <w:b w:val="0"/>
+                <w:color w:val="000000"/>
+                <w:sz w:val="19"/>
+              </w:rPr>
+              <w:t>Monthly instalment — West Park only</w:t>
+            </w:r>
+          </w:p>
+        </w:tc>
+        <w:tc>
+          <w:tcPr>
+            <w:tcW w:type="dxa" w:w="1984"/>
+          </w:tcPr>
+          <w:p>
+            <w:pPr>
+              <w:spacing w:before="40" w:after="40"/>
+              <w:jc w:val="right"/>
+            </w:pPr>
+            <w:r>
+              <w:rPr>
+                <w:b w:val="0"/>
+                <w:color w:val="000000"/>
+                <w:sz w:val="19"/>
+              </w:rPr>
+              <w:t>€2,350.00</w:t>
+            </w:r>
+          </w:p>
+        </w:tc>
+        <w:tc>
+          <w:tcPr>
+            <w:tcW w:type="dxa" w:w="1984"/>
+          </w:tcPr>
+          <w:p>
+            <w:pPr>
+              <w:spacing w:before="40" w:after="40"/>
+              <w:jc w:val="right"/>
+            </w:pPr>
+            <w:r>
+              <w:rPr>
+                <w:b w:val="0"/>
+                <w:color w:val="000000"/>
+                <w:sz w:val="19"/>
+              </w:rPr>
+              <w:t>€2,796.50</w:t>
+            </w:r>
+          </w:p>
+        </w:tc>
+      </w:tr>
+    </w:tbl>
     <w:p>
       <w:pPr>
-        <w:pStyle w:val="ListBullet"/>
-        <w:spacing w:after="60"/>
-        <w:ind w:left="283"/>
+        <w:spacing w:before="80" w:after="120"/>
+        <w:jc w:val="left"/>
       </w:pPr>
       <w:r>
         <w:rPr>
-          <w:color w:val="000000"/>
-          <w:sz w:val="21"/>
+          <w:b w:val="0"/>
+          <w:i w:val="0"/>
+          <w:color w:val="404040"/>
+          <w:sz w:val="20"/>
         </w:rPr>
-        <w:t>First instalment (€283,500 + VAT): invoiced on 1 January of each Contract Year, due within 30 days of invoice date.</w:t>
-      </w:r>
-    </w:p>
-    <w:p>
-      <w:pPr>
-        <w:pStyle w:val="ListBullet"/>
-        <w:spacing w:after="60"/>
-        <w:ind w:left="283"/>
-      </w:pPr>
-      <w:r>
-        <w:rPr>
-          <w:color w:val="000000"/>
-          <w:sz w:val="21"/>
-        </w:rPr>
-        <w:t>Second instalment (€283,500 + VAT): invoiced on 1 July of each Contract Year, due within 30 days of invoice date.</w:t>
+        <w:t>Where the Commencement Date falls mid-month, the first invoice shall be pro-rated to the actual number of days of service in that month.</w:t>
       </w:r>
     </w:p>
     <w:p>
@@ -3756,7 +8704,40 @@
           <w:color w:val="000000"/>
           <w:sz w:val="21"/>
         </w:rPr>
-        <w:t>From the second Contract Year onwards, the Service Fee shall be adjusted annually on 1 January by the change in the Harmonised Index of Consumer Prices for Cyprus (HICP-CY), as published by Eurostat, for the preceding calendar year. The maximum annual escalation shall not exceed 4%.</w:t>
+        <w:t>From the second Contract Year onwards, the Service Fee shall be adjusted annually on 1 January by the change in the Harmonised Index of Consumer Prices for Cyprus (HICP-CY), as published by Eurostat, for the preceding calendar year. The maximum annual escalation shall not exceed 4%. The indexation does not apply during the first Contract Year.</w:t>
+      </w:r>
+    </w:p>
+    <w:p>
+      <w:pPr>
+        <w:spacing w:before="200" w:after="80"/>
+        <w:jc w:val="left"/>
+        <w:pBdr>
+          <w:bottom w:val="single" w:sz="4" w:space="1" w:color="1A365D"/>
+        </w:pBdr>
+      </w:pPr>
+      <w:r>
+        <w:rPr>
+          <w:b/>
+          <w:i w:val="0"/>
+          <w:color w:val="C9A432"/>
+          <w:sz w:val="24"/>
+        </w:rPr>
+        <w:t>9.5  Additional Call-Out Charges</w:t>
+      </w:r>
+    </w:p>
+    <w:p>
+      <w:pPr>
+        <w:spacing w:before="0" w:after="120"/>
+        <w:jc w:val="left"/>
+      </w:pPr>
+      <w:r>
+        <w:rPr>
+          <w:b w:val="0"/>
+          <w:i w:val="0"/>
+          <w:color w:val="000000"/>
+          <w:sz w:val="21"/>
+        </w:rPr>
+        <w:t>Corrective call-outs beyond the included cap of 6 per Park per Contract Year (as defined in Article 2.3) shall be invoiced separately at €400 (ex. VAT) per call-out, due within 14 days of invoice.</w:t>
       </w:r>
     </w:p>
     <w:p>
@@ -3774,7 +8755,900 @@
           <w:color w:val="C9A432"/>
           <w:sz w:val="28"/>
         </w:rPr>
-        <w:t>Article 10 — Insurance</w:t>
+        <w:t>Article 10 — Additional &amp; Urgent Works</w:t>
+      </w:r>
+    </w:p>
+    <w:p>
+      <w:pPr>
+        <w:spacing w:before="200" w:after="80"/>
+        <w:jc w:val="left"/>
+        <w:pBdr>
+          <w:bottom w:val="single" w:sz="4" w:space="1" w:color="1A365D"/>
+        </w:pBdr>
+      </w:pPr>
+      <w:r>
+        <w:rPr>
+          <w:b/>
+          <w:i w:val="0"/>
+          <w:color w:val="C9A432"/>
+          <w:sz w:val="24"/>
+        </w:rPr>
+        <w:t>10.1  Additional Works — Order Procedure</w:t>
+      </w:r>
+    </w:p>
+    <w:p>
+      <w:pPr>
+        <w:spacing w:before="0" w:after="120"/>
+        <w:jc w:val="left"/>
+      </w:pPr>
+      <w:r>
+        <w:rPr>
+          <w:b w:val="0"/>
+          <w:i w:val="0"/>
+          <w:color w:val="000000"/>
+          <w:sz w:val="21"/>
+        </w:rPr>
+        <w:t>Works outside the scope of this Agreement (see Article 4) may be commissioned by the Client via an email-confirmed written order using the format set out in Schedule D below. No additional works shall commence until the Service Provider has confirmed the order in writing to the Client's designated email address, together with the agreed cost and timeline.</w:t>
+      </w:r>
+    </w:p>
+    <w:p>
+      <w:pPr>
+        <w:spacing w:before="200" w:after="80"/>
+        <w:jc w:val="left"/>
+        <w:pBdr>
+          <w:bottom w:val="single" w:sz="4" w:space="1" w:color="1A365D"/>
+        </w:pBdr>
+      </w:pPr>
+      <w:r>
+        <w:rPr>
+          <w:b/>
+          <w:i w:val="0"/>
+          <w:color w:val="C9A432"/>
+          <w:sz w:val="24"/>
+        </w:rPr>
+        <w:t>10.2  Urgent Works — Emergency Carve-Out</w:t>
+      </w:r>
+    </w:p>
+    <w:p>
+      <w:pPr>
+        <w:spacing w:before="0" w:after="80"/>
+        <w:jc w:val="left"/>
+      </w:pPr>
+      <w:r>
+        <w:rPr>
+          <w:b w:val="0"/>
+          <w:i w:val="0"/>
+          <w:color w:val="000000"/>
+          <w:sz w:val="21"/>
+        </w:rPr>
+        <w:t>Where an urgent and necessary intervention is required to prevent imminent risk to life, health, property, or continued operation of a Park — and prior approval cannot reasonably be obtained — the Service Provider may carry out such works without a pre-confirmed order. The Service Provider shall:</w:t>
+      </w:r>
+    </w:p>
+    <w:p>
+      <w:pPr>
+        <w:pStyle w:val="ListBullet"/>
+        <w:spacing w:after="60"/>
+        <w:ind w:left="283"/>
+      </w:pPr>
+      <w:r>
+        <w:rPr>
+          <w:color w:val="000000"/>
+          <w:sz w:val="21"/>
+        </w:rPr>
+        <w:t>Notify the Client by telephone and email within 4 hours of commencing the urgent works.</w:t>
+      </w:r>
+    </w:p>
+    <w:p>
+      <w:pPr>
+        <w:pStyle w:val="ListBullet"/>
+        <w:spacing w:after="60"/>
+        <w:ind w:left="283"/>
+      </w:pPr>
+      <w:r>
+        <w:rPr>
+          <w:color w:val="000000"/>
+          <w:sz w:val="21"/>
+        </w:rPr>
+        <w:t>Submit a written cost summary to the Client within 5 business days of completion.</w:t>
+      </w:r>
+    </w:p>
+    <w:p>
+      <w:pPr>
+        <w:pStyle w:val="ListBullet"/>
+        <w:spacing w:after="60"/>
+        <w:ind w:left="283"/>
+      </w:pPr>
+      <w:r>
+        <w:rPr>
+          <w:color w:val="000000"/>
+          <w:sz w:val="21"/>
+        </w:rPr>
+        <w:t>Invoice the cost of such works separately from the monthly Service Fee invoice; payment due within 14 days.</w:t>
+      </w:r>
+    </w:p>
+    <w:p>
+      <w:pPr>
+        <w:spacing w:before="80" w:after="120"/>
+        <w:jc w:val="left"/>
+      </w:pPr>
+      <w:r>
+        <w:rPr>
+          <w:b w:val="0"/>
+          <w:i w:val="0"/>
+          <w:color w:val="404040"/>
+          <w:sz w:val="20"/>
+        </w:rPr>
+        <w:t>The emergency carve-out does not apply to works that could reasonably have been anticipated and pre-approved during normal business hours.</w:t>
+      </w:r>
+    </w:p>
+    <w:p>
+      <w:pPr>
+        <w:spacing w:before="200" w:after="80"/>
+        <w:jc w:val="left"/>
+        <w:pBdr>
+          <w:bottom w:val="single" w:sz="4" w:space="1" w:color="1A365D"/>
+        </w:pBdr>
+      </w:pPr>
+      <w:r>
+        <w:rPr>
+          <w:b/>
+          <w:i w:val="0"/>
+          <w:color w:val="C9A432"/>
+          <w:sz w:val="24"/>
+        </w:rPr>
+        <w:t>Schedule D — Additional Works Order Form</w:t>
+      </w:r>
+    </w:p>
+    <w:p>
+      <w:pPr>
+        <w:spacing w:before="0" w:after="120"/>
+        <w:jc w:val="left"/>
+      </w:pPr>
+      <w:r>
+        <w:rPr>
+          <w:b w:val="0"/>
+          <w:i w:val="0"/>
+          <w:color w:val="000000"/>
+          <w:sz w:val="21"/>
+        </w:rPr>
+        <w:t>The following format shall be used for all additional works orders under Article 10.1. Orders must be sent to the Service Provider's designated email address and confirmed in writing before works commence.</w:t>
+      </w:r>
+    </w:p>
+    <w:tbl>
+      <w:tblPr>
+        <w:tblStyle w:val="TableGrid"/>
+        <w:tblW w:type="auto" w:w="0"/>
+        <w:jc w:val="left"/>
+        <w:tblLook w:firstColumn="1" w:firstRow="1" w:lastColumn="0" w:lastRow="0" w:noHBand="0" w:noVBand="1" w:val="04A0"/>
+      </w:tblPr>
+      <w:tblGrid>
+        <w:gridCol w:w="4536"/>
+        <w:gridCol w:w="4536"/>
+      </w:tblGrid>
+      <w:tr>
+        <w:tc>
+          <w:tcPr>
+            <w:tcW w:type="dxa" w:w="4536"/>
+          </w:tcPr>
+          <w:p/>
+        </w:tc>
+        <w:tc>
+          <w:tcPr>
+            <w:tcW w:type="dxa" w:w="4536"/>
+          </w:tcPr>
+          <w:p/>
+        </w:tc>
+      </w:tr>
+      <w:tr>
+        <w:tc>
+          <w:tcPr>
+            <w:tcW w:type="dxa" w:w="2835"/>
+            <w:shd w:val="clear" w:color="auto" w:fill="1A365D"/>
+          </w:tcPr>
+          <w:p>
+            <w:pPr>
+              <w:spacing w:before="40" w:after="40"/>
+              <w:jc w:val="left"/>
+            </w:pPr>
+            <w:r>
+              <w:rPr>
+                <w:b/>
+                <w:color w:val="FFFFFF"/>
+                <w:sz w:val="19"/>
+              </w:rPr>
+              <w:t>Field</w:t>
+            </w:r>
+          </w:p>
+        </w:tc>
+        <w:tc>
+          <w:tcPr>
+            <w:tcW w:type="dxa" w:w="6236"/>
+            <w:shd w:val="clear" w:color="auto" w:fill="1A365D"/>
+          </w:tcPr>
+          <w:p>
+            <w:pPr>
+              <w:spacing w:before="40" w:after="40"/>
+              <w:jc w:val="left"/>
+            </w:pPr>
+            <w:r>
+              <w:rPr>
+                <w:b/>
+                <w:color w:val="FFFFFF"/>
+                <w:sz w:val="19"/>
+              </w:rPr>
+              <w:t>To Be Completed By Client / Agreed By Both Parties</w:t>
+            </w:r>
+          </w:p>
+        </w:tc>
+      </w:tr>
+      <w:tr>
+        <w:tc>
+          <w:tcPr>
+            <w:tcW w:type="dxa" w:w="2835"/>
+          </w:tcPr>
+          <w:p>
+            <w:pPr>
+              <w:spacing w:before="40" w:after="40"/>
+              <w:jc w:val="left"/>
+            </w:pPr>
+            <w:r>
+              <w:rPr>
+                <w:b/>
+                <w:color w:val="000000"/>
+                <w:sz w:val="19"/>
+              </w:rPr>
+              <w:t>Order Reference</w:t>
+            </w:r>
+          </w:p>
+        </w:tc>
+        <w:tc>
+          <w:tcPr>
+            <w:tcW w:type="dxa" w:w="6236"/>
+          </w:tcPr>
+          <w:p>
+            <w:pPr>
+              <w:spacing w:before="40" w:after="40"/>
+              <w:jc w:val="left"/>
+            </w:pPr>
+            <w:r>
+              <w:rPr>
+                <w:b w:val="0"/>
+                <w:color w:val="000000"/>
+                <w:sz w:val="19"/>
+              </w:rPr>
+              <w:t>[Auto-assigned by Service Provider]</w:t>
+            </w:r>
+          </w:p>
+        </w:tc>
+      </w:tr>
+      <w:tr>
+        <w:tc>
+          <w:tcPr>
+            <w:tcW w:type="dxa" w:w="2835"/>
+            <w:shd w:val="clear" w:color="auto" w:fill="F5F7FA"/>
+          </w:tcPr>
+          <w:p>
+            <w:pPr>
+              <w:spacing w:before="40" w:after="40"/>
+              <w:jc w:val="left"/>
+            </w:pPr>
+            <w:r>
+              <w:rPr>
+                <w:b/>
+                <w:color w:val="000000"/>
+                <w:sz w:val="19"/>
+              </w:rPr>
+              <w:t>Date of Order</w:t>
+            </w:r>
+          </w:p>
+        </w:tc>
+        <w:tc>
+          <w:tcPr>
+            <w:tcW w:type="dxa" w:w="6236"/>
+            <w:shd w:val="clear" w:color="auto" w:fill="F5F7FA"/>
+          </w:tcPr>
+          <w:p>
+            <w:pPr>
+              <w:spacing w:before="40" w:after="40"/>
+              <w:jc w:val="left"/>
+            </w:pPr>
+            <w:r>
+              <w:rPr>
+                <w:b w:val="0"/>
+                <w:color w:val="000000"/>
+                <w:sz w:val="19"/>
+              </w:rPr>
+            </w:r>
+          </w:p>
+        </w:tc>
+      </w:tr>
+      <w:tr>
+        <w:tc>
+          <w:tcPr>
+            <w:tcW w:type="dxa" w:w="2835"/>
+          </w:tcPr>
+          <w:p>
+            <w:pPr>
+              <w:spacing w:before="40" w:after="40"/>
+              <w:jc w:val="left"/>
+            </w:pPr>
+            <w:r>
+              <w:rPr>
+                <w:b/>
+                <w:color w:val="000000"/>
+                <w:sz w:val="19"/>
+              </w:rPr>
+              <w:t>Park(s) Affected</w:t>
+            </w:r>
+          </w:p>
+        </w:tc>
+        <w:tc>
+          <w:tcPr>
+            <w:tcW w:type="dxa" w:w="6236"/>
+          </w:tcPr>
+          <w:p>
+            <w:pPr>
+              <w:spacing w:before="40" w:after="40"/>
+              <w:jc w:val="left"/>
+            </w:pPr>
+            <w:r>
+              <w:rPr>
+                <w:b w:val="0"/>
+                <w:color w:val="000000"/>
+                <w:sz w:val="19"/>
+              </w:rPr>
+              <w:t>Anarita East  /  Anarita West  /  Both</w:t>
+            </w:r>
+          </w:p>
+        </w:tc>
+      </w:tr>
+      <w:tr>
+        <w:tc>
+          <w:tcPr>
+            <w:tcW w:type="dxa" w:w="2835"/>
+            <w:shd w:val="clear" w:color="auto" w:fill="F5F7FA"/>
+          </w:tcPr>
+          <w:p>
+            <w:pPr>
+              <w:spacing w:before="40" w:after="40"/>
+              <w:jc w:val="left"/>
+            </w:pPr>
+            <w:r>
+              <w:rPr>
+                <w:b/>
+                <w:color w:val="000000"/>
+                <w:sz w:val="19"/>
+              </w:rPr>
+              <w:t>Description of Works</w:t>
+            </w:r>
+          </w:p>
+        </w:tc>
+        <w:tc>
+          <w:tcPr>
+            <w:tcW w:type="dxa" w:w="6236"/>
+            <w:shd w:val="clear" w:color="auto" w:fill="F5F7FA"/>
+          </w:tcPr>
+          <w:p>
+            <w:pPr>
+              <w:spacing w:before="40" w:after="40"/>
+              <w:jc w:val="left"/>
+            </w:pPr>
+            <w:r>
+              <w:rPr>
+                <w:b w:val="0"/>
+                <w:color w:val="000000"/>
+                <w:sz w:val="19"/>
+              </w:rPr>
+            </w:r>
+          </w:p>
+        </w:tc>
+      </w:tr>
+      <w:tr>
+        <w:tc>
+          <w:tcPr>
+            <w:tcW w:type="dxa" w:w="2835"/>
+          </w:tcPr>
+          <w:p>
+            <w:pPr>
+              <w:spacing w:before="40" w:after="40"/>
+              <w:jc w:val="left"/>
+            </w:pPr>
+            <w:r>
+              <w:rPr>
+                <w:b/>
+                <w:color w:val="000000"/>
+                <w:sz w:val="19"/>
+              </w:rPr>
+              <w:t>Reason / Trigger</w:t>
+            </w:r>
+          </w:p>
+        </w:tc>
+        <w:tc>
+          <w:tcPr>
+            <w:tcW w:type="dxa" w:w="6236"/>
+          </w:tcPr>
+          <w:p>
+            <w:pPr>
+              <w:spacing w:before="40" w:after="40"/>
+              <w:jc w:val="left"/>
+            </w:pPr>
+            <w:r>
+              <w:rPr>
+                <w:b w:val="0"/>
+                <w:color w:val="000000"/>
+                <w:sz w:val="19"/>
+              </w:rPr>
+            </w:r>
+          </w:p>
+        </w:tc>
+      </w:tr>
+      <w:tr>
+        <w:tc>
+          <w:tcPr>
+            <w:tcW w:type="dxa" w:w="2835"/>
+            <w:shd w:val="clear" w:color="auto" w:fill="F5F7FA"/>
+          </w:tcPr>
+          <w:p>
+            <w:pPr>
+              <w:spacing w:before="40" w:after="40"/>
+              <w:jc w:val="left"/>
+            </w:pPr>
+            <w:r>
+              <w:rPr>
+                <w:b/>
+                <w:color w:val="000000"/>
+                <w:sz w:val="19"/>
+              </w:rPr>
+              <w:t>Estimated Duration</w:t>
+            </w:r>
+          </w:p>
+        </w:tc>
+        <w:tc>
+          <w:tcPr>
+            <w:tcW w:type="dxa" w:w="6236"/>
+            <w:shd w:val="clear" w:color="auto" w:fill="F5F7FA"/>
+          </w:tcPr>
+          <w:p>
+            <w:pPr>
+              <w:spacing w:before="40" w:after="40"/>
+              <w:jc w:val="left"/>
+            </w:pPr>
+            <w:r>
+              <w:rPr>
+                <w:b w:val="0"/>
+                <w:color w:val="000000"/>
+                <w:sz w:val="19"/>
+              </w:rPr>
+            </w:r>
+          </w:p>
+        </w:tc>
+      </w:tr>
+      <w:tr>
+        <w:tc>
+          <w:tcPr>
+            <w:tcW w:type="dxa" w:w="2835"/>
+          </w:tcPr>
+          <w:p>
+            <w:pPr>
+              <w:spacing w:before="40" w:after="40"/>
+              <w:jc w:val="left"/>
+            </w:pPr>
+            <w:r>
+              <w:rPr>
+                <w:b/>
+                <w:color w:val="000000"/>
+                <w:sz w:val="19"/>
+              </w:rPr>
+              <w:t>Agreed Cost (ex. VAT)</w:t>
+            </w:r>
+          </w:p>
+        </w:tc>
+        <w:tc>
+          <w:tcPr>
+            <w:tcW w:type="dxa" w:w="6236"/>
+          </w:tcPr>
+          <w:p>
+            <w:pPr>
+              <w:spacing w:before="40" w:after="40"/>
+              <w:jc w:val="left"/>
+            </w:pPr>
+            <w:r>
+              <w:rPr>
+                <w:b w:val="0"/>
+                <w:color w:val="000000"/>
+                <w:sz w:val="19"/>
+              </w:rPr>
+              <w:t>€</w:t>
+            </w:r>
+          </w:p>
+        </w:tc>
+      </w:tr>
+      <w:tr>
+        <w:tc>
+          <w:tcPr>
+            <w:tcW w:type="dxa" w:w="2835"/>
+            <w:shd w:val="clear" w:color="auto" w:fill="F5F7FA"/>
+          </w:tcPr>
+          <w:p>
+            <w:pPr>
+              <w:spacing w:before="40" w:after="40"/>
+              <w:jc w:val="left"/>
+            </w:pPr>
+            <w:r>
+              <w:rPr>
+                <w:b/>
+                <w:color w:val="000000"/>
+                <w:sz w:val="19"/>
+              </w:rPr>
+              <w:t>VAT Amount (19%)</w:t>
+            </w:r>
+          </w:p>
+        </w:tc>
+        <w:tc>
+          <w:tcPr>
+            <w:tcW w:type="dxa" w:w="6236"/>
+            <w:shd w:val="clear" w:color="auto" w:fill="F5F7FA"/>
+          </w:tcPr>
+          <w:p>
+            <w:pPr>
+              <w:spacing w:before="40" w:after="40"/>
+              <w:jc w:val="left"/>
+            </w:pPr>
+            <w:r>
+              <w:rPr>
+                <w:b w:val="0"/>
+                <w:color w:val="000000"/>
+                <w:sz w:val="19"/>
+              </w:rPr>
+              <w:t>€</w:t>
+            </w:r>
+          </w:p>
+        </w:tc>
+      </w:tr>
+      <w:tr>
+        <w:tc>
+          <w:tcPr>
+            <w:tcW w:type="dxa" w:w="2835"/>
+          </w:tcPr>
+          <w:p>
+            <w:pPr>
+              <w:spacing w:before="40" w:after="40"/>
+              <w:jc w:val="left"/>
+            </w:pPr>
+            <w:r>
+              <w:rPr>
+                <w:b/>
+                <w:color w:val="000000"/>
+                <w:sz w:val="19"/>
+              </w:rPr>
+              <w:t>Total Cost (incl. VAT)</w:t>
+            </w:r>
+          </w:p>
+        </w:tc>
+        <w:tc>
+          <w:tcPr>
+            <w:tcW w:type="dxa" w:w="6236"/>
+          </w:tcPr>
+          <w:p>
+            <w:pPr>
+              <w:spacing w:before="40" w:after="40"/>
+              <w:jc w:val="left"/>
+            </w:pPr>
+            <w:r>
+              <w:rPr>
+                <w:b w:val="0"/>
+                <w:color w:val="000000"/>
+                <w:sz w:val="19"/>
+              </w:rPr>
+              <w:t>€</w:t>
+            </w:r>
+          </w:p>
+        </w:tc>
+      </w:tr>
+      <w:tr>
+        <w:tc>
+          <w:tcPr>
+            <w:tcW w:type="dxa" w:w="2835"/>
+            <w:shd w:val="clear" w:color="auto" w:fill="F5F7FA"/>
+          </w:tcPr>
+          <w:p>
+            <w:pPr>
+              <w:spacing w:before="40" w:after="40"/>
+              <w:jc w:val="left"/>
+            </w:pPr>
+            <w:r>
+              <w:rPr>
+                <w:b/>
+                <w:color w:val="000000"/>
+                <w:sz w:val="19"/>
+              </w:rPr>
+              <w:t>Authorised By (Client)</w:t>
+            </w:r>
+          </w:p>
+        </w:tc>
+        <w:tc>
+          <w:tcPr>
+            <w:tcW w:type="dxa" w:w="6236"/>
+            <w:shd w:val="clear" w:color="auto" w:fill="F5F7FA"/>
+          </w:tcPr>
+          <w:p>
+            <w:pPr>
+              <w:spacing w:before="40" w:after="40"/>
+              <w:jc w:val="left"/>
+            </w:pPr>
+            <w:r>
+              <w:rPr>
+                <w:b w:val="0"/>
+                <w:color w:val="000000"/>
+                <w:sz w:val="19"/>
+              </w:rPr>
+              <w:t>Name: _________________  Signature: _________________  Date: ________</w:t>
+            </w:r>
+          </w:p>
+        </w:tc>
+      </w:tr>
+      <w:tr>
+        <w:tc>
+          <w:tcPr>
+            <w:tcW w:type="dxa" w:w="2835"/>
+          </w:tcPr>
+          <w:p>
+            <w:pPr>
+              <w:spacing w:before="40" w:after="40"/>
+              <w:jc w:val="left"/>
+            </w:pPr>
+            <w:r>
+              <w:rPr>
+                <w:b/>
+                <w:color w:val="000000"/>
+                <w:sz w:val="19"/>
+              </w:rPr>
+              <w:t>Confirmed By (Contractor)</w:t>
+            </w:r>
+          </w:p>
+        </w:tc>
+        <w:tc>
+          <w:tcPr>
+            <w:tcW w:type="dxa" w:w="6236"/>
+          </w:tcPr>
+          <w:p>
+            <w:pPr>
+              <w:spacing w:before="40" w:after="40"/>
+              <w:jc w:val="left"/>
+            </w:pPr>
+            <w:r>
+              <w:rPr>
+                <w:b w:val="0"/>
+                <w:color w:val="000000"/>
+                <w:sz w:val="19"/>
+              </w:rPr>
+              <w:t>Name: _________________  Signature: _________________  Date: ________</w:t>
+            </w:r>
+          </w:p>
+        </w:tc>
+      </w:tr>
+      <w:tr>
+        <w:tc>
+          <w:tcPr>
+            <w:tcW w:type="dxa" w:w="2835"/>
+            <w:shd w:val="clear" w:color="auto" w:fill="F5F7FA"/>
+          </w:tcPr>
+          <w:p>
+            <w:pPr>
+              <w:spacing w:before="40" w:after="40"/>
+              <w:jc w:val="left"/>
+            </w:pPr>
+            <w:r>
+              <w:rPr>
+                <w:b/>
+                <w:color w:val="000000"/>
+                <w:sz w:val="19"/>
+              </w:rPr>
+              <w:t>Target Completion Date</w:t>
+            </w:r>
+          </w:p>
+        </w:tc>
+        <w:tc>
+          <w:tcPr>
+            <w:tcW w:type="dxa" w:w="6236"/>
+            <w:shd w:val="clear" w:color="auto" w:fill="F5F7FA"/>
+          </w:tcPr>
+          <w:p>
+            <w:pPr>
+              <w:spacing w:before="40" w:after="40"/>
+              <w:jc w:val="left"/>
+            </w:pPr>
+            <w:r>
+              <w:rPr>
+                <w:b w:val="0"/>
+                <w:color w:val="000000"/>
+                <w:sz w:val="19"/>
+              </w:rPr>
+            </w:r>
+          </w:p>
+        </w:tc>
+      </w:tr>
+      <w:tr>
+        <w:tc>
+          <w:tcPr>
+            <w:tcW w:type="dxa" w:w="2835"/>
+          </w:tcPr>
+          <w:p>
+            <w:pPr>
+              <w:spacing w:before="40" w:after="40"/>
+              <w:jc w:val="left"/>
+            </w:pPr>
+            <w:r>
+              <w:rPr>
+                <w:b/>
+                <w:color w:val="000000"/>
+                <w:sz w:val="19"/>
+              </w:rPr>
+              <w:t>Completion Confirmed</w:t>
+            </w:r>
+          </w:p>
+        </w:tc>
+        <w:tc>
+          <w:tcPr>
+            <w:tcW w:type="dxa" w:w="6236"/>
+          </w:tcPr>
+          <w:p>
+            <w:pPr>
+              <w:spacing w:before="40" w:after="40"/>
+              <w:jc w:val="left"/>
+            </w:pPr>
+            <w:r>
+              <w:rPr>
+                <w:b w:val="0"/>
+                <w:color w:val="000000"/>
+                <w:sz w:val="19"/>
+              </w:rPr>
+              <w:t>Date: _______________  Sign-off: _______________</w:t>
+            </w:r>
+          </w:p>
+        </w:tc>
+      </w:tr>
+    </w:tbl>
+    <w:p/>
+    <w:p>
+      <w:pPr>
+        <w:spacing w:before="200" w:after="80"/>
+        <w:jc w:val="left"/>
+        <w:pBdr>
+          <w:bottom w:val="single" w:sz="4" w:space="1" w:color="1A365D"/>
+        </w:pBdr>
+      </w:pPr>
+      <w:r>
+        <w:rPr>
+          <w:b/>
+          <w:i w:val="0"/>
+          <w:color w:val="C9A432"/>
+          <w:sz w:val="24"/>
+        </w:rPr>
+        <w:t>10.3  SCADA Data Ownership &amp; Access Rights</w:t>
+      </w:r>
+    </w:p>
+    <w:p>
+      <w:pPr>
+        <w:pStyle w:val="ListBullet"/>
+        <w:spacing w:after="60"/>
+        <w:ind w:left="283"/>
+      </w:pPr>
+      <w:r>
+        <w:rPr>
+          <w:color w:val="000000"/>
+          <w:sz w:val="21"/>
+        </w:rPr>
+        <w:t>All performance data generated by the Parks' SCADA and monitoring systems remains the exclusive property of the Client.</w:t>
+      </w:r>
+    </w:p>
+    <w:p>
+      <w:pPr>
+        <w:pStyle w:val="ListBullet"/>
+        <w:spacing w:after="60"/>
+        <w:ind w:left="283"/>
+      </w:pPr>
+      <w:r>
+        <w:rPr>
+          <w:color w:val="000000"/>
+          <w:sz w:val="21"/>
+        </w:rPr>
+        <w:t>The Service Provider is granted a licence to access, store, and process SCADA data solely for the purposes of performing services under this Agreement.</w:t>
+      </w:r>
+    </w:p>
+    <w:p>
+      <w:pPr>
+        <w:pStyle w:val="ListBullet"/>
+        <w:spacing w:after="60"/>
+        <w:ind w:left="283"/>
+      </w:pPr>
+      <w:r>
+        <w:rPr>
+          <w:color w:val="000000"/>
+          <w:sz w:val="21"/>
+        </w:rPr>
+        <w:t>The Service Provider shall not share, sell, or otherwise transfer SCADA data or derived analytics to any third party without the Client's prior written consent.</w:t>
+      </w:r>
+    </w:p>
+    <w:p>
+      <w:pPr>
+        <w:pStyle w:val="ListBullet"/>
+        <w:spacing w:after="60"/>
+        <w:ind w:left="283"/>
+      </w:pPr>
+      <w:r>
+        <w:rPr>
+          <w:color w:val="000000"/>
+          <w:sz w:val="21"/>
+        </w:rPr>
+        <w:t>On termination of this Agreement, the Service Provider shall deliver a complete export of all SCADA data collected during the Term to the Client within 14 days, in a standard format (CSV or equivalent), and shall permanently delete all retained copies.</w:t>
+      </w:r>
+    </w:p>
+    <w:p>
+      <w:pPr>
+        <w:pStyle w:val="ListBullet"/>
+        <w:spacing w:after="60"/>
+        <w:ind w:left="283"/>
+      </w:pPr>
+      <w:r>
+        <w:rPr>
+          <w:color w:val="000000"/>
+          <w:sz w:val="21"/>
+        </w:rPr>
+        <w:t>The Service Provider is responsible for the cybersecurity of any monitoring equipment, remote access credentials, or VPN connections under its direct management. Any security breach affecting SCADA access must be reported to the Client within 4 hours of discovery.</w:t>
+      </w:r>
+    </w:p>
+    <w:p/>
+    <w:p>
+      <w:pPr>
+        <w:spacing w:before="200" w:after="80"/>
+        <w:jc w:val="left"/>
+        <w:pBdr>
+          <w:bottom w:val="single" w:sz="4" w:space="1" w:color="1A365D"/>
+        </w:pBdr>
+      </w:pPr>
+      <w:r>
+        <w:rPr>
+          <w:b/>
+          <w:i w:val="0"/>
+          <w:color w:val="C9A432"/>
+          <w:sz w:val="24"/>
+        </w:rPr>
+        <w:t>10.4  Warranty Management (Optional Service)</w:t>
+      </w:r>
+    </w:p>
+    <w:p>
+      <w:pPr>
+        <w:spacing w:before="0" w:after="120"/>
+        <w:jc w:val="left"/>
+      </w:pPr>
+      <w:r>
+        <w:rPr>
+          <w:b w:val="0"/>
+          <w:i w:val="0"/>
+          <w:color w:val="000000"/>
+          <w:sz w:val="21"/>
+        </w:rPr>
+        <w:t>Warranty claim administration on behalf of the Client (for PV modules, inverters, mounting structures, or other equipment covered by manufacturer warranties) is not included in the standard Service Fee. The Service Provider may provide warranty management as an additional service upon written request, charged at the hourly rates agreed in a separate Additional Works Order (Schedule D). The Service Provider shall in all cases: (i) promptly notify the Client of any observed defect that may give rise to a warranty claim; and (ii) preserve evidence and documentation required to support a claim.</w:t>
+      </w:r>
+    </w:p>
+    <w:p/>
+    <w:p>
+      <w:pPr>
+        <w:spacing w:before="280" w:after="80"/>
+        <w:jc w:val="left"/>
+        <w:pBdr>
+          <w:bottom w:val="single" w:sz="4" w:space="1" w:color="C9A432"/>
+        </w:pBdr>
+      </w:pPr>
+      <w:r>
+        <w:rPr>
+          <w:b/>
+          <w:i w:val="0"/>
+          <w:color w:val="C9A432"/>
+          <w:sz w:val="28"/>
+        </w:rPr>
+        <w:t>Article 11 — Insurance</w:t>
       </w:r>
     </w:p>
     <w:p>
@@ -3895,7 +9769,7 @@
           <w:color w:val="C9A432"/>
           <w:sz w:val="28"/>
         </w:rPr>
-        <w:t>Article 11 — Liability &amp; Indemnity</w:t>
+        <w:t>Article 12 — Liability &amp; Indemnity</w:t>
       </w:r>
     </w:p>
     <w:p>
@@ -3908,7 +9782,7 @@
           <w:color w:val="1A365D"/>
           <w:sz w:val="21"/>
         </w:rPr>
-        <w:t xml:space="preserve">11.1  </w:t>
+        <w:t xml:space="preserve">12.1  </w:t>
       </w:r>
       <w:r>
         <w:rPr>
@@ -3928,7 +9802,7 @@
           <w:color w:val="1A365D"/>
           <w:sz w:val="21"/>
         </w:rPr>
-        <w:t xml:space="preserve">11.2  </w:t>
+        <w:t xml:space="preserve">12.2  </w:t>
       </w:r>
       <w:r>
         <w:rPr>
@@ -3948,7 +9822,7 @@
           <w:color w:val="1A365D"/>
           <w:sz w:val="21"/>
         </w:rPr>
-        <w:t xml:space="preserve">11.3  </w:t>
+        <w:t xml:space="preserve">12.3  </w:t>
       </w:r>
       <w:r>
         <w:rPr>
@@ -3968,7 +9842,7 @@
           <w:color w:val="1A365D"/>
           <w:sz w:val="21"/>
         </w:rPr>
-        <w:t xml:space="preserve">11.4  </w:t>
+        <w:t xml:space="preserve">12.4  </w:t>
       </w:r>
       <w:r>
         <w:rPr>
@@ -3993,7 +9867,7 @@
           <w:color w:val="C9A432"/>
           <w:sz w:val="28"/>
         </w:rPr>
-        <w:t>Article 12 — Force Majeure</w:t>
+        <w:t>Article 13 — Force Majeure</w:t>
       </w:r>
     </w:p>
     <w:p>
@@ -4026,7 +9900,7 @@
           <w:color w:val="C9A432"/>
           <w:sz w:val="28"/>
         </w:rPr>
-        <w:t>Article 13 — Termination</w:t>
+        <w:t>Article 14 — Termination</w:t>
       </w:r>
     </w:p>
     <w:p>
@@ -4039,7 +9913,7 @@
           <w:color w:val="1A365D"/>
           <w:sz w:val="21"/>
         </w:rPr>
-        <w:t xml:space="preserve">13.1  Termination for Convenience: </w:t>
+        <w:t xml:space="preserve">14.1  Termination for Convenience: </w:t>
       </w:r>
       <w:r>
         <w:rPr>
@@ -4059,7 +9933,7 @@
           <w:color w:val="1A365D"/>
           <w:sz w:val="21"/>
         </w:rPr>
-        <w:t xml:space="preserve">13.2  Termination for Cause: </w:t>
+        <w:t xml:space="preserve">14.2  Termination for Cause: </w:t>
       </w:r>
       <w:r>
         <w:rPr>
@@ -4079,7 +9953,7 @@
           <w:color w:val="1A365D"/>
           <w:sz w:val="21"/>
         </w:rPr>
-        <w:t xml:space="preserve">13.3  Consequences of Termination: </w:t>
+        <w:t xml:space="preserve">14.3  Consequences of Termination: </w:t>
       </w:r>
       <w:r>
         <w:rPr>
@@ -4104,7 +9978,7 @@
           <w:color w:val="C9A432"/>
           <w:sz w:val="28"/>
         </w:rPr>
-        <w:t>Article 14 — Confidentiality</w:t>
+        <w:t>Article 15 — Confidentiality</w:t>
       </w:r>
     </w:p>
     <w:p>
@@ -4137,7 +10011,7 @@
           <w:color w:val="C9A432"/>
           <w:sz w:val="28"/>
         </w:rPr>
-        <w:t>Article 15 — Governing Law &amp; Dispute Resolution</w:t>
+        <w:t>Article 16 — Governing Law &amp; Dispute Resolution</w:t>
       </w:r>
     </w:p>
     <w:p>
@@ -4152,7 +10026,7 @@
           <w:color w:val="000000"/>
           <w:sz w:val="21"/>
         </w:rPr>
-        <w:t>This Agreement shall be governed by and construed in accordance with the laws of the Republic of Cyprus. Any dispute arising out of or in connection with this Agreement shall first be submitted to good-faith mediation. If not resolved within 30 days, the dispute shall be referred to the exclusive jurisdiction of the courts of the Republic of Cyprus.</w:t>
+        <w:t>This Agreement shall be governed by and construed in accordance with the laws of the Republic of Cyprus. Any dispute arising out of or in connection with this Agreement shall first be submitted to mediation administered by the Cyprus Arbitration &amp; Mediation Centre (CAMC) in accordance with its Mediation Rules in force at the time of the dispute. If the dispute is not resolved within 45 days of the appointment of the mediator (or such longer period as the Parties may agree in writing), either Party may refer the dispute to the exclusive jurisdiction of the courts of the Republic of Cyprus.</w:t>
       </w:r>
     </w:p>
     <w:p>
@@ -4170,7 +10044,7 @@
           <w:color w:val="C9A432"/>
           <w:sz w:val="28"/>
         </w:rPr>
-        <w:t>Article 16 — General Provisions</w:t>
+        <w:t>Article 17 — General Provisions</w:t>
       </w:r>
     </w:p>
     <w:p>
@@ -4820,7 +10694,7 @@
                 <w:color w:val="000000"/>
                 <w:sz w:val="19"/>
               </w:rPr>
-              <w:t>IV-curve testing (sample)</w:t>
+              <w:t>IV-curve testing (sample, min 10% of strings)</w:t>
             </w:r>
           </w:p>
         </w:tc>
@@ -4919,7 +10793,7 @@
                 <w:color w:val="000000"/>
                 <w:sz w:val="19"/>
               </w:rPr>
-              <w:t>Grass cutting / vegetation control</w:t>
+              <w:t>IV-curve testing (FULL — all strings)</w:t>
             </w:r>
           </w:p>
         </w:tc>
@@ -4938,7 +10812,6 @@
                 <w:color w:val="000000"/>
                 <w:sz w:val="19"/>
               </w:rPr>
-              <w:t>Yes</w:t>
             </w:r>
           </w:p>
         </w:tc>
@@ -4957,7 +10830,6 @@
                 <w:color w:val="000000"/>
                 <w:sz w:val="19"/>
               </w:rPr>
-              <w:t>Yes</w:t>
             </w:r>
           </w:p>
         </w:tc>
@@ -4976,7 +10848,6 @@
                 <w:color w:val="000000"/>
                 <w:sz w:val="19"/>
               </w:rPr>
-              <w:t>Yes</w:t>
             </w:r>
           </w:p>
         </w:tc>
@@ -4995,7 +10866,7 @@
                 <w:color w:val="000000"/>
                 <w:sz w:val="19"/>
               </w:rPr>
-              <w:t>Yes</w:t>
+              <w:t>Year 2 only</w:t>
             </w:r>
           </w:p>
         </w:tc>
@@ -5017,7 +10888,7 @@
                 <w:color w:val="000000"/>
                 <w:sz w:val="19"/>
               </w:rPr>
-              <w:t>SCADA / monitoring system check</w:t>
+              <w:t>Grass cutting / vegetation control</w:t>
             </w:r>
           </w:p>
         </w:tc>
@@ -5118,7 +10989,7 @@
                 <w:color w:val="000000"/>
                 <w:sz w:val="19"/>
               </w:rPr>
-              <w:t>Insulation resistance testing</w:t>
+              <w:t>SCADA / monitoring system check</w:t>
             </w:r>
           </w:p>
         </w:tc>
@@ -5137,6 +11008,7 @@
                 <w:color w:val="000000"/>
                 <w:sz w:val="19"/>
               </w:rPr>
+              <w:t>Yes</w:t>
             </w:r>
           </w:p>
         </w:tc>
@@ -5155,6 +11027,7 @@
                 <w:color w:val="000000"/>
                 <w:sz w:val="19"/>
               </w:rPr>
+              <w:t>Yes</w:t>
             </w:r>
           </w:p>
         </w:tc>
@@ -5192,6 +11065,7 @@
                 <w:color w:val="000000"/>
                 <w:sz w:val="19"/>
               </w:rPr>
+              <w:t>Yes</w:t>
             </w:r>
           </w:p>
         </w:tc>
@@ -5213,7 +11087,7 @@
                 <w:color w:val="000000"/>
                 <w:sz w:val="19"/>
               </w:rPr>
-              <w:t>Earth continuity testing</w:t>
+              <w:t>Insulation resistance testing</w:t>
             </w:r>
           </w:p>
         </w:tc>
@@ -5311,7 +11185,7 @@
                 <w:color w:val="000000"/>
                 <w:sz w:val="19"/>
               </w:rPr>
-              <w:t>Perimeter / security inspection</w:t>
+              <w:t>Earth continuity testing</w:t>
             </w:r>
           </w:p>
         </w:tc>
@@ -5330,6 +11204,42 @@
                 <w:color w:val="000000"/>
                 <w:sz w:val="19"/>
               </w:rPr>
+            </w:r>
+          </w:p>
+        </w:tc>
+        <w:tc>
+          <w:tcPr>
+            <w:tcW w:type="dxa" w:w="1417"/>
+          </w:tcPr>
+          <w:p>
+            <w:pPr>
+              <w:spacing w:before="40" w:after="40"/>
+              <w:jc w:val="center"/>
+            </w:pPr>
+            <w:r>
+              <w:rPr>
+                <w:b w:val="0"/>
+                <w:color w:val="000000"/>
+                <w:sz w:val="19"/>
+              </w:rPr>
+            </w:r>
+          </w:p>
+        </w:tc>
+        <w:tc>
+          <w:tcPr>
+            <w:tcW w:type="dxa" w:w="1417"/>
+          </w:tcPr>
+          <w:p>
+            <w:pPr>
+              <w:spacing w:before="40" w:after="40"/>
+              <w:jc w:val="center"/>
+            </w:pPr>
+            <w:r>
+              <w:rPr>
+                <w:b w:val="0"/>
+                <w:color w:val="000000"/>
+                <w:sz w:val="19"/>
+              </w:rPr>
               <w:t>Yes</w:t>
             </w:r>
           </w:p>
@@ -5349,45 +11259,6 @@
                 <w:color w:val="000000"/>
                 <w:sz w:val="19"/>
               </w:rPr>
-              <w:t>Yes</w:t>
-            </w:r>
-          </w:p>
-        </w:tc>
-        <w:tc>
-          <w:tcPr>
-            <w:tcW w:type="dxa" w:w="1417"/>
-          </w:tcPr>
-          <w:p>
-            <w:pPr>
-              <w:spacing w:before="40" w:after="40"/>
-              <w:jc w:val="center"/>
-            </w:pPr>
-            <w:r>
-              <w:rPr>
-                <w:b w:val="0"/>
-                <w:color w:val="000000"/>
-                <w:sz w:val="19"/>
-              </w:rPr>
-              <w:t>Yes</w:t>
-            </w:r>
-          </w:p>
-        </w:tc>
-        <w:tc>
-          <w:tcPr>
-            <w:tcW w:type="dxa" w:w="1417"/>
-          </w:tcPr>
-          <w:p>
-            <w:pPr>
-              <w:spacing w:before="40" w:after="40"/>
-              <w:jc w:val="center"/>
-            </w:pPr>
-            <w:r>
-              <w:rPr>
-                <w:b w:val="0"/>
-                <w:color w:val="000000"/>
-                <w:sz w:val="19"/>
-              </w:rPr>
-              <w:t>Yes</w:t>
             </w:r>
           </w:p>
         </w:tc>
@@ -5409,7 +11280,7 @@
                 <w:color w:val="000000"/>
                 <w:sz w:val="19"/>
               </w:rPr>
-              <w:t>Post-storm emergency inspection</w:t>
+              <w:t>Perimeter / security inspection</w:t>
             </w:r>
           </w:p>
         </w:tc>
@@ -5429,7 +11300,7 @@
                 <w:color w:val="000000"/>
                 <w:sz w:val="19"/>
               </w:rPr>
-              <w:t>On demand - within 48 hours of trigger event</w:t>
+              <w:t>Yes</w:t>
             </w:r>
           </w:p>
         </w:tc>
@@ -5449,6 +11320,7 @@
                 <w:color w:val="000000"/>
                 <w:sz w:val="19"/>
               </w:rPr>
+              <w:t>Yes</w:t>
             </w:r>
           </w:p>
         </w:tc>
@@ -5468,6 +11340,7 @@
                 <w:color w:val="000000"/>
                 <w:sz w:val="19"/>
               </w:rPr>
+              <w:t>Yes</w:t>
             </w:r>
           </w:p>
         </w:tc>
@@ -5475,6 +11348,101 @@
           <w:tcPr>
             <w:tcW w:type="dxa" w:w="1417"/>
             <w:shd w:val="clear" w:color="auto" w:fill="F5F7FA"/>
+          </w:tcPr>
+          <w:p>
+            <w:pPr>
+              <w:spacing w:before="40" w:after="40"/>
+              <w:jc w:val="center"/>
+            </w:pPr>
+            <w:r>
+              <w:rPr>
+                <w:b w:val="0"/>
+                <w:color w:val="000000"/>
+                <w:sz w:val="19"/>
+              </w:rPr>
+              <w:t>Yes</w:t>
+            </w:r>
+          </w:p>
+        </w:tc>
+      </w:tr>
+      <w:tr>
+        <w:tc>
+          <w:tcPr>
+            <w:tcW w:type="dxa" w:w="2835"/>
+          </w:tcPr>
+          <w:p>
+            <w:pPr>
+              <w:spacing w:before="40" w:after="40"/>
+              <w:jc w:val="left"/>
+            </w:pPr>
+            <w:r>
+              <w:rPr>
+                <w:b w:val="0"/>
+                <w:color w:val="000000"/>
+                <w:sz w:val="19"/>
+              </w:rPr>
+              <w:t>Post-storm emergency inspection</w:t>
+            </w:r>
+          </w:p>
+        </w:tc>
+        <w:tc>
+          <w:tcPr>
+            <w:tcW w:type="dxa" w:w="1417"/>
+          </w:tcPr>
+          <w:p>
+            <w:pPr>
+              <w:spacing w:before="40" w:after="40"/>
+              <w:jc w:val="center"/>
+            </w:pPr>
+            <w:r>
+              <w:rPr>
+                <w:b w:val="0"/>
+                <w:color w:val="000000"/>
+                <w:sz w:val="19"/>
+              </w:rPr>
+              <w:t>On demand - within 48 hours of trigger event</w:t>
+            </w:r>
+          </w:p>
+        </w:tc>
+        <w:tc>
+          <w:tcPr>
+            <w:tcW w:type="dxa" w:w="1417"/>
+          </w:tcPr>
+          <w:p>
+            <w:pPr>
+              <w:spacing w:before="40" w:after="40"/>
+              <w:jc w:val="center"/>
+            </w:pPr>
+            <w:r>
+              <w:rPr>
+                <w:b w:val="0"/>
+                <w:color w:val="000000"/>
+                <w:sz w:val="19"/>
+              </w:rPr>
+            </w:r>
+          </w:p>
+        </w:tc>
+        <w:tc>
+          <w:tcPr>
+            <w:tcW w:type="dxa" w:w="1417"/>
+          </w:tcPr>
+          <w:p>
+            <w:pPr>
+              <w:spacing w:before="40" w:after="40"/>
+              <w:jc w:val="center"/>
+            </w:pPr>
+            <w:r>
+              <w:rPr>
+                <w:b w:val="0"/>
+                <w:color w:val="000000"/>
+                <w:sz w:val="19"/>
+              </w:rPr>
+            </w:r>
+          </w:p>
+        </w:tc>
+        <w:tc>
+          <w:tcPr>
+            <w:tcW w:type="dxa" w:w="1417"/>
           </w:tcPr>
           <w:p>
             <w:pPr>
@@ -5968,7 +11936,7 @@
                 <w:color w:val="000000"/>
                 <w:sz w:val="19"/>
               </w:rPr>
-              <w:t>Annual O&amp;M Fee</w:t>
+              <w:t>Annual O&amp;M Fee (ex. VAT)</w:t>
             </w:r>
           </w:p>
         </w:tc>
@@ -5987,7 +11955,7 @@
                 <w:color w:val="000000"/>
                 <w:sz w:val="19"/>
               </w:rPr>
-              <w:t>€283,500</w:t>
+              <w:t>€28,200</w:t>
             </w:r>
           </w:p>
         </w:tc>
@@ -6006,7 +11974,7 @@
                 <w:color w:val="000000"/>
                 <w:sz w:val="19"/>
               </w:rPr>
-              <w:t>€283,500</w:t>
+              <w:t>€28,200</w:t>
             </w:r>
           </w:p>
         </w:tc>
@@ -6025,7 +11993,7 @@
                 <w:color w:val="000000"/>
                 <w:sz w:val="19"/>
               </w:rPr>
-              <w:t>€567,000</w:t>
+              <w:t>€56,400</w:t>
             </w:r>
           </w:p>
         </w:tc>
@@ -6047,7 +12015,7 @@
                 <w:color w:val="000000"/>
                 <w:sz w:val="19"/>
               </w:rPr>
-              <w:t>Cleaning Sessions/yr</w:t>
+              <w:t>VAT (19%)</w:t>
             </w:r>
           </w:p>
         </w:tc>
@@ -6067,7 +12035,7 @@
                 <w:color w:val="000000"/>
                 <w:sz w:val="19"/>
               </w:rPr>
-              <w:t>2</w:t>
+              <w:t>€5,358</w:t>
             </w:r>
           </w:p>
         </w:tc>
@@ -6087,7 +12055,7 @@
                 <w:color w:val="000000"/>
                 <w:sz w:val="19"/>
               </w:rPr>
-              <w:t>2</w:t>
+              <w:t>€5,358</w:t>
             </w:r>
           </w:p>
         </w:tc>
@@ -6107,7 +12075,7 @@
                 <w:color w:val="000000"/>
                 <w:sz w:val="19"/>
               </w:rPr>
-              <w:t>4 total</w:t>
+              <w:t>€10,716</w:t>
             </w:r>
           </w:p>
         </w:tc>
@@ -6128,6 +12096,245 @@
                 <w:color w:val="000000"/>
                 <w:sz w:val="19"/>
               </w:rPr>
+              <w:t>Annual O&amp;M Fee (incl. VAT)</w:t>
+            </w:r>
+          </w:p>
+        </w:tc>
+        <w:tc>
+          <w:tcPr>
+            <w:tcW w:type="dxa" w:w="2268"/>
+          </w:tcPr>
+          <w:p>
+            <w:pPr>
+              <w:spacing w:before="40" w:after="40"/>
+              <w:jc w:val="left"/>
+            </w:pPr>
+            <w:r>
+              <w:rPr>
+                <w:b w:val="0"/>
+                <w:color w:val="000000"/>
+                <w:sz w:val="19"/>
+              </w:rPr>
+              <w:t>€33,558</w:t>
+            </w:r>
+          </w:p>
+        </w:tc>
+        <w:tc>
+          <w:tcPr>
+            <w:tcW w:type="dxa" w:w="2268"/>
+          </w:tcPr>
+          <w:p>
+            <w:pPr>
+              <w:spacing w:before="40" w:after="40"/>
+              <w:jc w:val="left"/>
+            </w:pPr>
+            <w:r>
+              <w:rPr>
+                <w:b w:val="0"/>
+                <w:color w:val="000000"/>
+                <w:sz w:val="19"/>
+              </w:rPr>
+              <w:t>€33,558</w:t>
+            </w:r>
+          </w:p>
+        </w:tc>
+        <w:tc>
+          <w:tcPr>
+            <w:tcW w:type="dxa" w:w="1701"/>
+          </w:tcPr>
+          <w:p>
+            <w:pPr>
+              <w:spacing w:before="40" w:after="40"/>
+              <w:jc w:val="center"/>
+            </w:pPr>
+            <w:r>
+              <w:rPr>
+                <w:b w:val="0"/>
+                <w:color w:val="000000"/>
+                <w:sz w:val="19"/>
+              </w:rPr>
+              <w:t>€67,116</w:t>
+            </w:r>
+          </w:p>
+        </w:tc>
+      </w:tr>
+      <w:tr>
+        <w:tc>
+          <w:tcPr>
+            <w:tcW w:type="dxa" w:w="2835"/>
+            <w:shd w:val="clear" w:color="auto" w:fill="F5F7FA"/>
+          </w:tcPr>
+          <w:p>
+            <w:pPr>
+              <w:spacing w:before="40" w:after="40"/>
+              <w:jc w:val="left"/>
+            </w:pPr>
+            <w:r>
+              <w:rPr>
+                <w:b/>
+                <w:color w:val="000000"/>
+                <w:sz w:val="19"/>
+              </w:rPr>
+              <w:t>Monthly Fee (incl. VAT)</w:t>
+            </w:r>
+          </w:p>
+        </w:tc>
+        <w:tc>
+          <w:tcPr>
+            <w:tcW w:type="dxa" w:w="2268"/>
+            <w:shd w:val="clear" w:color="auto" w:fill="F5F7FA"/>
+          </w:tcPr>
+          <w:p>
+            <w:pPr>
+              <w:spacing w:before="40" w:after="40"/>
+              <w:jc w:val="left"/>
+            </w:pPr>
+            <w:r>
+              <w:rPr>
+                <w:b w:val="0"/>
+                <w:color w:val="000000"/>
+                <w:sz w:val="19"/>
+              </w:rPr>
+              <w:t>€2,796.50</w:t>
+            </w:r>
+          </w:p>
+        </w:tc>
+        <w:tc>
+          <w:tcPr>
+            <w:tcW w:type="dxa" w:w="2268"/>
+            <w:shd w:val="clear" w:color="auto" w:fill="F5F7FA"/>
+          </w:tcPr>
+          <w:p>
+            <w:pPr>
+              <w:spacing w:before="40" w:after="40"/>
+              <w:jc w:val="left"/>
+            </w:pPr>
+            <w:r>
+              <w:rPr>
+                <w:b w:val="0"/>
+                <w:color w:val="000000"/>
+                <w:sz w:val="19"/>
+              </w:rPr>
+              <w:t>€2,796.50</w:t>
+            </w:r>
+          </w:p>
+        </w:tc>
+        <w:tc>
+          <w:tcPr>
+            <w:tcW w:type="dxa" w:w="1701"/>
+            <w:shd w:val="clear" w:color="auto" w:fill="F5F7FA"/>
+          </w:tcPr>
+          <w:p>
+            <w:pPr>
+              <w:spacing w:before="40" w:after="40"/>
+              <w:jc w:val="center"/>
+            </w:pPr>
+            <w:r>
+              <w:rPr>
+                <w:b w:val="0"/>
+                <w:color w:val="000000"/>
+                <w:sz w:val="19"/>
+              </w:rPr>
+              <w:t>€5,593.00</w:t>
+            </w:r>
+          </w:p>
+        </w:tc>
+      </w:tr>
+      <w:tr>
+        <w:tc>
+          <w:tcPr>
+            <w:tcW w:type="dxa" w:w="2835"/>
+          </w:tcPr>
+          <w:p>
+            <w:pPr>
+              <w:spacing w:before="40" w:after="40"/>
+              <w:jc w:val="left"/>
+            </w:pPr>
+            <w:r>
+              <w:rPr>
+                <w:b/>
+                <w:color w:val="000000"/>
+                <w:sz w:val="19"/>
+              </w:rPr>
+              <w:t>Cleaning Sessions/yr</w:t>
+            </w:r>
+          </w:p>
+        </w:tc>
+        <w:tc>
+          <w:tcPr>
+            <w:tcW w:type="dxa" w:w="2268"/>
+          </w:tcPr>
+          <w:p>
+            <w:pPr>
+              <w:spacing w:before="40" w:after="40"/>
+              <w:jc w:val="left"/>
+            </w:pPr>
+            <w:r>
+              <w:rPr>
+                <w:b w:val="0"/>
+                <w:color w:val="000000"/>
+                <w:sz w:val="19"/>
+              </w:rPr>
+              <w:t>2</w:t>
+            </w:r>
+          </w:p>
+        </w:tc>
+        <w:tc>
+          <w:tcPr>
+            <w:tcW w:type="dxa" w:w="2268"/>
+          </w:tcPr>
+          <w:p>
+            <w:pPr>
+              <w:spacing w:before="40" w:after="40"/>
+              <w:jc w:val="left"/>
+            </w:pPr>
+            <w:r>
+              <w:rPr>
+                <w:b w:val="0"/>
+                <w:color w:val="000000"/>
+                <w:sz w:val="19"/>
+              </w:rPr>
+              <w:t>2</w:t>
+            </w:r>
+          </w:p>
+        </w:tc>
+        <w:tc>
+          <w:tcPr>
+            <w:tcW w:type="dxa" w:w="1701"/>
+          </w:tcPr>
+          <w:p>
+            <w:pPr>
+              <w:spacing w:before="40" w:after="40"/>
+              <w:jc w:val="center"/>
+            </w:pPr>
+            <w:r>
+              <w:rPr>
+                <w:b w:val="0"/>
+                <w:color w:val="000000"/>
+                <w:sz w:val="19"/>
+              </w:rPr>
+              <w:t>4 total</w:t>
+            </w:r>
+          </w:p>
+        </w:tc>
+      </w:tr>
+      <w:tr>
+        <w:tc>
+          <w:tcPr>
+            <w:tcW w:type="dxa" w:w="2835"/>
+            <w:shd w:val="clear" w:color="auto" w:fill="F5F7FA"/>
+          </w:tcPr>
+          <w:p>
+            <w:pPr>
+              <w:spacing w:before="40" w:after="40"/>
+              <w:jc w:val="left"/>
+            </w:pPr>
+            <w:r>
+              <w:rPr>
+                <w:b/>
+                <w:color w:val="000000"/>
+                <w:sz w:val="19"/>
+              </w:rPr>
               <w:t>Availability Guarantee</w:t>
             </w:r>
           </w:p>
@@ -6135,6 +12342,7 @@
         <w:tc>
           <w:tcPr>
             <w:tcW w:type="dxa" w:w="2268"/>
+            <w:shd w:val="clear" w:color="auto" w:fill="F5F7FA"/>
           </w:tcPr>
           <w:p>
             <w:pPr>
@@ -6154,6 +12362,7 @@
         <w:tc>
           <w:tcPr>
             <w:tcW w:type="dxa" w:w="2268"/>
+            <w:shd w:val="clear" w:color="auto" w:fill="F5F7FA"/>
           </w:tcPr>
           <w:p>
             <w:pPr>
@@ -6173,6 +12382,7 @@
         <w:tc>
           <w:tcPr>
             <w:tcW w:type="dxa" w:w="1701"/>
+            <w:shd w:val="clear" w:color="auto" w:fill="F5F7FA"/>
           </w:tcPr>
           <w:p>
             <w:pPr>
